--- a/SN - Social Networks/SN_Missing_Answers.docx
+++ b/SN - Social Networks/SN_Missing_Answers.docx
@@ -65,19 +65,7 @@
           <w:szCs w:val="28"/>
           <w14:ligatures w14:val="standardContextual"/>
         </w:rPr>
-        <w:t>Missing</w:t>
-      </w:r>
-      <w:r>
-        <w:rPr>
-          <w:rFonts w:asciiTheme="minorHAnsi" w:eastAsia="Aptos" w:hAnsiTheme="minorHAnsi" w:cstheme="minorHAnsi"/>
-          <w:b/>
-          <w:w w:val="120"/>
-          <w:kern w:val="2"/>
-          <w:sz w:val="28"/>
-          <w:szCs w:val="28"/>
-          <w14:ligatures w14:val="standardContextual"/>
-        </w:rPr>
-        <w:t xml:space="preserve"> Answer</w:t>
+        <w:t>Missing Answer</w:t>
       </w:r>
     </w:p>
     <w:tbl>
@@ -264,8 +252,6 @@
                     <w:cnfStyle w:val="100000000000" w:firstRow="1" w:lastRow="0" w:firstColumn="0" w:lastColumn="0" w:oddVBand="0" w:evenVBand="0" w:oddHBand="0" w:evenHBand="0" w:firstRowFirstColumn="0" w:firstRowLastColumn="0" w:lastRowFirstColumn="0" w:lastRowLastColumn="0"/>
                     <w:rPr>
                       <w:rFonts w:asciiTheme="minorHAnsi" w:hAnsiTheme="minorHAnsi" w:cstheme="minorHAnsi"/>
-                      <w:b/>
-                      <w:bCs/>
                       <w:sz w:val="28"/>
                       <w:szCs w:val="28"/>
                     </w:rPr>
@@ -273,8 +259,6 @@
                   <w:r>
                     <w:rPr>
                       <w:rFonts w:asciiTheme="minorHAnsi" w:hAnsiTheme="minorHAnsi" w:cstheme="minorHAnsi"/>
-                      <w:b/>
-                      <w:bCs/>
                       <w:sz w:val="28"/>
                       <w:szCs w:val="28"/>
                     </w:rPr>
@@ -294,8 +278,6 @@
                     <w:cnfStyle w:val="100000000000" w:firstRow="1" w:lastRow="0" w:firstColumn="0" w:lastColumn="0" w:oddVBand="0" w:evenVBand="0" w:oddHBand="0" w:evenHBand="0" w:firstRowFirstColumn="0" w:firstRowLastColumn="0" w:lastRowFirstColumn="0" w:lastRowLastColumn="0"/>
                     <w:rPr>
                       <w:rFonts w:asciiTheme="minorHAnsi" w:hAnsiTheme="minorHAnsi" w:cstheme="minorHAnsi"/>
-                      <w:b/>
-                      <w:bCs/>
                       <w:sz w:val="28"/>
                       <w:szCs w:val="28"/>
                     </w:rPr>
@@ -303,8 +285,6 @@
                   <w:r>
                     <w:rPr>
                       <w:rFonts w:asciiTheme="minorHAnsi" w:hAnsiTheme="minorHAnsi" w:cstheme="minorHAnsi"/>
-                      <w:b/>
-                      <w:bCs/>
                       <w:sz w:val="28"/>
                       <w:szCs w:val="28"/>
                     </w:rPr>
@@ -354,7 +334,7 @@
                       <w:sz w:val="28"/>
                       <w:szCs w:val="28"/>
                     </w:rPr>
-                    <w:t>Refers to the use of online platforms to build and maintain social relationships, communities, and networks1.</w:t>
+                    <w:t>Refers to the use of online platforms to build and maintain social relationships, communities, and networks</w:t>
                   </w:r>
                 </w:p>
               </w:tc>
@@ -378,7 +358,7 @@
                       <w:sz w:val="28"/>
                       <w:szCs w:val="28"/>
                     </w:rPr>
-                    <w:t>Refers to the use of online platforms to create, share, and exchange user-generated content1.</w:t>
+                    <w:t>Refers to the use of online platforms to create, share, and exchange user-generated content</w:t>
                   </w:r>
                 </w:p>
               </w:tc>
@@ -424,7 +404,7 @@
                       <w:sz w:val="28"/>
                       <w:szCs w:val="28"/>
                     </w:rPr>
-                    <w:t>Examples of social networking sites include LinkedIn, Facebook, and Twitter1.</w:t>
+                    <w:t>Examples of social networking sites include LinkedIn, Facebook, and Twitter</w:t>
                   </w:r>
                 </w:p>
               </w:tc>
@@ -448,7 +428,7 @@
                       <w:sz w:val="28"/>
                       <w:szCs w:val="28"/>
                     </w:rPr>
-                    <w:t>Examples of social media sites include YouTube, Instagram, and Flickr1.</w:t>
+                    <w:t>Examples of social media sites include YouTube, Instagram, and Flickr</w:t>
                   </w:r>
                 </w:p>
               </w:tc>
@@ -494,7 +474,7 @@
                       <w:sz w:val="28"/>
                       <w:szCs w:val="28"/>
                     </w:rPr>
-                    <w:t>The primary focus is on connecting with people and building relationships1.</w:t>
+                    <w:t>The primary focus is on connecting with people and building relationships</w:t>
                   </w:r>
                 </w:p>
               </w:tc>
@@ -518,7 +498,7 @@
                       <w:sz w:val="28"/>
                       <w:szCs w:val="28"/>
                     </w:rPr>
-                    <w:t>The primary focus is on content creation and sharing1.</w:t>
+                    <w:t>The primary focus is on content creation and sharing</w:t>
                   </w:r>
                 </w:p>
               </w:tc>
@@ -564,7 +544,7 @@
                       <w:sz w:val="28"/>
                       <w:szCs w:val="28"/>
                     </w:rPr>
-                    <w:t>Users can create profiles, connect with other users, and share updates, messages, and multimedia content1.</w:t>
+                    <w:t>Users can create profiles, connect with other users, and share updates, messages, and multimedia content</w:t>
                   </w:r>
                 </w:p>
               </w:tc>
@@ -588,7 +568,7 @@
                       <w:sz w:val="28"/>
                       <w:szCs w:val="28"/>
                     </w:rPr>
-                    <w:t>Users can create, upload, and share various forms of content, such as text, images, videos, and audio1.</w:t>
+                    <w:t>Users can create, upload, and share various forms of content, such as text, images, videos, and audio</w:t>
                   </w:r>
                 </w:p>
               </w:tc>
@@ -634,7 +614,7 @@
                       <w:sz w:val="28"/>
                       <w:szCs w:val="28"/>
                     </w:rPr>
-                    <w:t>Social networking sites often have privacy settings that allow users to control who can view their profiles and content1.</w:t>
+                    <w:t>Social networking sites often have privacy settings that allow users to control who can view their profiles and content</w:t>
                   </w:r>
                 </w:p>
               </w:tc>
@@ -658,7 +638,7 @@
                       <w:sz w:val="28"/>
                       <w:szCs w:val="28"/>
                     </w:rPr>
-                    <w:t>Social media sites may have privacy settings, but the emphasis is on public sharing and visibility1.</w:t>
+                    <w:t>Social media sites may have privacy settings, but the emphasis is on public sharing and visibility</w:t>
                   </w:r>
                 </w:p>
               </w:tc>
@@ -704,7 +684,7 @@
                       <w:sz w:val="28"/>
                       <w:szCs w:val="28"/>
                     </w:rPr>
-                    <w:t>Social networking sites can be used for both personal and professional purposes1.</w:t>
+                    <w:t>Social networking sites can be used for both personal and professional purposes</w:t>
                   </w:r>
                 </w:p>
               </w:tc>
@@ -728,7 +708,7 @@
                       <w:sz w:val="28"/>
                       <w:szCs w:val="28"/>
                     </w:rPr>
-                    <w:t>Social media sites are primarily used for personal purposes, but they can also be used for business and marketing1.</w:t>
+                    <w:t>Social media sites are primarily used for personal purposes, but they can also be used for business and marketing</w:t>
                   </w:r>
                 </w:p>
               </w:tc>
@@ -774,7 +754,7 @@
                       <w:sz w:val="28"/>
                       <w:szCs w:val="28"/>
                     </w:rPr>
-                    <w:t>Social networking sites can facilitate the formation of new relationships and the strengthening of existing ones1.</w:t>
+                    <w:t>Social networking sites can facilitate the formation of new relationships and the strengthening of existing ones</w:t>
                   </w:r>
                 </w:p>
               </w:tc>
@@ -798,7 +778,7 @@
                       <w:sz w:val="28"/>
                       <w:szCs w:val="28"/>
                     </w:rPr>
-                    <w:t>Social media sites can help users discover and share new content, as well as engage with other users who have similar interests1.</w:t>
+                    <w:t>Social media sites can help users discover and share new content, as well as engage with other users who have similar interests</w:t>
                   </w:r>
                 </w:p>
               </w:tc>
@@ -844,7 +824,7 @@
                       <w:sz w:val="28"/>
                       <w:szCs w:val="28"/>
                     </w:rPr>
-                    <w:t>Social networking sites can be used to build and maintain professional networks, find job opportunities, and collaborate with colleagues1.</w:t>
+                    <w:t>Social networking sites can be used to build and maintain professional networks, find job opportunities, and collaborate with colleagues</w:t>
                   </w:r>
                 </w:p>
               </w:tc>
@@ -868,7 +848,7 @@
                       <w:sz w:val="28"/>
                       <w:szCs w:val="28"/>
                     </w:rPr>
-                    <w:t>Social media sites can be used to showcase personal interests, hobbies, and creativity, as well as to connect with like-minded individuals1.</w:t>
+                    <w:t>Social media sites can be used to showcase personal interests, hobbies, and creativity, as well as to connect with like-minded individuals</w:t>
                   </w:r>
                 </w:p>
               </w:tc>
@@ -1406,7 +1386,7 @@
                 </mc:Choice>
                 <mc:Fallback>
                   <w:pict>
-                    <v:rect w14:anchorId="5ABB328D" id="Rectangle 1" o:spid="_x0000_s1026" style="position:absolute;margin-left:10.2pt;margin-top:3.45pt;width:286.2pt;height:480.6pt;z-index:-251657728;visibility:visible;mso-wrap-style:square;mso-height-percent:0;mso-wrap-distance-left:9pt;mso-wrap-distance-top:0;mso-wrap-distance-right:9pt;mso-wrap-distance-bottom:0;mso-position-horizontal:absolute;mso-position-horizontal-relative:text;mso-position-vertical:absolute;mso-position-vertical-relative:text;mso-height-percent:0;mso-height-relative:margin;v-text-anchor:middle" o:gfxdata="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" fillcolor="black [3200]" strokecolor="black [480]" strokeweight="2pt"/>
+                    <v:rect w14:anchorId="08741155" id="Rectangle 1" o:spid="_x0000_s1026" style="position:absolute;margin-left:10.2pt;margin-top:3.45pt;width:286.2pt;height:480.6pt;z-index:-251657728;visibility:visible;mso-wrap-style:square;mso-height-percent:0;mso-wrap-distance-left:9pt;mso-wrap-distance-top:0;mso-wrap-distance-right:9pt;mso-wrap-distance-bottom:0;mso-position-horizontal:absolute;mso-position-horizontal-relative:text;mso-position-vertical:absolute;mso-position-vertical-relative:text;mso-height-percent:0;mso-height-relative:margin;v-text-anchor:middle" o:gfxdata="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" fillcolor="black [3200]" strokecolor="black [480]" strokeweight="2pt"/>
                   </w:pict>
                 </mc:Fallback>
               </mc:AlternateContent>
@@ -2358,25 +2338,7 @@
                 <w:szCs w:val="28"/>
                 <w:lang w:val="en-IN"/>
               </w:rPr>
-              <w:t xml:space="preserve">In this example, </w:t>
-            </w:r>
-            <w:r>
-              <w:rPr>
-                <w:rFonts w:asciiTheme="minorHAnsi" w:hAnsiTheme="minorHAnsi" w:cstheme="minorHAnsi"/>
-                <w:sz w:val="28"/>
-                <w:szCs w:val="28"/>
-                <w:lang w:val="en-IN"/>
-              </w:rPr>
-              <w:t>W</w:t>
-            </w:r>
-            <w:r>
-              <w:rPr>
-                <w:rFonts w:asciiTheme="minorHAnsi" w:hAnsiTheme="minorHAnsi" w:cstheme="minorHAnsi"/>
-                <w:sz w:val="28"/>
-                <w:szCs w:val="28"/>
-                <w:lang w:val="en-IN"/>
-              </w:rPr>
-              <w:t xml:space="preserve">e first import the </w:t>
+              <w:t xml:space="preserve">In this example, We first import the </w:t>
             </w:r>
             <w:proofErr w:type="spellStart"/>
             <w:r>
@@ -2621,6 +2583,14 @@
             <w:tblPr>
               <w:tblStyle w:val="ListTable5Dark-Accent5"/>
               <w:tblW w:w="8958" w:type="dxa"/>
+              <w:tblBorders>
+                <w:top w:val="single" w:sz="4" w:space="0" w:color="auto"/>
+                <w:left w:val="single" w:sz="4" w:space="0" w:color="auto"/>
+                <w:bottom w:val="single" w:sz="4" w:space="0" w:color="auto"/>
+                <w:right w:val="single" w:sz="4" w:space="0" w:color="auto"/>
+                <w:insideH w:val="single" w:sz="4" w:space="0" w:color="auto"/>
+                <w:insideV w:val="single" w:sz="4" w:space="0" w:color="auto"/>
+              </w:tblBorders>
               <w:tblLayout w:type="fixed"/>
               <w:tblLook w:val="04A0" w:firstRow="1" w:lastRow="0" w:firstColumn="1" w:lastColumn="0" w:noHBand="0" w:noVBand="1"/>
             </w:tblPr>
@@ -2637,6 +2607,10 @@
                 <w:tcPr>
                   <w:cnfStyle w:val="001000000100" w:firstRow="0" w:lastRow="0" w:firstColumn="1" w:lastColumn="0" w:oddVBand="0" w:evenVBand="0" w:oddHBand="0" w:evenHBand="0" w:firstRowFirstColumn="1" w:firstRowLastColumn="0" w:lastRowFirstColumn="0" w:lastRowLastColumn="0"/>
                   <w:tcW w:w="672" w:type="dxa"/>
+                  <w:tcBorders>
+                    <w:bottom w:val="none" w:sz="0" w:space="0" w:color="auto"/>
+                    <w:right w:val="none" w:sz="0" w:space="0" w:color="auto"/>
+                  </w:tcBorders>
                 </w:tcPr>
                 <w:p>
                   <w:pPr>
@@ -2653,11 +2627,15 @@
               <w:tc>
                 <w:tcPr>
                   <w:tcW w:w="4044" w:type="dxa"/>
+                  <w:tcBorders>
+                    <w:bottom w:val="none" w:sz="0" w:space="0" w:color="auto"/>
+                  </w:tcBorders>
                   <w:noWrap/>
                   <w:hideMark/>
                 </w:tcPr>
                 <w:p>
                   <w:pPr>
+                    <w:jc w:val="center"/>
                     <w:cnfStyle w:val="100000000000" w:firstRow="1" w:lastRow="0" w:firstColumn="0" w:lastColumn="0" w:oddVBand="0" w:evenVBand="0" w:oddHBand="0" w:evenHBand="0" w:firstRowFirstColumn="0" w:firstRowLastColumn="0" w:lastRowFirstColumn="0" w:lastRowLastColumn="0"/>
                     <w:rPr>
                       <w:rFonts w:asciiTheme="minorHAnsi" w:hAnsiTheme="minorHAnsi" w:cstheme="minorHAnsi"/>
@@ -2682,11 +2660,15 @@
               <w:tc>
                 <w:tcPr>
                   <w:tcW w:w="4242" w:type="dxa"/>
+                  <w:tcBorders>
+                    <w:bottom w:val="none" w:sz="0" w:space="0" w:color="auto"/>
+                  </w:tcBorders>
                   <w:noWrap/>
                   <w:hideMark/>
                 </w:tcPr>
                 <w:p>
                   <w:pPr>
+                    <w:jc w:val="center"/>
                     <w:cnfStyle w:val="100000000000" w:firstRow="1" w:lastRow="0" w:firstColumn="0" w:lastColumn="0" w:oddVBand="0" w:evenVBand="0" w:oddHBand="0" w:evenHBand="0" w:firstRowFirstColumn="0" w:firstRowLastColumn="0" w:lastRowFirstColumn="0" w:lastRowLastColumn="0"/>
                     <w:rPr>
                       <w:rFonts w:asciiTheme="minorHAnsi" w:hAnsiTheme="minorHAnsi" w:cstheme="minorHAnsi"/>
@@ -2717,6 +2699,11 @@
                 <w:tcPr>
                   <w:cnfStyle w:val="001000000000" w:firstRow="0" w:lastRow="0" w:firstColumn="1" w:lastColumn="0" w:oddVBand="0" w:evenVBand="0" w:oddHBand="0" w:evenHBand="0" w:firstRowFirstColumn="0" w:firstRowLastColumn="0" w:lastRowFirstColumn="0" w:lastRowLastColumn="0"/>
                   <w:tcW w:w="672" w:type="dxa"/>
+                  <w:tcBorders>
+                    <w:top w:val="none" w:sz="0" w:space="0" w:color="auto"/>
+                    <w:bottom w:val="none" w:sz="0" w:space="0" w:color="auto"/>
+                    <w:right w:val="none" w:sz="0" w:space="0" w:color="auto"/>
+                  </w:tcBorders>
                 </w:tcPr>
                 <w:p>
                   <w:pPr>
@@ -2738,6 +2725,10 @@
               <w:tc>
                 <w:tcPr>
                   <w:tcW w:w="4044" w:type="dxa"/>
+                  <w:tcBorders>
+                    <w:top w:val="none" w:sz="0" w:space="0" w:color="auto"/>
+                    <w:bottom w:val="none" w:sz="0" w:space="0" w:color="auto"/>
+                  </w:tcBorders>
                   <w:hideMark/>
                 </w:tcPr>
                 <w:p>
@@ -2759,13 +2750,17 @@
                       <w:szCs w:val="28"/>
                       <w:lang w:val="en-IN" w:eastAsia="en-IN"/>
                     </w:rPr>
-                    <w:t>Edges have a direction, going from one vertex to another, forming ordered pairs of vertices where the order matters1.</w:t>
+                    <w:t>Edges have a direction, going from one vertex to another, forming ordered pairs of vertices where the order matters</w:t>
                   </w:r>
                 </w:p>
               </w:tc>
               <w:tc>
                 <w:tcPr>
                   <w:tcW w:w="4242" w:type="dxa"/>
+                  <w:tcBorders>
+                    <w:top w:val="none" w:sz="0" w:space="0" w:color="auto"/>
+                    <w:bottom w:val="none" w:sz="0" w:space="0" w:color="auto"/>
+                  </w:tcBorders>
                   <w:hideMark/>
                 </w:tcPr>
                 <w:p>
@@ -2787,7 +2782,7 @@
                       <w:szCs w:val="28"/>
                       <w:lang w:val="en-IN" w:eastAsia="en-IN"/>
                     </w:rPr>
-                    <w:t>Edges do not have a direction, representing unordered pairs of vertices where the order does not matter1.</w:t>
+                    <w:t>Edges do not have a direction, representing unordered pairs of vertices where the order does not matter</w:t>
                   </w:r>
                 </w:p>
               </w:tc>
@@ -2797,6 +2792,9 @@
                 <w:tcPr>
                   <w:cnfStyle w:val="001000000000" w:firstRow="0" w:lastRow="0" w:firstColumn="1" w:lastColumn="0" w:oddVBand="0" w:evenVBand="0" w:oddHBand="0" w:evenHBand="0" w:firstRowFirstColumn="0" w:firstRowLastColumn="0" w:lastRowFirstColumn="0" w:lastRowLastColumn="0"/>
                   <w:tcW w:w="672" w:type="dxa"/>
+                  <w:tcBorders>
+                    <w:right w:val="none" w:sz="0" w:space="0" w:color="auto"/>
+                  </w:tcBorders>
                 </w:tcPr>
                 <w:p>
                   <w:pPr>
@@ -2839,7 +2837,7 @@
                       <w:szCs w:val="28"/>
                       <w:lang w:val="en-IN" w:eastAsia="en-IN"/>
                     </w:rPr>
-                    <w:t>Suitable for representing asymmetric relationships like "follows" on social media or "parent of" relationships1.</w:t>
+                    <w:t>Suitable for representing asymmetric relationships like "follows" on social media or "parent of" relationships</w:t>
                   </w:r>
                 </w:p>
               </w:tc>
@@ -2867,7 +2865,7 @@
                       <w:szCs w:val="28"/>
                       <w:lang w:val="en-IN" w:eastAsia="en-IN"/>
                     </w:rPr>
-                    <w:t>Ideal for symmetric relationships such as friendships or connections between cities1.</w:t>
+                    <w:t>Ideal for symmetric relationships such as friendships or connections between cities</w:t>
                   </w:r>
                 </w:p>
               </w:tc>
@@ -2880,6 +2878,11 @@
                 <w:tcPr>
                   <w:cnfStyle w:val="001000000000" w:firstRow="0" w:lastRow="0" w:firstColumn="1" w:lastColumn="0" w:oddVBand="0" w:evenVBand="0" w:oddHBand="0" w:evenHBand="0" w:firstRowFirstColumn="0" w:firstRowLastColumn="0" w:lastRowFirstColumn="0" w:lastRowLastColumn="0"/>
                   <w:tcW w:w="672" w:type="dxa"/>
+                  <w:tcBorders>
+                    <w:top w:val="none" w:sz="0" w:space="0" w:color="auto"/>
+                    <w:bottom w:val="none" w:sz="0" w:space="0" w:color="auto"/>
+                    <w:right w:val="none" w:sz="0" w:space="0" w:color="auto"/>
+                  </w:tcBorders>
                 </w:tcPr>
                 <w:p>
                   <w:pPr>
@@ -2901,6 +2904,10 @@
               <w:tc>
                 <w:tcPr>
                   <w:tcW w:w="4044" w:type="dxa"/>
+                  <w:tcBorders>
+                    <w:top w:val="none" w:sz="0" w:space="0" w:color="auto"/>
+                    <w:bottom w:val="none" w:sz="0" w:space="0" w:color="auto"/>
+                  </w:tcBorders>
                   <w:hideMark/>
                 </w:tcPr>
                 <w:p>
@@ -2922,13 +2929,17 @@
                       <w:szCs w:val="28"/>
                       <w:lang w:val="en-IN" w:eastAsia="en-IN"/>
                     </w:rPr>
-                    <w:t>Can have edges from vertex A to vertex B without an edge from B to A, indicating one-way relationships1.</w:t>
+                    <w:t>Can have edges from vertex A to vertex B without an edge from B to A, indicating one-way relationships</w:t>
                   </w:r>
                 </w:p>
               </w:tc>
               <w:tc>
                 <w:tcPr>
                   <w:tcW w:w="4242" w:type="dxa"/>
+                  <w:tcBorders>
+                    <w:top w:val="none" w:sz="0" w:space="0" w:color="auto"/>
+                    <w:bottom w:val="none" w:sz="0" w:space="0" w:color="auto"/>
+                  </w:tcBorders>
                   <w:hideMark/>
                 </w:tcPr>
                 <w:p>
@@ -2950,7 +2961,7 @@
                       <w:szCs w:val="28"/>
                       <w:lang w:val="en-IN" w:eastAsia="en-IN"/>
                     </w:rPr>
-                    <w:t>Require an edge between vertex A and vertex B to imply an edge between B and A, showcasing mutual relationships1.</w:t>
+                    <w:t>Require an edge between vertex A and vertex B to imply an edge between B and A, showcasing mutual relationships</w:t>
                   </w:r>
                 </w:p>
               </w:tc>
@@ -2960,6 +2971,9 @@
                 <w:tcPr>
                   <w:cnfStyle w:val="001000000000" w:firstRow="0" w:lastRow="0" w:firstColumn="1" w:lastColumn="0" w:oddVBand="0" w:evenVBand="0" w:oddHBand="0" w:evenHBand="0" w:firstRowFirstColumn="0" w:firstRowLastColumn="0" w:lastRowFirstColumn="0" w:lastRowLastColumn="0"/>
                   <w:tcW w:w="672" w:type="dxa"/>
+                  <w:tcBorders>
+                    <w:right w:val="none" w:sz="0" w:space="0" w:color="auto"/>
+                  </w:tcBorders>
                 </w:tcPr>
                 <w:p>
                   <w:pPr>
@@ -3002,7 +3016,7 @@
                       <w:szCs w:val="28"/>
                       <w:lang w:val="en-IN" w:eastAsia="en-IN"/>
                     </w:rPr>
-                    <w:t>Used to model scenarios like email networks or citation networks where the direction of interaction matters1.</w:t>
+                    <w:t>Used to model scenarios like email networks or citation networks where the direction of interaction matters</w:t>
                   </w:r>
                 </w:p>
               </w:tc>
@@ -3030,7 +3044,7 @@
                       <w:szCs w:val="28"/>
                       <w:lang w:val="en-IN" w:eastAsia="en-IN"/>
                     </w:rPr>
-                    <w:t>Commonly used for road networks or friendship networks where interactions are bidirectional and symmetric1.</w:t>
+                    <w:t>Commonly used for road networks or friendship networks where interactions are bidirectional and symmetric</w:t>
                   </w:r>
                 </w:p>
               </w:tc>
@@ -3043,6 +3057,11 @@
                 <w:tcPr>
                   <w:cnfStyle w:val="001000000000" w:firstRow="0" w:lastRow="0" w:firstColumn="1" w:lastColumn="0" w:oddVBand="0" w:evenVBand="0" w:oddHBand="0" w:evenHBand="0" w:firstRowFirstColumn="0" w:firstRowLastColumn="0" w:lastRowFirstColumn="0" w:lastRowLastColumn="0"/>
                   <w:tcW w:w="672" w:type="dxa"/>
+                  <w:tcBorders>
+                    <w:top w:val="none" w:sz="0" w:space="0" w:color="auto"/>
+                    <w:bottom w:val="none" w:sz="0" w:space="0" w:color="auto"/>
+                    <w:right w:val="none" w:sz="0" w:space="0" w:color="auto"/>
+                  </w:tcBorders>
                 </w:tcPr>
                 <w:p>
                   <w:pPr>
@@ -3064,6 +3083,10 @@
               <w:tc>
                 <w:tcPr>
                   <w:tcW w:w="4044" w:type="dxa"/>
+                  <w:tcBorders>
+                    <w:top w:val="none" w:sz="0" w:space="0" w:color="auto"/>
+                    <w:bottom w:val="none" w:sz="0" w:space="0" w:color="auto"/>
+                  </w:tcBorders>
                   <w:hideMark/>
                 </w:tcPr>
                 <w:p>
@@ -3085,13 +3108,17 @@
                       <w:szCs w:val="28"/>
                       <w:lang w:val="en-IN" w:eastAsia="en-IN"/>
                     </w:rPr>
-                    <w:t>Represented by ordered pairs of vertices, emphasizing the flow or direction of relationships1.</w:t>
+                    <w:t>Represented by ordered pairs of vertices, emphasizing the flow or direction of relationships</w:t>
                   </w:r>
                 </w:p>
               </w:tc>
               <w:tc>
                 <w:tcPr>
                   <w:tcW w:w="4242" w:type="dxa"/>
+                  <w:tcBorders>
+                    <w:top w:val="none" w:sz="0" w:space="0" w:color="auto"/>
+                    <w:bottom w:val="none" w:sz="0" w:space="0" w:color="auto"/>
+                  </w:tcBorders>
                   <w:hideMark/>
                 </w:tcPr>
                 <w:p>
@@ -3113,7 +3140,7 @@
                       <w:szCs w:val="28"/>
                       <w:lang w:val="en-IN" w:eastAsia="en-IN"/>
                     </w:rPr>
-                    <w:t>Represented by unordered pairs of vertices, focusing on the existence of relationships without directionality1.</w:t>
+                    <w:t>Represented by unordered pairs of vertices, focusing on the existence of relationships without directionality</w:t>
                   </w:r>
                 </w:p>
               </w:tc>
@@ -3123,6 +3150,9 @@
                 <w:tcPr>
                   <w:cnfStyle w:val="001000000000" w:firstRow="0" w:lastRow="0" w:firstColumn="1" w:lastColumn="0" w:oddVBand="0" w:evenVBand="0" w:oddHBand="0" w:evenHBand="0" w:firstRowFirstColumn="0" w:firstRowLastColumn="0" w:lastRowFirstColumn="0" w:lastRowLastColumn="0"/>
                   <w:tcW w:w="672" w:type="dxa"/>
+                  <w:tcBorders>
+                    <w:right w:val="none" w:sz="0" w:space="0" w:color="auto"/>
+                  </w:tcBorders>
                 </w:tcPr>
                 <w:p>
                   <w:pPr>
@@ -3165,7 +3195,7 @@
                       <w:szCs w:val="28"/>
                       <w:lang w:val="en-IN" w:eastAsia="en-IN"/>
                     </w:rPr>
-                    <w:t>Examples include a network of emails sent between individuals or a network of citations between research papers1.</w:t>
+                    <w:t>Examples include a network of emails sent between individuals or a network of citations between research papers</w:t>
                   </w:r>
                 </w:p>
               </w:tc>
@@ -3193,7 +3223,7 @@
                       <w:szCs w:val="28"/>
                       <w:lang w:val="en-IN" w:eastAsia="en-IN"/>
                     </w:rPr>
-                    <w:t>Examples include a network of roads connecting cities or a network of friendships between individuals1.</w:t>
+                    <w:t>Examples include a network of roads connecting cities or a network of friendships between individuals</w:t>
                   </w:r>
                 </w:p>
               </w:tc>
@@ -4126,20 +4156,8 @@
                 <w:szCs w:val="28"/>
                 <w:lang w:val="en-IN"/>
               </w:rPr>
-              <w:t>C</w:t>
-            </w:r>
-            <w:proofErr w:type="spellStart"/>
-            <w:r>
-              <w:rPr>
-                <w:rFonts w:asciiTheme="minorHAnsi" w:hAnsiTheme="minorHAnsi" w:cstheme="minorHAnsi"/>
-                <w:b/>
-                <w:bCs/>
-                <w:sz w:val="28"/>
-                <w:szCs w:val="28"/>
-              </w:rPr>
-              <w:t>ompare</w:t>
-            </w:r>
-            <w:proofErr w:type="spellEnd"/>
+              <w:t>Compare</w:t>
+            </w:r>
             <w:r>
               <w:rPr>
                 <w:rFonts w:asciiTheme="minorHAnsi" w:hAnsiTheme="minorHAnsi" w:cstheme="minorHAnsi"/>
@@ -4743,17 +4761,15 @@
               </w:rPr>
               <w:t xml:space="preserve">Structural balance is an important concept in social network analysis because it can help to explain the stability and dynamics of social networks. By understanding the patterns of relationships between nodes in a network, researchers can identify the factors that contribute to the stability or instability of the </w:t>
             </w:r>
-            <w:proofErr w:type="gramStart"/>
-            <w:r>
-              <w:rPr>
-                <w:rFonts w:asciiTheme="minorHAnsi" w:hAnsiTheme="minorHAnsi" w:cstheme="minorHAnsi"/>
-                <w:sz w:val="28"/>
-                <w:szCs w:val="28"/>
-                <w:lang w:val="en-IN"/>
-              </w:rPr>
-              <w:t>network, and</w:t>
-            </w:r>
-            <w:proofErr w:type="gramEnd"/>
+            <w:r>
+              <w:rPr>
+                <w:rFonts w:asciiTheme="minorHAnsi" w:hAnsiTheme="minorHAnsi" w:cstheme="minorHAnsi"/>
+                <w:sz w:val="28"/>
+                <w:szCs w:val="28"/>
+                <w:lang w:val="en-IN"/>
+              </w:rPr>
+              <w:t>network and</w:t>
+            </w:r>
             <w:r>
               <w:rPr>
                 <w:rFonts w:asciiTheme="minorHAnsi" w:hAnsiTheme="minorHAnsi" w:cstheme="minorHAnsi"/>
@@ -6124,23 +6140,46 @@
           <w:tcPr>
             <w:tcW w:w="10347" w:type="dxa"/>
           </w:tcPr>
+          <w:p>
+            <w:pPr>
+              <w:widowControl/>
+              <w:autoSpaceDE/>
+              <w:autoSpaceDN/>
+              <w:rPr>
+                <w:rFonts w:asciiTheme="minorHAnsi" w:eastAsia="Times New Roman" w:hAnsiTheme="minorHAnsi" w:cstheme="minorHAnsi"/>
+                <w:sz w:val="28"/>
+                <w:szCs w:val="28"/>
+                <w:lang w:val="en-IN" w:eastAsia="en-IN"/>
+              </w:rPr>
+            </w:pPr>
+            <w:r>
+              <w:rPr>
+                <w:rFonts w:asciiTheme="minorHAnsi" w:eastAsia="Times New Roman" w:hAnsiTheme="minorHAnsi" w:cstheme="minorHAnsi"/>
+                <w:sz w:val="28"/>
+                <w:szCs w:val="28"/>
+                <w:lang w:val="en-IN" w:eastAsia="en-IN"/>
+              </w:rPr>
+              <w:t>SIR and SIS are two common models used to describe the spread of diseases in a population. Here is a comparison of the two models in tabular form:</w:t>
+            </w:r>
+          </w:p>
           <w:tbl>
             <w:tblPr>
-              <w:tblStyle w:val="GridTable3"/>
-              <w:tblW w:w="5000" w:type="pct"/>
+              <w:tblStyle w:val="GridTable4-Accent2"/>
+              <w:tblW w:w="10120" w:type="dxa"/>
               <w:tblBorders>
-                <w:top w:val="single" w:sz="4" w:space="0" w:color="auto"/>
-                <w:left w:val="single" w:sz="4" w:space="0" w:color="auto"/>
-                <w:bottom w:val="single" w:sz="4" w:space="0" w:color="auto"/>
-                <w:right w:val="single" w:sz="4" w:space="0" w:color="auto"/>
-                <w:insideH w:val="single" w:sz="4" w:space="0" w:color="auto"/>
-                <w:insideV w:val="single" w:sz="4" w:space="0" w:color="auto"/>
+                <w:top w:val="single" w:sz="8" w:space="0" w:color="auto"/>
+                <w:left w:val="single" w:sz="8" w:space="0" w:color="auto"/>
+                <w:bottom w:val="single" w:sz="8" w:space="0" w:color="auto"/>
+                <w:right w:val="single" w:sz="8" w:space="0" w:color="auto"/>
+                <w:insideH w:val="single" w:sz="8" w:space="0" w:color="auto"/>
+                <w:insideV w:val="single" w:sz="8" w:space="0" w:color="auto"/>
               </w:tblBorders>
               <w:tblLook w:val="04A0" w:firstRow="1" w:lastRow="0" w:firstColumn="1" w:lastColumn="0" w:noHBand="0" w:noVBand="1"/>
             </w:tblPr>
             <w:tblGrid>
-              <w:gridCol w:w="2553"/>
-              <w:gridCol w:w="7784"/>
+              <w:gridCol w:w="1769"/>
+              <w:gridCol w:w="4025"/>
+              <w:gridCol w:w="4326"/>
             </w:tblGrid>
             <w:tr>
               <w:trPr>
@@ -6148,8 +6187,8 @@
               </w:trPr>
               <w:tc>
                 <w:tcPr>
-                  <w:cnfStyle w:val="001000000100" w:firstRow="0" w:lastRow="0" w:firstColumn="1" w:lastColumn="0" w:oddVBand="0" w:evenVBand="0" w:oddHBand="0" w:evenHBand="0" w:firstRowFirstColumn="1" w:firstRowLastColumn="0" w:lastRowFirstColumn="0" w:lastRowLastColumn="0"/>
-                  <w:tcW w:w="1235" w:type="pct"/>
+                  <w:cnfStyle w:val="001000000000" w:firstRow="0" w:lastRow="0" w:firstColumn="1" w:lastColumn="0" w:oddVBand="0" w:evenVBand="0" w:oddHBand="0" w:evenHBand="0" w:firstRowFirstColumn="0" w:firstRowLastColumn="0" w:lastRowFirstColumn="0" w:lastRowLastColumn="0"/>
+                  <w:tcW w:w="0" w:type="auto"/>
                   <w:tcBorders>
                     <w:top w:val="none" w:sz="0" w:space="0" w:color="auto"/>
                     <w:left w:val="none" w:sz="0" w:space="0" w:color="auto"/>
@@ -6165,36 +6204,23 @@
                     <w:widowControl/>
                     <w:autoSpaceDE/>
                     <w:autoSpaceDN/>
-                    <w:spacing w:before="240" w:after="240"/>
                     <w:jc w:val="center"/>
                     <w:rPr>
                       <w:rFonts w:asciiTheme="minorHAnsi" w:eastAsia="Times New Roman" w:hAnsiTheme="minorHAnsi" w:cstheme="minorHAnsi"/>
-                      <w:b/>
-                      <w:bCs/>
                       <w:sz w:val="28"/>
                       <w:szCs w:val="28"/>
                       <w:lang w:val="en-IN" w:eastAsia="en-IN"/>
                     </w:rPr>
                   </w:pPr>
-                  <w:r>
-                    <w:rPr>
-                      <w:rFonts w:asciiTheme="minorHAnsi" w:eastAsia="Times New Roman" w:hAnsiTheme="minorHAnsi" w:cstheme="minorHAnsi"/>
-                      <w:b/>
-                      <w:bCs/>
-                      <w:sz w:val="28"/>
-                      <w:szCs w:val="28"/>
-                      <w:lang w:val="en-IN" w:eastAsia="en-IN"/>
-                    </w:rPr>
-                    <w:t>SIR Model</w:t>
-                  </w:r>
                 </w:p>
               </w:tc>
               <w:tc>
                 <w:tcPr>
-                  <w:tcW w:w="3765" w:type="pct"/>
+                  <w:tcW w:w="0" w:type="auto"/>
                   <w:tcBorders>
                     <w:top w:val="none" w:sz="0" w:space="0" w:color="auto"/>
                     <w:left w:val="none" w:sz="0" w:space="0" w:color="auto"/>
+                    <w:bottom w:val="none" w:sz="0" w:space="0" w:color="auto"/>
                     <w:right w:val="none" w:sz="0" w:space="0" w:color="auto"/>
                   </w:tcBorders>
                   <w:noWrap/>
@@ -6206,7 +6232,44 @@
                     <w:widowControl/>
                     <w:autoSpaceDE/>
                     <w:autoSpaceDN/>
-                    <w:spacing w:before="240" w:after="240"/>
+                    <w:jc w:val="center"/>
+                    <w:cnfStyle w:val="100000000000" w:firstRow="1" w:lastRow="0" w:firstColumn="0" w:lastColumn="0" w:oddVBand="0" w:evenVBand="0" w:oddHBand="0" w:evenHBand="0" w:firstRowFirstColumn="0" w:firstRowLastColumn="0" w:lastRowFirstColumn="0" w:lastRowLastColumn="0"/>
+                    <w:rPr>
+                      <w:rFonts w:asciiTheme="minorHAnsi" w:eastAsia="Times New Roman" w:hAnsiTheme="minorHAnsi" w:cstheme="minorHAnsi"/>
+                      <w:sz w:val="28"/>
+                      <w:szCs w:val="28"/>
+                      <w:lang w:val="en-IN" w:eastAsia="en-IN"/>
+                    </w:rPr>
+                  </w:pPr>
+                  <w:r>
+                    <w:rPr>
+                      <w:rFonts w:asciiTheme="minorHAnsi" w:eastAsia="Times New Roman" w:hAnsiTheme="minorHAnsi" w:cstheme="minorHAnsi"/>
+                      <w:sz w:val="28"/>
+                      <w:szCs w:val="28"/>
+                      <w:lang w:val="en-IN" w:eastAsia="en-IN"/>
+                    </w:rPr>
+                    <w:t>SIR Model</w:t>
+                  </w:r>
+                </w:p>
+              </w:tc>
+              <w:tc>
+                <w:tcPr>
+                  <w:tcW w:w="0" w:type="auto"/>
+                  <w:tcBorders>
+                    <w:top w:val="none" w:sz="0" w:space="0" w:color="auto"/>
+                    <w:left w:val="none" w:sz="0" w:space="0" w:color="auto"/>
+                    <w:bottom w:val="none" w:sz="0" w:space="0" w:color="auto"/>
+                    <w:right w:val="none" w:sz="0" w:space="0" w:color="auto"/>
+                  </w:tcBorders>
+                  <w:noWrap/>
+                  <w:vAlign w:val="center"/>
+                  <w:hideMark/>
+                </w:tcPr>
+                <w:p>
+                  <w:pPr>
+                    <w:widowControl/>
+                    <w:autoSpaceDE/>
+                    <w:autoSpaceDN/>
                     <w:jc w:val="center"/>
                     <w:cnfStyle w:val="100000000000" w:firstRow="1" w:lastRow="0" w:firstColumn="0" w:lastColumn="0" w:oddVBand="0" w:evenVBand="0" w:oddHBand="0" w:evenHBand="0" w:firstRowFirstColumn="0" w:firstRowLastColumn="0" w:lastRowFirstColumn="0" w:lastRowLastColumn="0"/>
                     <w:rPr>
@@ -6235,11 +6298,7 @@
               <w:tc>
                 <w:tcPr>
                   <w:cnfStyle w:val="001000000000" w:firstRow="0" w:lastRow="0" w:firstColumn="1" w:lastColumn="0" w:oddVBand="0" w:evenVBand="0" w:oddHBand="0" w:evenHBand="0" w:firstRowFirstColumn="0" w:firstRowLastColumn="0" w:lastRowFirstColumn="0" w:lastRowLastColumn="0"/>
-                  <w:tcW w:w="1235" w:type="pct"/>
-                  <w:tcBorders>
-                    <w:left w:val="none" w:sz="0" w:space="0" w:color="auto"/>
-                    <w:bottom w:val="none" w:sz="0" w:space="0" w:color="auto"/>
-                  </w:tcBorders>
+                  <w:tcW w:w="0" w:type="auto"/>
                   <w:vAlign w:val="center"/>
                   <w:hideMark/>
                 </w:tcPr>
@@ -6248,8 +6307,7 @@
                     <w:widowControl/>
                     <w:autoSpaceDE/>
                     <w:autoSpaceDN/>
-                    <w:spacing w:before="240" w:after="240"/>
-                    <w:jc w:val="left"/>
+                    <w:jc w:val="center"/>
                     <w:rPr>
                       <w:rFonts w:asciiTheme="minorHAnsi" w:eastAsia="Times New Roman" w:hAnsiTheme="minorHAnsi" w:cstheme="minorHAnsi"/>
                       <w:sz w:val="28"/>
@@ -6260,20 +6318,17 @@
                   <w:r>
                     <w:rPr>
                       <w:rFonts w:asciiTheme="minorHAnsi" w:eastAsia="Times New Roman" w:hAnsiTheme="minorHAnsi" w:cstheme="minorHAnsi"/>
-                      <w:b/>
-                      <w:bCs/>
-                      <w:sz w:val="28"/>
-                      <w:szCs w:val="28"/>
-                      <w:bdr w:val="single" w:sz="2" w:space="0" w:color="E5E7EB" w:frame="1"/>
-                      <w:lang w:val="en-IN" w:eastAsia="en-IN"/>
-                    </w:rPr>
-                    <w:t>Description</w:t>
+                      <w:sz w:val="28"/>
+                      <w:szCs w:val="28"/>
+                      <w:lang w:val="en-IN" w:eastAsia="en-IN"/>
+                    </w:rPr>
+                    <w:t>State Variables</w:t>
                   </w:r>
                 </w:p>
               </w:tc>
               <w:tc>
                 <w:tcPr>
-                  <w:tcW w:w="3765" w:type="pct"/>
+                  <w:tcW w:w="0" w:type="auto"/>
                   <w:vAlign w:val="center"/>
                   <w:hideMark/>
                 </w:tcPr>
@@ -6282,7 +6337,7 @@
                     <w:widowControl/>
                     <w:autoSpaceDE/>
                     <w:autoSpaceDN/>
-                    <w:spacing w:before="240" w:after="240"/>
+                    <w:jc w:val="center"/>
                     <w:cnfStyle w:val="000000100000" w:firstRow="0" w:lastRow="0" w:firstColumn="0" w:lastColumn="0" w:oddVBand="0" w:evenVBand="0" w:oddHBand="1" w:evenHBand="0" w:firstRowFirstColumn="0" w:firstRowLastColumn="0" w:lastRowFirstColumn="0" w:lastRowLastColumn="0"/>
                     <w:rPr>
                       <w:rFonts w:asciiTheme="minorHAnsi" w:eastAsia="Times New Roman" w:hAnsiTheme="minorHAnsi" w:cstheme="minorHAnsi"/>
@@ -6298,7 +6353,38 @@
                       <w:szCs w:val="28"/>
                       <w:lang w:val="en-IN" w:eastAsia="en-IN"/>
                     </w:rPr>
-                    <w:t>The SIR model divides individuals into three categories: susceptible (S), infected (I), and recovered (R). Susceptible individuals can become infected when they come into contact with infected individuals, after which they recover and become immune.</w:t>
+                    <w:t>Susceptible (S), Infected (I), Recovered (R)</w:t>
+                  </w:r>
+                </w:p>
+              </w:tc>
+              <w:tc>
+                <w:tcPr>
+                  <w:tcW w:w="0" w:type="auto"/>
+                  <w:vAlign w:val="center"/>
+                  <w:hideMark/>
+                </w:tcPr>
+                <w:p>
+                  <w:pPr>
+                    <w:widowControl/>
+                    <w:autoSpaceDE/>
+                    <w:autoSpaceDN/>
+                    <w:jc w:val="center"/>
+                    <w:cnfStyle w:val="000000100000" w:firstRow="0" w:lastRow="0" w:firstColumn="0" w:lastColumn="0" w:oddVBand="0" w:evenVBand="0" w:oddHBand="1" w:evenHBand="0" w:firstRowFirstColumn="0" w:firstRowLastColumn="0" w:lastRowFirstColumn="0" w:lastRowLastColumn="0"/>
+                    <w:rPr>
+                      <w:rFonts w:asciiTheme="minorHAnsi" w:eastAsia="Times New Roman" w:hAnsiTheme="minorHAnsi" w:cstheme="minorHAnsi"/>
+                      <w:sz w:val="28"/>
+                      <w:szCs w:val="28"/>
+                      <w:lang w:val="en-IN" w:eastAsia="en-IN"/>
+                    </w:rPr>
+                  </w:pPr>
+                  <w:r>
+                    <w:rPr>
+                      <w:rFonts w:asciiTheme="minorHAnsi" w:eastAsia="Times New Roman" w:hAnsiTheme="minorHAnsi" w:cstheme="minorHAnsi"/>
+                      <w:sz w:val="28"/>
+                      <w:szCs w:val="28"/>
+                      <w:lang w:val="en-IN" w:eastAsia="en-IN"/>
+                    </w:rPr>
+                    <w:t>Susceptible (S), Infected (I)</w:t>
                   </w:r>
                 </w:p>
               </w:tc>
@@ -6307,11 +6393,7 @@
               <w:tc>
                 <w:tcPr>
                   <w:cnfStyle w:val="001000000000" w:firstRow="0" w:lastRow="0" w:firstColumn="1" w:lastColumn="0" w:oddVBand="0" w:evenVBand="0" w:oddHBand="0" w:evenHBand="0" w:firstRowFirstColumn="0" w:firstRowLastColumn="0" w:lastRowFirstColumn="0" w:lastRowLastColumn="0"/>
-                  <w:tcW w:w="1235" w:type="pct"/>
-                  <w:tcBorders>
-                    <w:left w:val="none" w:sz="0" w:space="0" w:color="auto"/>
-                    <w:bottom w:val="none" w:sz="0" w:space="0" w:color="auto"/>
-                  </w:tcBorders>
+                  <w:tcW w:w="0" w:type="auto"/>
                   <w:vAlign w:val="center"/>
                   <w:hideMark/>
                 </w:tcPr>
@@ -6320,8 +6402,7 @@
                     <w:widowControl/>
                     <w:autoSpaceDE/>
                     <w:autoSpaceDN/>
-                    <w:spacing w:before="240" w:after="240"/>
-                    <w:jc w:val="left"/>
+                    <w:jc w:val="center"/>
                     <w:rPr>
                       <w:rFonts w:asciiTheme="minorHAnsi" w:eastAsia="Times New Roman" w:hAnsiTheme="minorHAnsi" w:cstheme="minorHAnsi"/>
                       <w:sz w:val="28"/>
@@ -6332,20 +6413,17 @@
                   <w:r>
                     <w:rPr>
                       <w:rFonts w:asciiTheme="minorHAnsi" w:eastAsia="Times New Roman" w:hAnsiTheme="minorHAnsi" w:cstheme="minorHAnsi"/>
-                      <w:b/>
-                      <w:bCs/>
-                      <w:sz w:val="28"/>
-                      <w:szCs w:val="28"/>
-                      <w:bdr w:val="single" w:sz="2" w:space="0" w:color="E5E7EB" w:frame="1"/>
-                      <w:lang w:val="en-IN" w:eastAsia="en-IN"/>
-                    </w:rPr>
-                    <w:t>Recovery/Immunity</w:t>
+                      <w:sz w:val="28"/>
+                      <w:szCs w:val="28"/>
+                      <w:lang w:val="en-IN" w:eastAsia="en-IN"/>
+                    </w:rPr>
+                    <w:t>Description</w:t>
                   </w:r>
                 </w:p>
               </w:tc>
               <w:tc>
                 <w:tcPr>
-                  <w:tcW w:w="3765" w:type="pct"/>
+                  <w:tcW w:w="0" w:type="auto"/>
                   <w:vAlign w:val="center"/>
                   <w:hideMark/>
                 </w:tcPr>
@@ -6354,7 +6432,7 @@
                     <w:widowControl/>
                     <w:autoSpaceDE/>
                     <w:autoSpaceDN/>
-                    <w:spacing w:before="240" w:after="240"/>
+                    <w:jc w:val="center"/>
                     <w:cnfStyle w:val="000000000000" w:firstRow="0" w:lastRow="0" w:firstColumn="0" w:lastColumn="0" w:oddVBand="0" w:evenVBand="0" w:oddHBand="0" w:evenHBand="0" w:firstRowFirstColumn="0" w:firstRowLastColumn="0" w:lastRowFirstColumn="0" w:lastRowLastColumn="0"/>
                     <w:rPr>
                       <w:rFonts w:asciiTheme="minorHAnsi" w:eastAsia="Times New Roman" w:hAnsiTheme="minorHAnsi" w:cstheme="minorHAnsi"/>
@@ -6370,7 +6448,38 @@
                       <w:szCs w:val="28"/>
                       <w:lang w:val="en-IN" w:eastAsia="en-IN"/>
                     </w:rPr>
-                    <w:t>Infected individuals in the SIR model recover and become immune, meaning they cannot be infected again.</w:t>
+                    <w:t>Individuals can transition from susceptible to infected to recovered state</w:t>
+                  </w:r>
+                </w:p>
+              </w:tc>
+              <w:tc>
+                <w:tcPr>
+                  <w:tcW w:w="0" w:type="auto"/>
+                  <w:vAlign w:val="center"/>
+                  <w:hideMark/>
+                </w:tcPr>
+                <w:p>
+                  <w:pPr>
+                    <w:widowControl/>
+                    <w:autoSpaceDE/>
+                    <w:autoSpaceDN/>
+                    <w:jc w:val="center"/>
+                    <w:cnfStyle w:val="000000000000" w:firstRow="0" w:lastRow="0" w:firstColumn="0" w:lastColumn="0" w:oddVBand="0" w:evenVBand="0" w:oddHBand="0" w:evenHBand="0" w:firstRowFirstColumn="0" w:firstRowLastColumn="0" w:lastRowFirstColumn="0" w:lastRowLastColumn="0"/>
+                    <w:rPr>
+                      <w:rFonts w:asciiTheme="minorHAnsi" w:eastAsia="Times New Roman" w:hAnsiTheme="minorHAnsi" w:cstheme="minorHAnsi"/>
+                      <w:sz w:val="28"/>
+                      <w:szCs w:val="28"/>
+                      <w:lang w:val="en-IN" w:eastAsia="en-IN"/>
+                    </w:rPr>
+                  </w:pPr>
+                  <w:r>
+                    <w:rPr>
+                      <w:rFonts w:asciiTheme="minorHAnsi" w:eastAsia="Times New Roman" w:hAnsiTheme="minorHAnsi" w:cstheme="minorHAnsi"/>
+                      <w:sz w:val="28"/>
+                      <w:szCs w:val="28"/>
+                      <w:lang w:val="en-IN" w:eastAsia="en-IN"/>
+                    </w:rPr>
+                    <w:t>Individuals can transition back and forth between susceptible and infected state</w:t>
                   </w:r>
                 </w:p>
               </w:tc>
@@ -6382,11 +6491,7 @@
               <w:tc>
                 <w:tcPr>
                   <w:cnfStyle w:val="001000000000" w:firstRow="0" w:lastRow="0" w:firstColumn="1" w:lastColumn="0" w:oddVBand="0" w:evenVBand="0" w:oddHBand="0" w:evenHBand="0" w:firstRowFirstColumn="0" w:firstRowLastColumn="0" w:lastRowFirstColumn="0" w:lastRowLastColumn="0"/>
-                  <w:tcW w:w="1235" w:type="pct"/>
-                  <w:tcBorders>
-                    <w:left w:val="none" w:sz="0" w:space="0" w:color="auto"/>
-                    <w:bottom w:val="none" w:sz="0" w:space="0" w:color="auto"/>
-                  </w:tcBorders>
+                  <w:tcW w:w="0" w:type="auto"/>
                   <w:vAlign w:val="center"/>
                   <w:hideMark/>
                 </w:tcPr>
@@ -6395,8 +6500,7 @@
                     <w:widowControl/>
                     <w:autoSpaceDE/>
                     <w:autoSpaceDN/>
-                    <w:spacing w:before="240" w:after="240"/>
-                    <w:jc w:val="left"/>
+                    <w:jc w:val="center"/>
                     <w:rPr>
                       <w:rFonts w:asciiTheme="minorHAnsi" w:eastAsia="Times New Roman" w:hAnsiTheme="minorHAnsi" w:cstheme="minorHAnsi"/>
                       <w:sz w:val="28"/>
@@ -6407,20 +6511,17 @@
                   <w:r>
                     <w:rPr>
                       <w:rFonts w:asciiTheme="minorHAnsi" w:eastAsia="Times New Roman" w:hAnsiTheme="minorHAnsi" w:cstheme="minorHAnsi"/>
-                      <w:b/>
-                      <w:bCs/>
-                      <w:sz w:val="28"/>
-                      <w:szCs w:val="28"/>
-                      <w:bdr w:val="single" w:sz="2" w:space="0" w:color="E5E7EB" w:frame="1"/>
-                      <w:lang w:val="en-IN" w:eastAsia="en-IN"/>
-                    </w:rPr>
-                    <w:t>Model Dynamics</w:t>
+                      <w:sz w:val="28"/>
+                      <w:szCs w:val="28"/>
+                      <w:lang w:val="en-IN" w:eastAsia="en-IN"/>
+                    </w:rPr>
+                    <w:t>Final State</w:t>
                   </w:r>
                 </w:p>
               </w:tc>
               <w:tc>
                 <w:tcPr>
-                  <w:tcW w:w="3765" w:type="pct"/>
+                  <w:tcW w:w="0" w:type="auto"/>
                   <w:vAlign w:val="center"/>
                   <w:hideMark/>
                 </w:tcPr>
@@ -6429,7 +6530,7 @@
                     <w:widowControl/>
                     <w:autoSpaceDE/>
                     <w:autoSpaceDN/>
-                    <w:spacing w:before="240" w:after="240"/>
+                    <w:jc w:val="center"/>
                     <w:cnfStyle w:val="000000100000" w:firstRow="0" w:lastRow="0" w:firstColumn="0" w:lastColumn="0" w:oddVBand="0" w:evenVBand="0" w:oddHBand="1" w:evenHBand="0" w:firstRowFirstColumn="0" w:firstRowLastColumn="0" w:lastRowFirstColumn="0" w:lastRowLastColumn="0"/>
                     <w:rPr>
                       <w:rFonts w:asciiTheme="minorHAnsi" w:eastAsia="Times New Roman" w:hAnsiTheme="minorHAnsi" w:cstheme="minorHAnsi"/>
@@ -6445,7 +6546,38 @@
                       <w:szCs w:val="28"/>
                       <w:lang w:val="en-IN" w:eastAsia="en-IN"/>
                     </w:rPr>
-                    <w:t>In the SIR model, individuals move from susceptible to infected to recovered states, and the disease eventually dies out as the number of susceptible individuals decreases.</w:t>
+                    <w:t>Some individuals remain in the recovered state</w:t>
+                  </w:r>
+                </w:p>
+              </w:tc>
+              <w:tc>
+                <w:tcPr>
+                  <w:tcW w:w="0" w:type="auto"/>
+                  <w:vAlign w:val="center"/>
+                  <w:hideMark/>
+                </w:tcPr>
+                <w:p>
+                  <w:pPr>
+                    <w:widowControl/>
+                    <w:autoSpaceDE/>
+                    <w:autoSpaceDN/>
+                    <w:jc w:val="center"/>
+                    <w:cnfStyle w:val="000000100000" w:firstRow="0" w:lastRow="0" w:firstColumn="0" w:lastColumn="0" w:oddVBand="0" w:evenVBand="0" w:oddHBand="1" w:evenHBand="0" w:firstRowFirstColumn="0" w:firstRowLastColumn="0" w:lastRowFirstColumn="0" w:lastRowLastColumn="0"/>
+                    <w:rPr>
+                      <w:rFonts w:asciiTheme="minorHAnsi" w:eastAsia="Times New Roman" w:hAnsiTheme="minorHAnsi" w:cstheme="minorHAnsi"/>
+                      <w:sz w:val="28"/>
+                      <w:szCs w:val="28"/>
+                      <w:lang w:val="en-IN" w:eastAsia="en-IN"/>
+                    </w:rPr>
+                  </w:pPr>
+                  <w:r>
+                    <w:rPr>
+                      <w:rFonts w:asciiTheme="minorHAnsi" w:eastAsia="Times New Roman" w:hAnsiTheme="minorHAnsi" w:cstheme="minorHAnsi"/>
+                      <w:sz w:val="28"/>
+                      <w:szCs w:val="28"/>
+                      <w:lang w:val="en-IN" w:eastAsia="en-IN"/>
+                    </w:rPr>
+                    <w:t>All individuals eventually return to the susceptible state</w:t>
                   </w:r>
                 </w:p>
               </w:tc>
@@ -6454,11 +6586,7 @@
               <w:tc>
                 <w:tcPr>
                   <w:cnfStyle w:val="001000000000" w:firstRow="0" w:lastRow="0" w:firstColumn="1" w:lastColumn="0" w:oddVBand="0" w:evenVBand="0" w:oddHBand="0" w:evenHBand="0" w:firstRowFirstColumn="0" w:firstRowLastColumn="0" w:lastRowFirstColumn="0" w:lastRowLastColumn="0"/>
-                  <w:tcW w:w="1235" w:type="pct"/>
-                  <w:tcBorders>
-                    <w:left w:val="none" w:sz="0" w:space="0" w:color="auto"/>
-                    <w:bottom w:val="none" w:sz="0" w:space="0" w:color="auto"/>
-                  </w:tcBorders>
+                  <w:tcW w:w="0" w:type="auto"/>
                   <w:vAlign w:val="center"/>
                   <w:hideMark/>
                 </w:tcPr>
@@ -6467,8 +6595,7 @@
                     <w:widowControl/>
                     <w:autoSpaceDE/>
                     <w:autoSpaceDN/>
-                    <w:spacing w:before="240" w:after="240"/>
-                    <w:jc w:val="left"/>
+                    <w:jc w:val="center"/>
                     <w:rPr>
                       <w:rFonts w:asciiTheme="minorHAnsi" w:eastAsia="Times New Roman" w:hAnsiTheme="minorHAnsi" w:cstheme="minorHAnsi"/>
                       <w:sz w:val="28"/>
@@ -6479,20 +6606,17 @@
                   <w:r>
                     <w:rPr>
                       <w:rFonts w:asciiTheme="minorHAnsi" w:eastAsia="Times New Roman" w:hAnsiTheme="minorHAnsi" w:cstheme="minorHAnsi"/>
-                      <w:b/>
-                      <w:bCs/>
-                      <w:sz w:val="28"/>
-                      <w:szCs w:val="28"/>
-                      <w:bdr w:val="single" w:sz="2" w:space="0" w:color="E5E7EB" w:frame="1"/>
-                      <w:lang w:val="en-IN" w:eastAsia="en-IN"/>
-                    </w:rPr>
-                    <w:t>Epidemic Control</w:t>
+                      <w:sz w:val="28"/>
+                      <w:szCs w:val="28"/>
+                      <w:lang w:val="en-IN" w:eastAsia="en-IN"/>
+                    </w:rPr>
+                    <w:t>Applications</w:t>
                   </w:r>
                 </w:p>
               </w:tc>
               <w:tc>
                 <w:tcPr>
-                  <w:tcW w:w="3765" w:type="pct"/>
+                  <w:tcW w:w="0" w:type="auto"/>
                   <w:vAlign w:val="center"/>
                   <w:hideMark/>
                 </w:tcPr>
@@ -6501,7 +6625,7 @@
                     <w:widowControl/>
                     <w:autoSpaceDE/>
                     <w:autoSpaceDN/>
-                    <w:spacing w:before="240" w:after="240"/>
+                    <w:jc w:val="center"/>
                     <w:cnfStyle w:val="000000000000" w:firstRow="0" w:lastRow="0" w:firstColumn="0" w:lastColumn="0" w:oddVBand="0" w:evenVBand="0" w:oddHBand="0" w:evenHBand="0" w:firstRowFirstColumn="0" w:firstRowLastColumn="0" w:lastRowFirstColumn="0" w:lastRowLastColumn="0"/>
                     <w:rPr>
                       <w:rFonts w:asciiTheme="minorHAnsi" w:eastAsia="Times New Roman" w:hAnsiTheme="minorHAnsi" w:cstheme="minorHAnsi"/>
@@ -6517,7 +6641,38 @@
                       <w:szCs w:val="28"/>
                       <w:lang w:val="en-IN" w:eastAsia="en-IN"/>
                     </w:rPr>
-                    <w:t>The SIR model is often used to study the dynamics of epidemics and the impact of interventions such as vaccination or quarantine in controlling the spread of diseases.</w:t>
+                    <w:t>Used to model diseases with immunity, such as measles or chickenpox</w:t>
+                  </w:r>
+                </w:p>
+              </w:tc>
+              <w:tc>
+                <w:tcPr>
+                  <w:tcW w:w="0" w:type="auto"/>
+                  <w:vAlign w:val="center"/>
+                  <w:hideMark/>
+                </w:tcPr>
+                <w:p>
+                  <w:pPr>
+                    <w:widowControl/>
+                    <w:autoSpaceDE/>
+                    <w:autoSpaceDN/>
+                    <w:jc w:val="center"/>
+                    <w:cnfStyle w:val="000000000000" w:firstRow="0" w:lastRow="0" w:firstColumn="0" w:lastColumn="0" w:oddVBand="0" w:evenVBand="0" w:oddHBand="0" w:evenHBand="0" w:firstRowFirstColumn="0" w:firstRowLastColumn="0" w:lastRowFirstColumn="0" w:lastRowLastColumn="0"/>
+                    <w:rPr>
+                      <w:rFonts w:asciiTheme="minorHAnsi" w:eastAsia="Times New Roman" w:hAnsiTheme="minorHAnsi" w:cstheme="minorHAnsi"/>
+                      <w:sz w:val="28"/>
+                      <w:szCs w:val="28"/>
+                      <w:lang w:val="en-IN" w:eastAsia="en-IN"/>
+                    </w:rPr>
+                  </w:pPr>
+                  <w:r>
+                    <w:rPr>
+                      <w:rFonts w:asciiTheme="minorHAnsi" w:eastAsia="Times New Roman" w:hAnsiTheme="minorHAnsi" w:cstheme="minorHAnsi"/>
+                      <w:sz w:val="28"/>
+                      <w:szCs w:val="28"/>
+                      <w:lang w:val="en-IN" w:eastAsia="en-IN"/>
+                    </w:rPr>
+                    <w:t>Used to model diseases without immunity, such as the common cold or flu</w:t>
                   </w:r>
                 </w:p>
               </w:tc>
@@ -6529,11 +6684,7 @@
               <w:tc>
                 <w:tcPr>
                   <w:cnfStyle w:val="001000000000" w:firstRow="0" w:lastRow="0" w:firstColumn="1" w:lastColumn="0" w:oddVBand="0" w:evenVBand="0" w:oddHBand="0" w:evenHBand="0" w:firstRowFirstColumn="0" w:firstRowLastColumn="0" w:lastRowFirstColumn="0" w:lastRowLastColumn="0"/>
-                  <w:tcW w:w="1235" w:type="pct"/>
-                  <w:tcBorders>
-                    <w:left w:val="none" w:sz="0" w:space="0" w:color="auto"/>
-                    <w:bottom w:val="none" w:sz="0" w:space="0" w:color="auto"/>
-                  </w:tcBorders>
+                  <w:tcW w:w="0" w:type="auto"/>
                   <w:vAlign w:val="center"/>
                   <w:hideMark/>
                 </w:tcPr>
@@ -6542,8 +6693,7 @@
                     <w:widowControl/>
                     <w:autoSpaceDE/>
                     <w:autoSpaceDN/>
-                    <w:spacing w:before="240" w:after="240"/>
-                    <w:jc w:val="left"/>
+                    <w:jc w:val="center"/>
                     <w:rPr>
                       <w:rFonts w:asciiTheme="minorHAnsi" w:eastAsia="Times New Roman" w:hAnsiTheme="minorHAnsi" w:cstheme="minorHAnsi"/>
                       <w:sz w:val="28"/>
@@ -6554,20 +6704,17 @@
                   <w:r>
                     <w:rPr>
                       <w:rFonts w:asciiTheme="minorHAnsi" w:eastAsia="Times New Roman" w:hAnsiTheme="minorHAnsi" w:cstheme="minorHAnsi"/>
-                      <w:b/>
-                      <w:bCs/>
-                      <w:sz w:val="28"/>
-                      <w:szCs w:val="28"/>
-                      <w:bdr w:val="single" w:sz="2" w:space="0" w:color="E5E7EB" w:frame="1"/>
-                      <w:lang w:val="en-IN" w:eastAsia="en-IN"/>
-                    </w:rPr>
-                    <w:t>Examples</w:t>
+                      <w:sz w:val="28"/>
+                      <w:szCs w:val="28"/>
+                      <w:lang w:val="en-IN" w:eastAsia="en-IN"/>
+                    </w:rPr>
+                    <w:t>Example</w:t>
                   </w:r>
                 </w:p>
               </w:tc>
               <w:tc>
                 <w:tcPr>
-                  <w:tcW w:w="3765" w:type="pct"/>
+                  <w:tcW w:w="0" w:type="auto"/>
                   <w:vAlign w:val="center"/>
                   <w:hideMark/>
                 </w:tcPr>
@@ -6576,7 +6723,7 @@
                     <w:widowControl/>
                     <w:autoSpaceDE/>
                     <w:autoSpaceDN/>
-                    <w:spacing w:before="240" w:after="240"/>
+                    <w:jc w:val="center"/>
                     <w:cnfStyle w:val="000000100000" w:firstRow="0" w:lastRow="0" w:firstColumn="0" w:lastColumn="0" w:oddVBand="0" w:evenVBand="0" w:oddHBand="1" w:evenHBand="0" w:firstRowFirstColumn="0" w:firstRowLastColumn="0" w:lastRowFirstColumn="0" w:lastRowLastColumn="0"/>
                     <w:rPr>
                       <w:rFonts w:asciiTheme="minorHAnsi" w:eastAsia="Times New Roman" w:hAnsiTheme="minorHAnsi" w:cstheme="minorHAnsi"/>
@@ -6592,7 +6739,60 @@
                       <w:szCs w:val="28"/>
                       <w:lang w:val="en-IN" w:eastAsia="en-IN"/>
                     </w:rPr>
-                    <w:t>The SIR model is commonly used to study diseases like measles or influenza, where individuals develop immunity after infection.</w:t>
+                    <w:t>Measles outbreak in a school</w:t>
+                  </w:r>
+                </w:p>
+              </w:tc>
+              <w:tc>
+                <w:tcPr>
+                  <w:tcW w:w="0" w:type="auto"/>
+                  <w:vAlign w:val="center"/>
+                  <w:hideMark/>
+                </w:tcPr>
+                <w:p>
+                  <w:pPr>
+                    <w:widowControl/>
+                    <w:autoSpaceDE/>
+                    <w:autoSpaceDN/>
+                    <w:jc w:val="center"/>
+                    <w:cnfStyle w:val="000000100000" w:firstRow="0" w:lastRow="0" w:firstColumn="0" w:lastColumn="0" w:oddVBand="0" w:evenVBand="0" w:oddHBand="1" w:evenHBand="0" w:firstRowFirstColumn="0" w:firstRowLastColumn="0" w:lastRowFirstColumn="0" w:lastRowLastColumn="0"/>
+                    <w:rPr>
+                      <w:rFonts w:asciiTheme="minorHAnsi" w:eastAsia="Times New Roman" w:hAnsiTheme="minorHAnsi" w:cstheme="minorHAnsi"/>
+                      <w:sz w:val="28"/>
+                      <w:szCs w:val="28"/>
+                      <w:lang w:val="en-IN" w:eastAsia="en-IN"/>
+                    </w:rPr>
+                  </w:pPr>
+                  <w:r>
+                    <w:rPr>
+                      <w:rFonts w:asciiTheme="minorHAnsi" w:eastAsia="Times New Roman" w:hAnsiTheme="minorHAnsi" w:cstheme="minorHAnsi"/>
+                      <w:sz w:val="28"/>
+                      <w:szCs w:val="28"/>
+                      <w:lang w:val="en-IN" w:eastAsia="en-IN"/>
+                    </w:rPr>
+                    <w:t xml:space="preserve">Flu outbreak in </w:t>
+                  </w:r>
+                  <w:proofErr w:type="spellStart"/>
+                  <w:proofErr w:type="gramStart"/>
+                  <w:r>
+                    <w:rPr>
+                      <w:rFonts w:asciiTheme="minorHAnsi" w:eastAsia="Times New Roman" w:hAnsiTheme="minorHAnsi" w:cstheme="minorHAnsi"/>
+                      <w:sz w:val="28"/>
+                      <w:szCs w:val="28"/>
+                      <w:lang w:val="en-IN" w:eastAsia="en-IN"/>
+                    </w:rPr>
+                    <w:t>a</w:t>
+                  </w:r>
+                  <w:proofErr w:type="spellEnd"/>
+                  <w:proofErr w:type="gramEnd"/>
+                  <w:r>
+                    <w:rPr>
+                      <w:rFonts w:asciiTheme="minorHAnsi" w:eastAsia="Times New Roman" w:hAnsiTheme="minorHAnsi" w:cstheme="minorHAnsi"/>
+                      <w:sz w:val="28"/>
+                      <w:szCs w:val="28"/>
+                      <w:lang w:val="en-IN" w:eastAsia="en-IN"/>
+                    </w:rPr>
+                    <w:t xml:space="preserve"> office</w:t>
                   </w:r>
                 </w:p>
               </w:tc>
@@ -6607,7 +6807,6 @@
                 <w:rFonts w:asciiTheme="minorHAnsi" w:eastAsia="Times New Roman" w:hAnsiTheme="minorHAnsi" w:cstheme="minorHAnsi"/>
                 <w:sz w:val="28"/>
                 <w:szCs w:val="28"/>
-                <w:bdr w:val="single" w:sz="2" w:space="0" w:color="E5E7EB" w:frame="1"/>
                 <w:lang w:val="en-IN" w:eastAsia="en-IN"/>
               </w:rPr>
             </w:pPr>
@@ -6629,10 +6828,149 @@
                 <w:rFonts w:asciiTheme="minorHAnsi" w:eastAsia="Times New Roman" w:hAnsiTheme="minorHAnsi" w:cstheme="minorHAnsi"/>
                 <w:sz w:val="28"/>
                 <w:szCs w:val="28"/>
-                <w:bdr w:val="single" w:sz="2" w:space="0" w:color="E5E7EB" w:frame="1"/>
                 <w:lang w:val="en-IN" w:eastAsia="en-IN"/>
               </w:rPr>
-              <w:t>In summary, the SIR model focuses on individuals transitioning from susceptible to infected to recovered states with immunity, leading to the eventual decline of the disease, while the SIS model explores the dynamics of diseases where individuals can be repeatedly infected without developing immunity.</w:t>
+              <w:t>The SIR model is used to describe diseases where individuals can become immune after recovering from the disease. In contrast, the SIS model is used to describe diseases where individuals do not become immune after recovering from the disease and can become infected again.</w:t>
+            </w:r>
+          </w:p>
+          <w:p>
+            <w:pPr>
+              <w:widowControl/>
+              <w:autoSpaceDE/>
+              <w:autoSpaceDN/>
+              <w:rPr>
+                <w:rFonts w:asciiTheme="minorHAnsi" w:eastAsia="Times New Roman" w:hAnsiTheme="minorHAnsi" w:cstheme="minorHAnsi"/>
+                <w:sz w:val="28"/>
+                <w:szCs w:val="28"/>
+                <w:lang w:val="en-IN" w:eastAsia="en-IN"/>
+              </w:rPr>
+            </w:pPr>
+          </w:p>
+          <w:p>
+            <w:pPr>
+              <w:widowControl/>
+              <w:autoSpaceDE/>
+              <w:autoSpaceDN/>
+              <w:rPr>
+                <w:rFonts w:asciiTheme="minorHAnsi" w:eastAsia="Times New Roman" w:hAnsiTheme="minorHAnsi" w:cstheme="minorHAnsi"/>
+                <w:sz w:val="28"/>
+                <w:szCs w:val="28"/>
+                <w:lang w:val="en-IN" w:eastAsia="en-IN"/>
+              </w:rPr>
+            </w:pPr>
+            <w:r>
+              <w:rPr>
+                <w:rFonts w:asciiTheme="minorHAnsi" w:eastAsia="Times New Roman" w:hAnsiTheme="minorHAnsi" w:cstheme="minorHAnsi"/>
+                <w:sz w:val="28"/>
+                <w:szCs w:val="28"/>
+                <w:lang w:val="en-IN" w:eastAsia="en-IN"/>
+              </w:rPr>
+              <w:t>The SIR model is often used to model diseases with a high severity, such as measles or chickenpox, where individuals who recover from the disease have lifelong immunity. In contrast, the SIS model is often used to model diseases with a low severity, such as the common cold or flu, where individuals who recover from the disease can become infected again.</w:t>
+            </w:r>
+          </w:p>
+          <w:p>
+            <w:pPr>
+              <w:widowControl/>
+              <w:autoSpaceDE/>
+              <w:autoSpaceDN/>
+              <w:rPr>
+                <w:rFonts w:asciiTheme="minorHAnsi" w:eastAsia="Times New Roman" w:hAnsiTheme="minorHAnsi" w:cstheme="minorHAnsi"/>
+                <w:sz w:val="28"/>
+                <w:szCs w:val="28"/>
+                <w:lang w:val="en-IN" w:eastAsia="en-IN"/>
+              </w:rPr>
+            </w:pPr>
+          </w:p>
+          <w:p>
+            <w:pPr>
+              <w:widowControl/>
+              <w:autoSpaceDE/>
+              <w:autoSpaceDN/>
+              <w:rPr>
+                <w:rFonts w:asciiTheme="minorHAnsi" w:eastAsia="Times New Roman" w:hAnsiTheme="minorHAnsi" w:cstheme="minorHAnsi"/>
+                <w:sz w:val="28"/>
+                <w:szCs w:val="28"/>
+                <w:lang w:val="en-IN" w:eastAsia="en-IN"/>
+              </w:rPr>
+            </w:pPr>
+            <w:r>
+              <w:rPr>
+                <w:rFonts w:asciiTheme="minorHAnsi" w:eastAsia="Times New Roman" w:hAnsiTheme="minorHAnsi" w:cstheme="minorHAnsi"/>
+                <w:sz w:val="28"/>
+                <w:szCs w:val="28"/>
+                <w:lang w:val="en-IN" w:eastAsia="en-IN"/>
+              </w:rPr>
+              <w:t>The SIR model is useful for understanding the spread of diseases in a population and identifying strategies to control the spread of the disease. For example, by identifying the basic reproductive number (R0) of the disease, public health officials can determine the proportion of the population that needs to be immunized to control the spread of the disease.</w:t>
+            </w:r>
+          </w:p>
+          <w:p>
+            <w:pPr>
+              <w:widowControl/>
+              <w:autoSpaceDE/>
+              <w:autoSpaceDN/>
+              <w:rPr>
+                <w:rFonts w:asciiTheme="minorHAnsi" w:eastAsia="Times New Roman" w:hAnsiTheme="minorHAnsi" w:cstheme="minorHAnsi"/>
+                <w:sz w:val="28"/>
+                <w:szCs w:val="28"/>
+                <w:lang w:val="en-IN" w:eastAsia="en-IN"/>
+              </w:rPr>
+            </w:pPr>
+          </w:p>
+          <w:p>
+            <w:pPr>
+              <w:widowControl/>
+              <w:autoSpaceDE/>
+              <w:autoSpaceDN/>
+              <w:rPr>
+                <w:rFonts w:asciiTheme="minorHAnsi" w:eastAsia="Times New Roman" w:hAnsiTheme="minorHAnsi" w:cstheme="minorHAnsi"/>
+                <w:sz w:val="28"/>
+                <w:szCs w:val="28"/>
+                <w:lang w:val="en-IN" w:eastAsia="en-IN"/>
+              </w:rPr>
+            </w:pPr>
+            <w:r>
+              <w:rPr>
+                <w:rFonts w:asciiTheme="minorHAnsi" w:eastAsia="Times New Roman" w:hAnsiTheme="minorHAnsi" w:cstheme="minorHAnsi"/>
+                <w:sz w:val="28"/>
+                <w:szCs w:val="28"/>
+                <w:lang w:val="en-IN" w:eastAsia="en-IN"/>
+              </w:rPr>
+              <w:t>The SIS model is useful for understanding the dynamics of diseases in a population and identifying strategies to control the spread of the disease. For example, by identifying the basic reproductive number (R0) of the disease, public health officials can determine the proportion of the population that needs to be treated to control the spread of the disease.</w:t>
+            </w:r>
+          </w:p>
+          <w:p>
+            <w:pPr>
+              <w:widowControl/>
+              <w:autoSpaceDE/>
+              <w:autoSpaceDN/>
+              <w:rPr>
+                <w:rFonts w:asciiTheme="minorHAnsi" w:eastAsia="Times New Roman" w:hAnsiTheme="minorHAnsi" w:cstheme="minorHAnsi"/>
+                <w:sz w:val="28"/>
+                <w:szCs w:val="28"/>
+                <w:lang w:val="en-IN" w:eastAsia="en-IN"/>
+              </w:rPr>
+            </w:pPr>
+          </w:p>
+          <w:p>
+            <w:pPr>
+              <w:widowControl/>
+              <w:autoSpaceDE/>
+              <w:autoSpaceDN/>
+              <w:rPr>
+                <w:rFonts w:asciiTheme="minorHAnsi" w:eastAsia="Times New Roman" w:hAnsiTheme="minorHAnsi" w:cstheme="minorHAnsi"/>
+                <w:sz w:val="28"/>
+                <w:szCs w:val="28"/>
+                <w:lang w:val="en-IN" w:eastAsia="en-IN"/>
+              </w:rPr>
+            </w:pPr>
+            <w:r>
+              <w:rPr>
+                <w:rFonts w:asciiTheme="minorHAnsi" w:eastAsia="Times New Roman" w:hAnsiTheme="minorHAnsi" w:cstheme="minorHAnsi"/>
+                <w:sz w:val="28"/>
+                <w:szCs w:val="28"/>
+                <w:lang w:val="en-IN" w:eastAsia="en-IN"/>
+              </w:rPr>
+              <w:t>In summary, the SIR and SIS models are two common models used to describe the spread of diseases in a population. The SIR model is used to model diseases with immunity, while the SIS model is used to model diseases without immunity. Both models are useful for understanding the spread of diseases in a population and identifying strategies to control the spread of the disease.</w:t>
             </w:r>
           </w:p>
         </w:tc>
@@ -6650,7 +6988,7 @@
           <w:szCs w:val="28"/>
         </w:rPr>
         <w:sectPr>
-          <w:pgSz w:w="11913" w:h="11340"/>
+          <w:pgSz w:w="11913" w:h="15593"/>
           <w:pgMar w:top="142" w:right="573" w:bottom="278" w:left="697" w:header="720" w:footer="720" w:gutter="0"/>
           <w:cols w:space="720"/>
         </w:sectPr>
@@ -9586,6 +9924,198 @@
       <w:lang w:val="en-US" w:eastAsia="en-US"/>
     </w:rPr>
   </w:style>
+  <w:style w:type="table" w:styleId="TableGrid">
+    <w:name w:val="Table Grid"/>
+    <w:basedOn w:val="TableNormal"/>
+    <w:uiPriority w:val="39"/>
+    <w:rsid w:val="002259D3"/>
+    <w:tblPr>
+      <w:tblBorders>
+        <w:top w:val="single" w:sz="4" w:space="0" w:color="auto"/>
+        <w:left w:val="single" w:sz="4" w:space="0" w:color="auto"/>
+        <w:bottom w:val="single" w:sz="4" w:space="0" w:color="auto"/>
+        <w:right w:val="single" w:sz="4" w:space="0" w:color="auto"/>
+        <w:insideH w:val="single" w:sz="4" w:space="0" w:color="auto"/>
+        <w:insideV w:val="single" w:sz="4" w:space="0" w:color="auto"/>
+      </w:tblBorders>
+    </w:tblPr>
+  </w:style>
+  <w:style w:type="table" w:styleId="GridTable5Dark-Accent2">
+    <w:name w:val="Grid Table 5 Dark Accent 2"/>
+    <w:basedOn w:val="TableNormal"/>
+    <w:uiPriority w:val="50"/>
+    <w:rsid w:val="00803FD1"/>
+    <w:tblPr>
+      <w:tblStyleRowBandSize w:val="1"/>
+      <w:tblStyleColBandSize w:val="1"/>
+      <w:tblBorders>
+        <w:top w:val="single" w:sz="4" w:space="0" w:color="FFFFFF" w:themeColor="background1"/>
+        <w:left w:val="single" w:sz="4" w:space="0" w:color="FFFFFF" w:themeColor="background1"/>
+        <w:bottom w:val="single" w:sz="4" w:space="0" w:color="FFFFFF" w:themeColor="background1"/>
+        <w:right w:val="single" w:sz="4" w:space="0" w:color="FFFFFF" w:themeColor="background1"/>
+        <w:insideH w:val="single" w:sz="4" w:space="0" w:color="FFFFFF" w:themeColor="background1"/>
+        <w:insideV w:val="single" w:sz="4" w:space="0" w:color="FFFFFF" w:themeColor="background1"/>
+      </w:tblBorders>
+    </w:tblPr>
+    <w:tcPr>
+      <w:shd w:val="clear" w:color="auto" w:fill="F2DBDB" w:themeFill="accent2" w:themeFillTint="33"/>
+    </w:tcPr>
+    <w:tblStylePr w:type="firstRow">
+      <w:rPr>
+        <w:b/>
+        <w:bCs/>
+        <w:color w:val="FFFFFF" w:themeColor="background1"/>
+      </w:rPr>
+      <w:tblPr/>
+      <w:tcPr>
+        <w:tcBorders>
+          <w:top w:val="single" w:sz="4" w:space="0" w:color="FFFFFF" w:themeColor="background1"/>
+          <w:left w:val="single" w:sz="4" w:space="0" w:color="FFFFFF" w:themeColor="background1"/>
+          <w:right w:val="single" w:sz="4" w:space="0" w:color="FFFFFF" w:themeColor="background1"/>
+          <w:insideH w:val="nil"/>
+          <w:insideV w:val="nil"/>
+        </w:tcBorders>
+        <w:shd w:val="clear" w:color="auto" w:fill="C0504D" w:themeFill="accent2"/>
+      </w:tcPr>
+    </w:tblStylePr>
+    <w:tblStylePr w:type="lastRow">
+      <w:rPr>
+        <w:b/>
+        <w:bCs/>
+        <w:color w:val="FFFFFF" w:themeColor="background1"/>
+      </w:rPr>
+      <w:tblPr/>
+      <w:tcPr>
+        <w:tcBorders>
+          <w:left w:val="single" w:sz="4" w:space="0" w:color="FFFFFF" w:themeColor="background1"/>
+          <w:bottom w:val="single" w:sz="4" w:space="0" w:color="FFFFFF" w:themeColor="background1"/>
+          <w:right w:val="single" w:sz="4" w:space="0" w:color="FFFFFF" w:themeColor="background1"/>
+          <w:insideH w:val="nil"/>
+          <w:insideV w:val="nil"/>
+        </w:tcBorders>
+        <w:shd w:val="clear" w:color="auto" w:fill="C0504D" w:themeFill="accent2"/>
+      </w:tcPr>
+    </w:tblStylePr>
+    <w:tblStylePr w:type="firstCol">
+      <w:rPr>
+        <w:b/>
+        <w:bCs/>
+        <w:color w:val="FFFFFF" w:themeColor="background1"/>
+      </w:rPr>
+      <w:tblPr/>
+      <w:tcPr>
+        <w:tcBorders>
+          <w:top w:val="single" w:sz="4" w:space="0" w:color="FFFFFF" w:themeColor="background1"/>
+          <w:left w:val="single" w:sz="4" w:space="0" w:color="FFFFFF" w:themeColor="background1"/>
+          <w:bottom w:val="single" w:sz="4" w:space="0" w:color="FFFFFF" w:themeColor="background1"/>
+          <w:insideV w:val="nil"/>
+        </w:tcBorders>
+        <w:shd w:val="clear" w:color="auto" w:fill="C0504D" w:themeFill="accent2"/>
+      </w:tcPr>
+    </w:tblStylePr>
+    <w:tblStylePr w:type="lastCol">
+      <w:rPr>
+        <w:b/>
+        <w:bCs/>
+        <w:color w:val="FFFFFF" w:themeColor="background1"/>
+      </w:rPr>
+      <w:tblPr/>
+      <w:tcPr>
+        <w:tcBorders>
+          <w:top w:val="single" w:sz="4" w:space="0" w:color="FFFFFF" w:themeColor="background1"/>
+          <w:bottom w:val="single" w:sz="4" w:space="0" w:color="FFFFFF" w:themeColor="background1"/>
+          <w:right w:val="single" w:sz="4" w:space="0" w:color="FFFFFF" w:themeColor="background1"/>
+          <w:insideV w:val="nil"/>
+        </w:tcBorders>
+        <w:shd w:val="clear" w:color="auto" w:fill="C0504D" w:themeFill="accent2"/>
+      </w:tcPr>
+    </w:tblStylePr>
+    <w:tblStylePr w:type="band1Vert">
+      <w:tblPr/>
+      <w:tcPr>
+        <w:shd w:val="clear" w:color="auto" w:fill="E5B8B7" w:themeFill="accent2" w:themeFillTint="66"/>
+      </w:tcPr>
+    </w:tblStylePr>
+    <w:tblStylePr w:type="band1Horz">
+      <w:tblPr/>
+      <w:tcPr>
+        <w:shd w:val="clear" w:color="auto" w:fill="E5B8B7" w:themeFill="accent2" w:themeFillTint="66"/>
+      </w:tcPr>
+    </w:tblStylePr>
+  </w:style>
+  <w:style w:type="table" w:styleId="GridTable4-Accent2">
+    <w:name w:val="Grid Table 4 Accent 2"/>
+    <w:basedOn w:val="TableNormal"/>
+    <w:uiPriority w:val="49"/>
+    <w:rsid w:val="006470DB"/>
+    <w:tblPr>
+      <w:tblStyleRowBandSize w:val="1"/>
+      <w:tblStyleColBandSize w:val="1"/>
+      <w:tblBorders>
+        <w:top w:val="single" w:sz="4" w:space="0" w:color="D99594" w:themeColor="accent2" w:themeTint="99"/>
+        <w:left w:val="single" w:sz="4" w:space="0" w:color="D99594" w:themeColor="accent2" w:themeTint="99"/>
+        <w:bottom w:val="single" w:sz="4" w:space="0" w:color="D99594" w:themeColor="accent2" w:themeTint="99"/>
+        <w:right w:val="single" w:sz="4" w:space="0" w:color="D99594" w:themeColor="accent2" w:themeTint="99"/>
+        <w:insideH w:val="single" w:sz="4" w:space="0" w:color="D99594" w:themeColor="accent2" w:themeTint="99"/>
+        <w:insideV w:val="single" w:sz="4" w:space="0" w:color="D99594" w:themeColor="accent2" w:themeTint="99"/>
+      </w:tblBorders>
+    </w:tblPr>
+    <w:tblStylePr w:type="firstRow">
+      <w:rPr>
+        <w:b/>
+        <w:bCs/>
+        <w:color w:val="FFFFFF" w:themeColor="background1"/>
+      </w:rPr>
+      <w:tblPr/>
+      <w:tcPr>
+        <w:tcBorders>
+          <w:top w:val="single" w:sz="4" w:space="0" w:color="C0504D" w:themeColor="accent2"/>
+          <w:left w:val="single" w:sz="4" w:space="0" w:color="C0504D" w:themeColor="accent2"/>
+          <w:bottom w:val="single" w:sz="4" w:space="0" w:color="C0504D" w:themeColor="accent2"/>
+          <w:right w:val="single" w:sz="4" w:space="0" w:color="C0504D" w:themeColor="accent2"/>
+          <w:insideH w:val="nil"/>
+          <w:insideV w:val="nil"/>
+        </w:tcBorders>
+        <w:shd w:val="clear" w:color="auto" w:fill="C0504D" w:themeFill="accent2"/>
+      </w:tcPr>
+    </w:tblStylePr>
+    <w:tblStylePr w:type="lastRow">
+      <w:rPr>
+        <w:b/>
+        <w:bCs/>
+      </w:rPr>
+      <w:tblPr/>
+      <w:tcPr>
+        <w:tcBorders>
+          <w:top w:val="double" w:sz="4" w:space="0" w:color="C0504D" w:themeColor="accent2"/>
+        </w:tcBorders>
+      </w:tcPr>
+    </w:tblStylePr>
+    <w:tblStylePr w:type="firstCol">
+      <w:rPr>
+        <w:b/>
+        <w:bCs/>
+      </w:rPr>
+    </w:tblStylePr>
+    <w:tblStylePr w:type="lastCol">
+      <w:rPr>
+        <w:b/>
+        <w:bCs/>
+      </w:rPr>
+    </w:tblStylePr>
+    <w:tblStylePr w:type="band1Vert">
+      <w:tblPr/>
+      <w:tcPr>
+        <w:shd w:val="clear" w:color="auto" w:fill="F2DBDB" w:themeFill="accent2" w:themeFillTint="33"/>
+      </w:tcPr>
+    </w:tblStylePr>
+    <w:tblStylePr w:type="band1Horz">
+      <w:tblPr/>
+      <w:tcPr>
+        <w:shd w:val="clear" w:color="auto" w:fill="F2DBDB" w:themeFill="accent2" w:themeFillTint="33"/>
+      </w:tcPr>
+    </w:tblStylePr>
+  </w:style>
 </w:styles>
 </file>
 

--- a/SN - Social Networks/SN_Missing_Answers.docx
+++ b/SN - Social Networks/SN_Missing_Answers.docx
@@ -1386,7 +1386,7 @@
                 </mc:Choice>
                 <mc:Fallback>
                   <w:pict>
-                    <v:rect w14:anchorId="08741155" id="Rectangle 1" o:spid="_x0000_s1026" style="position:absolute;margin-left:10.2pt;margin-top:3.45pt;width:286.2pt;height:480.6pt;z-index:-251657728;visibility:visible;mso-wrap-style:square;mso-height-percent:0;mso-wrap-distance-left:9pt;mso-wrap-distance-top:0;mso-wrap-distance-right:9pt;mso-wrap-distance-bottom:0;mso-position-horizontal:absolute;mso-position-horizontal-relative:text;mso-position-vertical:absolute;mso-position-vertical-relative:text;mso-height-percent:0;mso-height-relative:margin;v-text-anchor:middle" o:gfxdata="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" fillcolor="black [3200]" strokecolor="black [480]" strokeweight="2pt"/>
+                    <v:rect w14:anchorId="6B8BD8BA" id="Rectangle 1" o:spid="_x0000_s1026" style="position:absolute;margin-left:10.2pt;margin-top:3.45pt;width:286.2pt;height:480.6pt;z-index:-251657728;visibility:visible;mso-wrap-style:square;mso-height-percent:0;mso-wrap-distance-left:9pt;mso-wrap-distance-top:0;mso-wrap-distance-right:9pt;mso-wrap-distance-bottom:0;mso-position-horizontal:absolute;mso-position-horizontal-relative:text;mso-position-vertical:absolute;mso-position-vertical-relative:text;mso-height-percent:0;mso-height-relative:margin;v-text-anchor:middle" o:gfxdata="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" fillcolor="black [3200]" strokecolor="black [480]" strokeweight="2pt"/>
                   </w:pict>
                 </mc:Fallback>
               </mc:AlternateContent>
@@ -1495,6 +1495,71 @@
                 <w:lang w:val="en-IN"/>
               </w:rPr>
             </w:pPr>
+            <w:r>
+              <w:rPr>
+                <w:rFonts w:asciiTheme="minorHAnsi" w:hAnsiTheme="minorHAnsi" w:cstheme="minorHAnsi"/>
+                <w:noProof/>
+                <w:color w:val="00B050"/>
+                <w:sz w:val="28"/>
+                <w:szCs w:val="28"/>
+                <w:lang w:val="en-IN"/>
+              </w:rPr>
+              <w:drawing>
+                <wp:anchor distT="0" distB="0" distL="114300" distR="114300" simplePos="0" relativeHeight="251659264" behindDoc="1" locked="0" layoutInCell="1" allowOverlap="1" wp14:anchorId="3ED87C17" wp14:editId="44708AA7">
+                  <wp:simplePos x="0" y="0"/>
+                  <wp:positionH relativeFrom="column">
+                    <wp:posOffset>4174346</wp:posOffset>
+                  </wp:positionH>
+                  <wp:positionV relativeFrom="paragraph">
+                    <wp:posOffset>104775</wp:posOffset>
+                  </wp:positionV>
+                  <wp:extent cx="2101215" cy="1423358"/>
+                  <wp:effectExtent l="0" t="0" r="0" b="5715"/>
+                  <wp:wrapNone/>
+                  <wp:docPr id="1130223194" name="Picture 3"/>
+                  <wp:cNvGraphicFramePr>
+                    <a:graphicFrameLocks xmlns:a="http://schemas.openxmlformats.org/drawingml/2006/main" noChangeAspect="1"/>
+                  </wp:cNvGraphicFramePr>
+                  <a:graphic xmlns:a="http://schemas.openxmlformats.org/drawingml/2006/main">
+                    <a:graphicData uri="http://schemas.openxmlformats.org/drawingml/2006/picture">
+                      <pic:pic xmlns:pic="http://schemas.openxmlformats.org/drawingml/2006/picture">
+                        <pic:nvPicPr>
+                          <pic:cNvPr id="1130223194" name="Picture 3"/>
+                          <pic:cNvPicPr/>
+                        </pic:nvPicPr>
+                        <pic:blipFill>
+                          <a:blip r:embed="rId8" cstate="print">
+                            <a:extLst>
+                              <a:ext uri="{28A0092B-C50C-407E-A947-70E740481C1C}">
+                                <a14:useLocalDpi xmlns:a14="http://schemas.microsoft.com/office/drawing/2010/main" val="0"/>
+                              </a:ext>
+                            </a:extLst>
+                          </a:blip>
+                          <a:stretch>
+                            <a:fillRect/>
+                          </a:stretch>
+                        </pic:blipFill>
+                        <pic:spPr>
+                          <a:xfrm>
+                            <a:off x="0" y="0"/>
+                            <a:ext cx="2101215" cy="1423358"/>
+                          </a:xfrm>
+                          <a:prstGeom prst="rect">
+                            <a:avLst/>
+                          </a:prstGeom>
+                        </pic:spPr>
+                      </pic:pic>
+                    </a:graphicData>
+                  </a:graphic>
+                  <wp14:sizeRelH relativeFrom="margin">
+                    <wp14:pctWidth>0</wp14:pctWidth>
+                  </wp14:sizeRelH>
+                  <wp14:sizeRelV relativeFrom="margin">
+                    <wp14:pctHeight>0</wp14:pctHeight>
+                  </wp14:sizeRelV>
+                </wp:anchor>
+              </w:drawing>
+            </w:r>
           </w:p>
           <w:p>
             <w:pPr>
@@ -1768,6 +1833,71 @@
                 <w:lang w:val="en-IN"/>
               </w:rPr>
             </w:pPr>
+            <w:r>
+              <w:rPr>
+                <w:rFonts w:asciiTheme="minorHAnsi" w:hAnsiTheme="minorHAnsi" w:cstheme="minorHAnsi"/>
+                <w:noProof/>
+                <w:color w:val="00B050"/>
+                <w:sz w:val="28"/>
+                <w:szCs w:val="28"/>
+                <w:lang w:val="en-IN"/>
+              </w:rPr>
+              <w:drawing>
+                <wp:anchor distT="0" distB="0" distL="114300" distR="114300" simplePos="0" relativeHeight="251662336" behindDoc="1" locked="0" layoutInCell="1" allowOverlap="1" wp14:anchorId="79B101CB" wp14:editId="63F18B0E">
+                  <wp:simplePos x="0" y="0"/>
+                  <wp:positionH relativeFrom="column">
+                    <wp:posOffset>4209403</wp:posOffset>
+                  </wp:positionH>
+                  <wp:positionV relativeFrom="paragraph">
+                    <wp:posOffset>201535</wp:posOffset>
+                  </wp:positionV>
+                  <wp:extent cx="2129051" cy="1596788"/>
+                  <wp:effectExtent l="0" t="0" r="5080" b="3810"/>
+                  <wp:wrapNone/>
+                  <wp:docPr id="697184463" name="Picture 4"/>
+                  <wp:cNvGraphicFramePr>
+                    <a:graphicFrameLocks xmlns:a="http://schemas.openxmlformats.org/drawingml/2006/main" noChangeAspect="1"/>
+                  </wp:cNvGraphicFramePr>
+                  <a:graphic xmlns:a="http://schemas.openxmlformats.org/drawingml/2006/main">
+                    <a:graphicData uri="http://schemas.openxmlformats.org/drawingml/2006/picture">
+                      <pic:pic xmlns:pic="http://schemas.openxmlformats.org/drawingml/2006/picture">
+                        <pic:nvPicPr>
+                          <pic:cNvPr id="697184463" name="Picture 4"/>
+                          <pic:cNvPicPr/>
+                        </pic:nvPicPr>
+                        <pic:blipFill>
+                          <a:blip r:embed="rId9" cstate="print">
+                            <a:extLst>
+                              <a:ext uri="{28A0092B-C50C-407E-A947-70E740481C1C}">
+                                <a14:useLocalDpi xmlns:a14="http://schemas.microsoft.com/office/drawing/2010/main" val="0"/>
+                              </a:ext>
+                            </a:extLst>
+                          </a:blip>
+                          <a:stretch>
+                            <a:fillRect/>
+                          </a:stretch>
+                        </pic:blipFill>
+                        <pic:spPr>
+                          <a:xfrm>
+                            <a:off x="0" y="0"/>
+                            <a:ext cx="2129051" cy="1596788"/>
+                          </a:xfrm>
+                          <a:prstGeom prst="rect">
+                            <a:avLst/>
+                          </a:prstGeom>
+                        </pic:spPr>
+                      </pic:pic>
+                    </a:graphicData>
+                  </a:graphic>
+                  <wp14:sizeRelH relativeFrom="margin">
+                    <wp14:pctWidth>0</wp14:pctWidth>
+                  </wp14:sizeRelH>
+                  <wp14:sizeRelV relativeFrom="margin">
+                    <wp14:pctHeight>0</wp14:pctHeight>
+                  </wp14:sizeRelV>
+                </wp:anchor>
+              </w:drawing>
+            </w:r>
             <w:proofErr w:type="spellStart"/>
             <w:r>
               <w:rPr>
@@ -3398,6 +3528,116 @@
           <w:tcPr>
             <w:tcW w:w="10347" w:type="dxa"/>
           </w:tcPr>
+          <w:p>
+            <w:pPr>
+              <w:widowControl/>
+              <w:autoSpaceDE/>
+              <w:autoSpaceDN/>
+              <w:rPr>
+                <w:rFonts w:asciiTheme="minorHAnsi" w:hAnsiTheme="minorHAnsi" w:cstheme="minorHAnsi"/>
+                <w:sz w:val="28"/>
+                <w:szCs w:val="28"/>
+                <w:lang w:val="en-IN"/>
+              </w:rPr>
+            </w:pPr>
+            <w:r>
+              <w:rPr>
+                <w:rFonts w:asciiTheme="minorHAnsi" w:hAnsiTheme="minorHAnsi" w:cstheme="minorHAnsi"/>
+                <w:sz w:val="28"/>
+                <w:szCs w:val="28"/>
+                <w:lang w:val="en-IN"/>
+              </w:rPr>
+              <w:t xml:space="preserve">Datasets are collections of data that are organized and stored for analysis, research, or reference purposes. In the context of social networks, datasets contain information about the relationships between individuals or entities, allowing researchers to study the structure, dynamics, and </w:t>
+            </w:r>
+            <w:proofErr w:type="spellStart"/>
+            <w:r>
+              <w:rPr>
+                <w:rFonts w:asciiTheme="minorHAnsi" w:hAnsiTheme="minorHAnsi" w:cstheme="minorHAnsi"/>
+                <w:sz w:val="28"/>
+                <w:szCs w:val="28"/>
+                <w:lang w:val="en-IN"/>
+              </w:rPr>
+              <w:t>behavior</w:t>
+            </w:r>
+            <w:proofErr w:type="spellEnd"/>
+            <w:r>
+              <w:rPr>
+                <w:rFonts w:asciiTheme="minorHAnsi" w:hAnsiTheme="minorHAnsi" w:cstheme="minorHAnsi"/>
+                <w:sz w:val="28"/>
+                <w:szCs w:val="28"/>
+                <w:lang w:val="en-IN"/>
+              </w:rPr>
+              <w:t xml:space="preserve"> of social networks.</w:t>
+            </w:r>
+          </w:p>
+          <w:p>
+            <w:pPr>
+              <w:widowControl/>
+              <w:autoSpaceDE/>
+              <w:autoSpaceDN/>
+              <w:rPr>
+                <w:rFonts w:asciiTheme="minorHAnsi" w:hAnsiTheme="minorHAnsi" w:cstheme="minorHAnsi"/>
+                <w:sz w:val="28"/>
+                <w:szCs w:val="28"/>
+                <w:lang w:val="en-IN"/>
+              </w:rPr>
+            </w:pPr>
+          </w:p>
+          <w:p>
+            <w:pPr>
+              <w:widowControl/>
+              <w:autoSpaceDE/>
+              <w:autoSpaceDN/>
+              <w:rPr>
+                <w:rFonts w:asciiTheme="minorHAnsi" w:hAnsiTheme="minorHAnsi" w:cstheme="minorHAnsi"/>
+                <w:sz w:val="28"/>
+                <w:szCs w:val="28"/>
+                <w:lang w:val="en-IN"/>
+              </w:rPr>
+            </w:pPr>
+            <w:r>
+              <w:rPr>
+                <w:rFonts w:asciiTheme="minorHAnsi" w:hAnsiTheme="minorHAnsi" w:cstheme="minorHAnsi"/>
+                <w:sz w:val="28"/>
+                <w:szCs w:val="28"/>
+                <w:lang w:val="en-IN"/>
+              </w:rPr>
+              <w:t xml:space="preserve">Datasets relevant to social networks can include information about friendships, collaborations, interactions, or connections between individuals. These datasets are crucial for conducting social network analysis and understanding how information, influence, and </w:t>
+            </w:r>
+            <w:proofErr w:type="spellStart"/>
+            <w:r>
+              <w:rPr>
+                <w:rFonts w:asciiTheme="minorHAnsi" w:hAnsiTheme="minorHAnsi" w:cstheme="minorHAnsi"/>
+                <w:sz w:val="28"/>
+                <w:szCs w:val="28"/>
+                <w:lang w:val="en-IN"/>
+              </w:rPr>
+              <w:t>behaviors</w:t>
+            </w:r>
+            <w:proofErr w:type="spellEnd"/>
+            <w:r>
+              <w:rPr>
+                <w:rFonts w:asciiTheme="minorHAnsi" w:hAnsiTheme="minorHAnsi" w:cstheme="minorHAnsi"/>
+                <w:sz w:val="28"/>
+                <w:szCs w:val="28"/>
+                <w:lang w:val="en-IN"/>
+              </w:rPr>
+              <w:t xml:space="preserve"> flow within a network.</w:t>
+            </w:r>
+          </w:p>
+          <w:p>
+            <w:pPr>
+              <w:widowControl/>
+              <w:autoSpaceDE/>
+              <w:autoSpaceDN/>
+              <w:rPr>
+                <w:rFonts w:asciiTheme="minorHAnsi" w:hAnsiTheme="minorHAnsi" w:cstheme="minorHAnsi"/>
+                <w:sz w:val="28"/>
+                <w:szCs w:val="28"/>
+                <w:lang w:val="en-IN"/>
+              </w:rPr>
+            </w:pPr>
+          </w:p>
           <w:tbl>
             <w:tblPr>
               <w:tblStyle w:val="GridTable4"/>
@@ -3425,10 +3665,10 @@
                   <w:cnfStyle w:val="001000000000" w:firstRow="0" w:lastRow="0" w:firstColumn="1" w:lastColumn="0" w:oddVBand="0" w:evenVBand="0" w:oddHBand="0" w:evenHBand="0" w:firstRowFirstColumn="0" w:firstRowLastColumn="0" w:lastRowFirstColumn="0" w:lastRowLastColumn="0"/>
                   <w:tcW w:w="993" w:type="pct"/>
                   <w:tcBorders>
-                    <w:top w:val="none" w:sz="0" w:space="0" w:color="auto"/>
-                    <w:left w:val="none" w:sz="0" w:space="0" w:color="auto"/>
-                    <w:bottom w:val="none" w:sz="0" w:space="0" w:color="auto"/>
-                    <w:right w:val="none" w:sz="0" w:space="0" w:color="auto"/>
+                    <w:top w:val="single" w:sz="4" w:space="0" w:color="auto"/>
+                    <w:left w:val="single" w:sz="4" w:space="0" w:color="auto"/>
+                    <w:bottom w:val="single" w:sz="4" w:space="0" w:color="auto"/>
+                    <w:right w:val="single" w:sz="4" w:space="0" w:color="auto"/>
                   </w:tcBorders>
                   <w:noWrap/>
                   <w:hideMark/>
@@ -3437,7 +3677,6 @@
                   <w:pPr>
                     <w:widowControl/>
                     <w:autoSpaceDE/>
-                    <w:autoSpaceDN/>
                     <w:spacing w:before="240" w:after="240"/>
                     <w:jc w:val="center"/>
                     <w:rPr>
@@ -3462,10 +3701,10 @@
                 <w:tcPr>
                   <w:tcW w:w="4007" w:type="pct"/>
                   <w:tcBorders>
-                    <w:top w:val="none" w:sz="0" w:space="0" w:color="auto"/>
-                    <w:left w:val="none" w:sz="0" w:space="0" w:color="auto"/>
-                    <w:bottom w:val="none" w:sz="0" w:space="0" w:color="auto"/>
-                    <w:right w:val="none" w:sz="0" w:space="0" w:color="auto"/>
+                    <w:top w:val="single" w:sz="4" w:space="0" w:color="auto"/>
+                    <w:left w:val="single" w:sz="4" w:space="0" w:color="auto"/>
+                    <w:bottom w:val="single" w:sz="4" w:space="0" w:color="auto"/>
+                    <w:right w:val="single" w:sz="4" w:space="0" w:color="auto"/>
                   </w:tcBorders>
                   <w:noWrap/>
                   <w:hideMark/>
@@ -3474,7 +3713,6 @@
                   <w:pPr>
                     <w:widowControl/>
                     <w:autoSpaceDE/>
-                    <w:autoSpaceDN/>
                     <w:spacing w:before="240" w:after="240"/>
                     <w:jc w:val="center"/>
                     <w:cnfStyle w:val="100000000000" w:firstRow="1" w:lastRow="0" w:firstColumn="0" w:lastColumn="0" w:oddVBand="0" w:evenVBand="0" w:oddHBand="0" w:evenHBand="0" w:firstRowFirstColumn="0" w:firstRowLastColumn="0" w:lastRowFirstColumn="0" w:lastRowLastColumn="0"/>
@@ -3505,13 +3743,18 @@
                 <w:tcPr>
                   <w:cnfStyle w:val="001000000000" w:firstRow="0" w:lastRow="0" w:firstColumn="1" w:lastColumn="0" w:oddVBand="0" w:evenVBand="0" w:oddHBand="0" w:evenHBand="0" w:firstRowFirstColumn="0" w:firstRowLastColumn="0" w:lastRowFirstColumn="0" w:lastRowLastColumn="0"/>
                   <w:tcW w:w="993" w:type="pct"/>
+                  <w:tcBorders>
+                    <w:top w:val="single" w:sz="4" w:space="0" w:color="auto"/>
+                    <w:left w:val="single" w:sz="4" w:space="0" w:color="auto"/>
+                    <w:bottom w:val="single" w:sz="4" w:space="0" w:color="auto"/>
+                    <w:right w:val="single" w:sz="4" w:space="0" w:color="auto"/>
+                  </w:tcBorders>
                   <w:hideMark/>
                 </w:tcPr>
                 <w:p>
                   <w:pPr>
                     <w:widowControl/>
                     <w:autoSpaceDE/>
-                    <w:autoSpaceDN/>
                     <w:spacing w:before="240" w:after="240"/>
                     <w:rPr>
                       <w:rFonts w:asciiTheme="minorHAnsi" w:eastAsia="Times New Roman" w:hAnsiTheme="minorHAnsi" w:cstheme="minorHAnsi"/>
@@ -3534,13 +3777,18 @@
               <w:tc>
                 <w:tcPr>
                   <w:tcW w:w="4007" w:type="pct"/>
+                  <w:tcBorders>
+                    <w:top w:val="single" w:sz="4" w:space="0" w:color="auto"/>
+                    <w:left w:val="single" w:sz="4" w:space="0" w:color="auto"/>
+                    <w:bottom w:val="single" w:sz="4" w:space="0" w:color="auto"/>
+                    <w:right w:val="single" w:sz="4" w:space="0" w:color="auto"/>
+                  </w:tcBorders>
                   <w:hideMark/>
                 </w:tcPr>
                 <w:p>
                   <w:pPr>
                     <w:widowControl/>
                     <w:autoSpaceDE/>
-                    <w:autoSpaceDN/>
                     <w:spacing w:before="240" w:after="240"/>
                     <w:cnfStyle w:val="000000100000" w:firstRow="0" w:lastRow="0" w:firstColumn="0" w:lastColumn="0" w:oddVBand="0" w:evenVBand="0" w:oddHBand="1" w:evenHBand="0" w:firstRowFirstColumn="0" w:firstRowLastColumn="0" w:lastRowFirstColumn="0" w:lastRowLastColumn="0"/>
                     <w:rPr>
@@ -3587,13 +3835,18 @@
                 <w:tcPr>
                   <w:cnfStyle w:val="001000000000" w:firstRow="0" w:lastRow="0" w:firstColumn="1" w:lastColumn="0" w:oddVBand="0" w:evenVBand="0" w:oddHBand="0" w:evenHBand="0" w:firstRowFirstColumn="0" w:firstRowLastColumn="0" w:lastRowFirstColumn="0" w:lastRowLastColumn="0"/>
                   <w:tcW w:w="993" w:type="pct"/>
+                  <w:tcBorders>
+                    <w:top w:val="single" w:sz="4" w:space="0" w:color="auto"/>
+                    <w:left w:val="single" w:sz="4" w:space="0" w:color="auto"/>
+                    <w:bottom w:val="single" w:sz="4" w:space="0" w:color="auto"/>
+                    <w:right w:val="single" w:sz="4" w:space="0" w:color="auto"/>
+                  </w:tcBorders>
                   <w:hideMark/>
                 </w:tcPr>
                 <w:p>
                   <w:pPr>
                     <w:widowControl/>
                     <w:autoSpaceDE/>
-                    <w:autoSpaceDN/>
                     <w:spacing w:before="240" w:after="240"/>
                     <w:rPr>
                       <w:rFonts w:asciiTheme="minorHAnsi" w:eastAsia="Times New Roman" w:hAnsiTheme="minorHAnsi" w:cstheme="minorHAnsi"/>
@@ -3616,13 +3869,18 @@
               <w:tc>
                 <w:tcPr>
                   <w:tcW w:w="4007" w:type="pct"/>
+                  <w:tcBorders>
+                    <w:top w:val="single" w:sz="4" w:space="0" w:color="auto"/>
+                    <w:left w:val="single" w:sz="4" w:space="0" w:color="auto"/>
+                    <w:bottom w:val="single" w:sz="4" w:space="0" w:color="auto"/>
+                    <w:right w:val="single" w:sz="4" w:space="0" w:color="auto"/>
+                  </w:tcBorders>
                   <w:hideMark/>
                 </w:tcPr>
                 <w:p>
                   <w:pPr>
                     <w:widowControl/>
                     <w:autoSpaceDE/>
-                    <w:autoSpaceDN/>
                     <w:spacing w:before="240" w:after="240"/>
                     <w:cnfStyle w:val="000000000000" w:firstRow="0" w:lastRow="0" w:firstColumn="0" w:lastColumn="0" w:oddVBand="0" w:evenVBand="0" w:oddHBand="0" w:evenHBand="0" w:firstRowFirstColumn="0" w:firstRowLastColumn="0" w:lastRowFirstColumn="0" w:lastRowLastColumn="0"/>
                     <w:rPr>
@@ -3672,13 +3930,18 @@
                 <w:tcPr>
                   <w:cnfStyle w:val="001000000000" w:firstRow="0" w:lastRow="0" w:firstColumn="1" w:lastColumn="0" w:oddVBand="0" w:evenVBand="0" w:oddHBand="0" w:evenHBand="0" w:firstRowFirstColumn="0" w:firstRowLastColumn="0" w:lastRowFirstColumn="0" w:lastRowLastColumn="0"/>
                   <w:tcW w:w="993" w:type="pct"/>
+                  <w:tcBorders>
+                    <w:top w:val="single" w:sz="4" w:space="0" w:color="auto"/>
+                    <w:left w:val="single" w:sz="4" w:space="0" w:color="auto"/>
+                    <w:bottom w:val="single" w:sz="4" w:space="0" w:color="auto"/>
+                    <w:right w:val="single" w:sz="4" w:space="0" w:color="auto"/>
+                  </w:tcBorders>
                   <w:hideMark/>
                 </w:tcPr>
                 <w:p>
                   <w:pPr>
                     <w:widowControl/>
                     <w:autoSpaceDE/>
-                    <w:autoSpaceDN/>
                     <w:spacing w:before="240" w:after="240"/>
                     <w:rPr>
                       <w:rFonts w:asciiTheme="minorHAnsi" w:eastAsia="Times New Roman" w:hAnsiTheme="minorHAnsi" w:cstheme="minorHAnsi"/>
@@ -3701,13 +3964,18 @@
               <w:tc>
                 <w:tcPr>
                   <w:tcW w:w="4007" w:type="pct"/>
+                  <w:tcBorders>
+                    <w:top w:val="single" w:sz="4" w:space="0" w:color="auto"/>
+                    <w:left w:val="single" w:sz="4" w:space="0" w:color="auto"/>
+                    <w:bottom w:val="single" w:sz="4" w:space="0" w:color="auto"/>
+                    <w:right w:val="single" w:sz="4" w:space="0" w:color="auto"/>
+                  </w:tcBorders>
                   <w:hideMark/>
                 </w:tcPr>
                 <w:p>
                   <w:pPr>
                     <w:widowControl/>
                     <w:autoSpaceDE/>
-                    <w:autoSpaceDN/>
                     <w:spacing w:before="240" w:after="240"/>
                     <w:cnfStyle w:val="000000100000" w:firstRow="0" w:lastRow="0" w:firstColumn="0" w:lastColumn="0" w:oddVBand="0" w:evenVBand="0" w:oddHBand="1" w:evenHBand="0" w:firstRowFirstColumn="0" w:firstRowLastColumn="0" w:lastRowFirstColumn="0" w:lastRowLastColumn="0"/>
                     <w:rPr>
@@ -3734,13 +4002,18 @@
                 <w:tcPr>
                   <w:cnfStyle w:val="001000000000" w:firstRow="0" w:lastRow="0" w:firstColumn="1" w:lastColumn="0" w:oddVBand="0" w:evenVBand="0" w:oddHBand="0" w:evenHBand="0" w:firstRowFirstColumn="0" w:firstRowLastColumn="0" w:lastRowFirstColumn="0" w:lastRowLastColumn="0"/>
                   <w:tcW w:w="993" w:type="pct"/>
+                  <w:tcBorders>
+                    <w:top w:val="single" w:sz="4" w:space="0" w:color="auto"/>
+                    <w:left w:val="single" w:sz="4" w:space="0" w:color="auto"/>
+                    <w:bottom w:val="single" w:sz="4" w:space="0" w:color="auto"/>
+                    <w:right w:val="single" w:sz="4" w:space="0" w:color="auto"/>
+                  </w:tcBorders>
                   <w:hideMark/>
                 </w:tcPr>
                 <w:p>
                   <w:pPr>
                     <w:widowControl/>
                     <w:autoSpaceDE/>
-                    <w:autoSpaceDN/>
                     <w:spacing w:before="240" w:after="240"/>
                     <w:rPr>
                       <w:rFonts w:asciiTheme="minorHAnsi" w:eastAsia="Times New Roman" w:hAnsiTheme="minorHAnsi" w:cstheme="minorHAnsi"/>
@@ -3765,13 +4038,18 @@
               <w:tc>
                 <w:tcPr>
                   <w:tcW w:w="4007" w:type="pct"/>
+                  <w:tcBorders>
+                    <w:top w:val="single" w:sz="4" w:space="0" w:color="auto"/>
+                    <w:left w:val="single" w:sz="4" w:space="0" w:color="auto"/>
+                    <w:bottom w:val="single" w:sz="4" w:space="0" w:color="auto"/>
+                    <w:right w:val="single" w:sz="4" w:space="0" w:color="auto"/>
+                  </w:tcBorders>
                   <w:hideMark/>
                 </w:tcPr>
                 <w:p>
                   <w:pPr>
                     <w:widowControl/>
                     <w:autoSpaceDE/>
-                    <w:autoSpaceDN/>
                     <w:spacing w:before="240" w:after="240"/>
                     <w:cnfStyle w:val="000000000000" w:firstRow="0" w:lastRow="0" w:firstColumn="0" w:lastColumn="0" w:oddVBand="0" w:evenVBand="0" w:oddHBand="0" w:evenHBand="0" w:firstRowFirstColumn="0" w:firstRowLastColumn="0" w:lastRowFirstColumn="0" w:lastRowLastColumn="0"/>
                     <w:rPr>
@@ -3872,13 +4150,18 @@
                 <w:tcPr>
                   <w:cnfStyle w:val="001000000000" w:firstRow="0" w:lastRow="0" w:firstColumn="1" w:lastColumn="0" w:oddVBand="0" w:evenVBand="0" w:oddHBand="0" w:evenHBand="0" w:firstRowFirstColumn="0" w:firstRowLastColumn="0" w:lastRowFirstColumn="0" w:lastRowLastColumn="0"/>
                   <w:tcW w:w="993" w:type="pct"/>
+                  <w:tcBorders>
+                    <w:top w:val="single" w:sz="4" w:space="0" w:color="auto"/>
+                    <w:left w:val="single" w:sz="4" w:space="0" w:color="auto"/>
+                    <w:bottom w:val="single" w:sz="4" w:space="0" w:color="auto"/>
+                    <w:right w:val="single" w:sz="4" w:space="0" w:color="auto"/>
+                  </w:tcBorders>
                   <w:hideMark/>
                 </w:tcPr>
                 <w:p>
                   <w:pPr>
                     <w:widowControl/>
                     <w:autoSpaceDE/>
-                    <w:autoSpaceDN/>
                     <w:spacing w:before="240" w:after="240"/>
                     <w:rPr>
                       <w:rFonts w:asciiTheme="minorHAnsi" w:eastAsia="Times New Roman" w:hAnsiTheme="minorHAnsi" w:cstheme="minorHAnsi"/>
@@ -3901,13 +4184,18 @@
               <w:tc>
                 <w:tcPr>
                   <w:tcW w:w="4007" w:type="pct"/>
+                  <w:tcBorders>
+                    <w:top w:val="single" w:sz="4" w:space="0" w:color="auto"/>
+                    <w:left w:val="single" w:sz="4" w:space="0" w:color="auto"/>
+                    <w:bottom w:val="single" w:sz="4" w:space="0" w:color="auto"/>
+                    <w:right w:val="single" w:sz="4" w:space="0" w:color="auto"/>
+                  </w:tcBorders>
                   <w:hideMark/>
                 </w:tcPr>
                 <w:p>
                   <w:pPr>
                     <w:widowControl/>
                     <w:autoSpaceDE/>
-                    <w:autoSpaceDN/>
                     <w:spacing w:before="240" w:after="240"/>
                     <w:cnfStyle w:val="000000100000" w:firstRow="0" w:lastRow="0" w:firstColumn="0" w:lastColumn="0" w:oddVBand="0" w:evenVBand="0" w:oddHBand="1" w:evenHBand="0" w:firstRowFirstColumn="0" w:firstRowLastColumn="0" w:lastRowFirstColumn="0" w:lastRowLastColumn="0"/>
                     <w:rPr>
@@ -3954,13 +4242,18 @@
                 <w:tcPr>
                   <w:cnfStyle w:val="001000000000" w:firstRow="0" w:lastRow="0" w:firstColumn="1" w:lastColumn="0" w:oddVBand="0" w:evenVBand="0" w:oddHBand="0" w:evenHBand="0" w:firstRowFirstColumn="0" w:firstRowLastColumn="0" w:lastRowFirstColumn="0" w:lastRowLastColumn="0"/>
                   <w:tcW w:w="993" w:type="pct"/>
+                  <w:tcBorders>
+                    <w:top w:val="single" w:sz="4" w:space="0" w:color="auto"/>
+                    <w:left w:val="single" w:sz="4" w:space="0" w:color="auto"/>
+                    <w:bottom w:val="single" w:sz="4" w:space="0" w:color="auto"/>
+                    <w:right w:val="single" w:sz="4" w:space="0" w:color="auto"/>
+                  </w:tcBorders>
                   <w:hideMark/>
                 </w:tcPr>
                 <w:p>
                   <w:pPr>
                     <w:widowControl/>
                     <w:autoSpaceDE/>
-                    <w:autoSpaceDN/>
                     <w:spacing w:before="240" w:after="240"/>
                     <w:rPr>
                       <w:rFonts w:asciiTheme="minorHAnsi" w:eastAsia="Times New Roman" w:hAnsiTheme="minorHAnsi" w:cstheme="minorHAnsi"/>
@@ -3985,13 +4278,18 @@
               <w:tc>
                 <w:tcPr>
                   <w:tcW w:w="4007" w:type="pct"/>
+                  <w:tcBorders>
+                    <w:top w:val="single" w:sz="4" w:space="0" w:color="auto"/>
+                    <w:left w:val="single" w:sz="4" w:space="0" w:color="auto"/>
+                    <w:bottom w:val="single" w:sz="4" w:space="0" w:color="auto"/>
+                    <w:right w:val="single" w:sz="4" w:space="0" w:color="auto"/>
+                  </w:tcBorders>
                   <w:hideMark/>
                 </w:tcPr>
                 <w:p>
                   <w:pPr>
                     <w:widowControl/>
                     <w:autoSpaceDE/>
-                    <w:autoSpaceDN/>
                     <w:spacing w:before="240" w:after="240"/>
                     <w:cnfStyle w:val="000000000000" w:firstRow="0" w:lastRow="0" w:firstColumn="0" w:lastColumn="0" w:oddVBand="0" w:evenVBand="0" w:oddHBand="0" w:evenHBand="0" w:firstRowFirstColumn="0" w:firstRowLastColumn="0" w:lastRowFirstColumn="0" w:lastRowLastColumn="0"/>
                     <w:rPr>
@@ -4073,7 +4371,7 @@
           <w:szCs w:val="28"/>
         </w:rPr>
         <w:sectPr>
-          <w:pgSz w:w="11913" w:h="15309"/>
+          <w:pgSz w:w="11913" w:h="18711"/>
           <w:pgMar w:top="142" w:right="573" w:bottom="278" w:left="697" w:header="720" w:footer="720" w:gutter="0"/>
           <w:cols w:space="720"/>
         </w:sectPr>
@@ -4083,7 +4381,6 @@
       <w:tblPr>
         <w:tblW w:w="11340" w:type="dxa"/>
         <w:tblInd w:w="-562" w:type="dxa"/>
-        <w:tblLayout w:type="fixed"/>
         <w:tblCellMar>
           <w:left w:w="0" w:type="dxa"/>
           <w:right w:w="0" w:type="dxa"/>
@@ -4091,8 +4388,8 @@
         <w:tblLook w:val="04A0" w:firstRow="1" w:lastRow="0" w:firstColumn="1" w:lastColumn="0" w:noHBand="0" w:noVBand="1"/>
       </w:tblPr>
       <w:tblGrid>
-        <w:gridCol w:w="993"/>
-        <w:gridCol w:w="10347"/>
+        <w:gridCol w:w="833"/>
+        <w:gridCol w:w="10507"/>
       </w:tblGrid>
       <w:tr>
         <w:trPr>
@@ -4221,6 +4518,724 @@
           <w:tcPr>
             <w:tcW w:w="10347" w:type="dxa"/>
           </w:tcPr>
+          <w:tbl>
+            <w:tblPr>
+              <w:tblStyle w:val="GridTable5Dark-Accent1"/>
+              <w:tblW w:w="10497" w:type="dxa"/>
+              <w:tblBorders>
+                <w:top w:val="single" w:sz="4" w:space="0" w:color="auto"/>
+                <w:left w:val="single" w:sz="4" w:space="0" w:color="auto"/>
+                <w:bottom w:val="single" w:sz="4" w:space="0" w:color="auto"/>
+                <w:right w:val="single" w:sz="4" w:space="0" w:color="auto"/>
+                <w:insideH w:val="single" w:sz="4" w:space="0" w:color="auto"/>
+                <w:insideV w:val="single" w:sz="4" w:space="0" w:color="auto"/>
+              </w:tblBorders>
+              <w:tblLook w:val="04A0" w:firstRow="1" w:lastRow="0" w:firstColumn="1" w:lastColumn="0" w:noHBand="0" w:noVBand="1"/>
+            </w:tblPr>
+            <w:tblGrid>
+              <w:gridCol w:w="2565"/>
+              <w:gridCol w:w="3808"/>
+              <w:gridCol w:w="4124"/>
+            </w:tblGrid>
+            <w:tr>
+              <w:trPr>
+                <w:cnfStyle w:val="100000000000" w:firstRow="1" w:lastRow="0" w:firstColumn="0" w:lastColumn="0" w:oddVBand="0" w:evenVBand="0" w:oddHBand="0" w:evenHBand="0" w:firstRowFirstColumn="0" w:firstRowLastColumn="0" w:lastRowFirstColumn="0" w:lastRowLastColumn="0"/>
+              </w:trPr>
+              <w:tc>
+                <w:tcPr>
+                  <w:cnfStyle w:val="001000000000" w:firstRow="0" w:lastRow="0" w:firstColumn="1" w:lastColumn="0" w:oddVBand="0" w:evenVBand="0" w:oddHBand="0" w:evenHBand="0" w:firstRowFirstColumn="0" w:firstRowLastColumn="0" w:lastRowFirstColumn="0" w:lastRowLastColumn="0"/>
+                  <w:tcW w:w="986" w:type="pct"/>
+                  <w:tcBorders>
+                    <w:top w:val="none" w:sz="0" w:space="0" w:color="auto"/>
+                    <w:left w:val="none" w:sz="0" w:space="0" w:color="auto"/>
+                    <w:right w:val="none" w:sz="0" w:space="0" w:color="auto"/>
+                  </w:tcBorders>
+                  <w:noWrap/>
+                  <w:vAlign w:val="center"/>
+                  <w:hideMark/>
+                </w:tcPr>
+                <w:p>
+                  <w:pPr>
+                    <w:widowControl/>
+                    <w:autoSpaceDE/>
+                    <w:autoSpaceDN/>
+                    <w:spacing w:before="240" w:after="240"/>
+                    <w:jc w:val="center"/>
+                    <w:rPr>
+                      <w:rFonts w:asciiTheme="minorHAnsi" w:eastAsia="Times New Roman" w:hAnsiTheme="minorHAnsi" w:cstheme="minorHAnsi"/>
+                      <w:b/>
+                      <w:bCs/>
+                      <w:sz w:val="28"/>
+                      <w:szCs w:val="28"/>
+                      <w:lang w:val="en-IN" w:eastAsia="en-IN"/>
+                    </w:rPr>
+                  </w:pPr>
+                  <w:r>
+                    <w:rPr>
+                      <w:rFonts w:asciiTheme="minorHAnsi" w:eastAsia="Times New Roman" w:hAnsiTheme="minorHAnsi" w:cstheme="minorHAnsi"/>
+                      <w:b/>
+                      <w:bCs/>
+                      <w:sz w:val="28"/>
+                      <w:szCs w:val="28"/>
+                      <w:lang w:val="en-IN" w:eastAsia="en-IN"/>
+                    </w:rPr>
+                    <w:t>Basis of Comparison</w:t>
+                  </w:r>
+                </w:p>
+              </w:tc>
+              <w:tc>
+                <w:tcPr>
+                  <w:tcW w:w="1932" w:type="pct"/>
+                  <w:tcBorders>
+                    <w:top w:val="none" w:sz="0" w:space="0" w:color="auto"/>
+                    <w:left w:val="none" w:sz="0" w:space="0" w:color="auto"/>
+                    <w:right w:val="none" w:sz="0" w:space="0" w:color="auto"/>
+                  </w:tcBorders>
+                  <w:noWrap/>
+                  <w:vAlign w:val="center"/>
+                  <w:hideMark/>
+                </w:tcPr>
+                <w:p>
+                  <w:pPr>
+                    <w:widowControl/>
+                    <w:autoSpaceDE/>
+                    <w:autoSpaceDN/>
+                    <w:spacing w:before="240" w:after="240"/>
+                    <w:jc w:val="center"/>
+                    <w:cnfStyle w:val="100000000000" w:firstRow="1" w:lastRow="0" w:firstColumn="0" w:lastColumn="0" w:oddVBand="0" w:evenVBand="0" w:oddHBand="0" w:evenHBand="0" w:firstRowFirstColumn="0" w:firstRowLastColumn="0" w:lastRowFirstColumn="0" w:lastRowLastColumn="0"/>
+                    <w:rPr>
+                      <w:rFonts w:asciiTheme="minorHAnsi" w:eastAsia="Times New Roman" w:hAnsiTheme="minorHAnsi" w:cstheme="minorHAnsi"/>
+                      <w:sz w:val="28"/>
+                      <w:szCs w:val="28"/>
+                      <w:lang w:val="en-IN" w:eastAsia="en-IN"/>
+                    </w:rPr>
+                  </w:pPr>
+                  <w:r>
+                    <w:rPr>
+                      <w:rFonts w:asciiTheme="minorHAnsi" w:eastAsia="Times New Roman" w:hAnsiTheme="minorHAnsi" w:cstheme="minorHAnsi"/>
+                      <w:sz w:val="28"/>
+                      <w:szCs w:val="28"/>
+                      <w:lang w:val="en-IN" w:eastAsia="en-IN"/>
+                    </w:rPr>
+                    <w:t>Selection</w:t>
+                  </w:r>
+                </w:p>
+              </w:tc>
+              <w:tc>
+                <w:tcPr>
+                  <w:tcW w:w="2082" w:type="pct"/>
+                  <w:tcBorders>
+                    <w:top w:val="none" w:sz="0" w:space="0" w:color="auto"/>
+                    <w:left w:val="none" w:sz="0" w:space="0" w:color="auto"/>
+                    <w:right w:val="none" w:sz="0" w:space="0" w:color="auto"/>
+                  </w:tcBorders>
+                  <w:noWrap/>
+                  <w:vAlign w:val="center"/>
+                  <w:hideMark/>
+                </w:tcPr>
+                <w:p>
+                  <w:pPr>
+                    <w:widowControl/>
+                    <w:autoSpaceDE/>
+                    <w:autoSpaceDN/>
+                    <w:spacing w:before="240" w:after="240"/>
+                    <w:jc w:val="center"/>
+                    <w:cnfStyle w:val="100000000000" w:firstRow="1" w:lastRow="0" w:firstColumn="0" w:lastColumn="0" w:oddVBand="0" w:evenVBand="0" w:oddHBand="0" w:evenHBand="0" w:firstRowFirstColumn="0" w:firstRowLastColumn="0" w:lastRowFirstColumn="0" w:lastRowLastColumn="0"/>
+                    <w:rPr>
+                      <w:rFonts w:asciiTheme="minorHAnsi" w:eastAsia="Times New Roman" w:hAnsiTheme="minorHAnsi" w:cstheme="minorHAnsi"/>
+                      <w:sz w:val="28"/>
+                      <w:szCs w:val="28"/>
+                      <w:lang w:val="en-IN" w:eastAsia="en-IN"/>
+                    </w:rPr>
+                  </w:pPr>
+                  <w:r>
+                    <w:rPr>
+                      <w:rFonts w:asciiTheme="minorHAnsi" w:eastAsia="Times New Roman" w:hAnsiTheme="minorHAnsi" w:cstheme="minorHAnsi"/>
+                      <w:sz w:val="28"/>
+                      <w:szCs w:val="28"/>
+                      <w:lang w:val="en-IN" w:eastAsia="en-IN"/>
+                    </w:rPr>
+                    <w:t>Social Influence</w:t>
+                  </w:r>
+                </w:p>
+              </w:tc>
+            </w:tr>
+            <w:tr>
+              <w:trPr>
+                <w:cnfStyle w:val="000000100000" w:firstRow="0" w:lastRow="0" w:firstColumn="0" w:lastColumn="0" w:oddVBand="0" w:evenVBand="0" w:oddHBand="1" w:evenHBand="0" w:firstRowFirstColumn="0" w:firstRowLastColumn="0" w:lastRowFirstColumn="0" w:lastRowLastColumn="0"/>
+              </w:trPr>
+              <w:tc>
+                <w:tcPr>
+                  <w:cnfStyle w:val="001000000000" w:firstRow="0" w:lastRow="0" w:firstColumn="1" w:lastColumn="0" w:oddVBand="0" w:evenVBand="0" w:oddHBand="0" w:evenHBand="0" w:firstRowFirstColumn="0" w:firstRowLastColumn="0" w:lastRowFirstColumn="0" w:lastRowLastColumn="0"/>
+                  <w:tcW w:w="986" w:type="pct"/>
+                  <w:tcBorders>
+                    <w:left w:val="none" w:sz="0" w:space="0" w:color="auto"/>
+                  </w:tcBorders>
+                  <w:vAlign w:val="center"/>
+                  <w:hideMark/>
+                </w:tcPr>
+                <w:p>
+                  <w:pPr>
+                    <w:widowControl/>
+                    <w:autoSpaceDE/>
+                    <w:autoSpaceDN/>
+                    <w:spacing w:before="240" w:after="240"/>
+                    <w:jc w:val="center"/>
+                    <w:rPr>
+                      <w:rFonts w:asciiTheme="minorHAnsi" w:eastAsia="Times New Roman" w:hAnsiTheme="minorHAnsi" w:cstheme="minorHAnsi"/>
+                      <w:sz w:val="28"/>
+                      <w:szCs w:val="28"/>
+                      <w:lang w:val="en-IN" w:eastAsia="en-IN"/>
+                    </w:rPr>
+                  </w:pPr>
+                  <w:r>
+                    <w:rPr>
+                      <w:rFonts w:asciiTheme="minorHAnsi" w:eastAsia="Times New Roman" w:hAnsiTheme="minorHAnsi" w:cstheme="minorHAnsi"/>
+                      <w:sz w:val="28"/>
+                      <w:szCs w:val="28"/>
+                      <w:lang w:val="en-IN" w:eastAsia="en-IN"/>
+                    </w:rPr>
+                    <w:t>Direction of Influence</w:t>
+                  </w:r>
+                </w:p>
+              </w:tc>
+              <w:tc>
+                <w:tcPr>
+                  <w:tcW w:w="1932" w:type="pct"/>
+                  <w:vAlign w:val="center"/>
+                  <w:hideMark/>
+                </w:tcPr>
+                <w:p>
+                  <w:pPr>
+                    <w:widowControl/>
+                    <w:autoSpaceDE/>
+                    <w:autoSpaceDN/>
+                    <w:spacing w:before="240" w:after="240"/>
+                    <w:jc w:val="center"/>
+                    <w:cnfStyle w:val="000000100000" w:firstRow="0" w:lastRow="0" w:firstColumn="0" w:lastColumn="0" w:oddVBand="0" w:evenVBand="0" w:oddHBand="1" w:evenHBand="0" w:firstRowFirstColumn="0" w:firstRowLastColumn="0" w:lastRowFirstColumn="0" w:lastRowLastColumn="0"/>
+                    <w:rPr>
+                      <w:rFonts w:asciiTheme="minorHAnsi" w:eastAsia="Times New Roman" w:hAnsiTheme="minorHAnsi" w:cstheme="minorHAnsi"/>
+                      <w:sz w:val="28"/>
+                      <w:szCs w:val="28"/>
+                      <w:lang w:val="en-IN" w:eastAsia="en-IN"/>
+                    </w:rPr>
+                  </w:pPr>
+                  <w:r>
+                    <w:rPr>
+                      <w:rFonts w:asciiTheme="minorHAnsi" w:eastAsia="Times New Roman" w:hAnsiTheme="minorHAnsi" w:cstheme="minorHAnsi"/>
+                      <w:sz w:val="28"/>
+                      <w:szCs w:val="28"/>
+                      <w:lang w:val="en-IN" w:eastAsia="en-IN"/>
+                    </w:rPr>
+                    <w:t>Driven by the individual's own preferences</w:t>
+                  </w:r>
+                </w:p>
+              </w:tc>
+              <w:tc>
+                <w:tcPr>
+                  <w:tcW w:w="2082" w:type="pct"/>
+                  <w:vAlign w:val="center"/>
+                  <w:hideMark/>
+                </w:tcPr>
+                <w:p>
+                  <w:pPr>
+                    <w:widowControl/>
+                    <w:autoSpaceDE/>
+                    <w:autoSpaceDN/>
+                    <w:spacing w:before="240" w:after="240"/>
+                    <w:jc w:val="center"/>
+                    <w:cnfStyle w:val="000000100000" w:firstRow="0" w:lastRow="0" w:firstColumn="0" w:lastColumn="0" w:oddVBand="0" w:evenVBand="0" w:oddHBand="1" w:evenHBand="0" w:firstRowFirstColumn="0" w:firstRowLastColumn="0" w:lastRowFirstColumn="0" w:lastRowLastColumn="0"/>
+                    <w:rPr>
+                      <w:rFonts w:asciiTheme="minorHAnsi" w:eastAsia="Times New Roman" w:hAnsiTheme="minorHAnsi" w:cstheme="minorHAnsi"/>
+                      <w:sz w:val="28"/>
+                      <w:szCs w:val="28"/>
+                      <w:lang w:val="en-IN" w:eastAsia="en-IN"/>
+                    </w:rPr>
+                  </w:pPr>
+                  <w:r>
+                    <w:rPr>
+                      <w:rFonts w:asciiTheme="minorHAnsi" w:eastAsia="Times New Roman" w:hAnsiTheme="minorHAnsi" w:cstheme="minorHAnsi"/>
+                      <w:sz w:val="28"/>
+                      <w:szCs w:val="28"/>
+                      <w:lang w:val="en-IN" w:eastAsia="en-IN"/>
+                    </w:rPr>
+                    <w:t>Driven by the tendency to conform to one's social contacts</w:t>
+                  </w:r>
+                </w:p>
+              </w:tc>
+            </w:tr>
+            <w:tr>
+              <w:tc>
+                <w:tcPr>
+                  <w:cnfStyle w:val="001000000000" w:firstRow="0" w:lastRow="0" w:firstColumn="1" w:lastColumn="0" w:oddVBand="0" w:evenVBand="0" w:oddHBand="0" w:evenHBand="0" w:firstRowFirstColumn="0" w:firstRowLastColumn="0" w:lastRowFirstColumn="0" w:lastRowLastColumn="0"/>
+                  <w:tcW w:w="986" w:type="pct"/>
+                  <w:tcBorders>
+                    <w:left w:val="none" w:sz="0" w:space="0" w:color="auto"/>
+                  </w:tcBorders>
+                  <w:vAlign w:val="center"/>
+                  <w:hideMark/>
+                </w:tcPr>
+                <w:p>
+                  <w:pPr>
+                    <w:widowControl/>
+                    <w:autoSpaceDE/>
+                    <w:autoSpaceDN/>
+                    <w:spacing w:before="240" w:after="240"/>
+                    <w:jc w:val="center"/>
+                    <w:rPr>
+                      <w:rFonts w:asciiTheme="minorHAnsi" w:eastAsia="Times New Roman" w:hAnsiTheme="minorHAnsi" w:cstheme="minorHAnsi"/>
+                      <w:sz w:val="28"/>
+                      <w:szCs w:val="28"/>
+                      <w:lang w:val="en-IN" w:eastAsia="en-IN"/>
+                    </w:rPr>
+                  </w:pPr>
+                  <w:r>
+                    <w:rPr>
+                      <w:rFonts w:asciiTheme="minorHAnsi" w:eastAsia="Times New Roman" w:hAnsiTheme="minorHAnsi" w:cstheme="minorHAnsi"/>
+                      <w:sz w:val="28"/>
+                      <w:szCs w:val="28"/>
+                      <w:lang w:val="en-IN" w:eastAsia="en-IN"/>
+                    </w:rPr>
+                    <w:t>Outcome</w:t>
+                  </w:r>
+                </w:p>
+              </w:tc>
+              <w:tc>
+                <w:tcPr>
+                  <w:tcW w:w="1932" w:type="pct"/>
+                  <w:vAlign w:val="center"/>
+                  <w:hideMark/>
+                </w:tcPr>
+                <w:p>
+                  <w:pPr>
+                    <w:widowControl/>
+                    <w:autoSpaceDE/>
+                    <w:autoSpaceDN/>
+                    <w:spacing w:before="240" w:after="240"/>
+                    <w:jc w:val="center"/>
+                    <w:cnfStyle w:val="000000000000" w:firstRow="0" w:lastRow="0" w:firstColumn="0" w:lastColumn="0" w:oddVBand="0" w:evenVBand="0" w:oddHBand="0" w:evenHBand="0" w:firstRowFirstColumn="0" w:firstRowLastColumn="0" w:lastRowFirstColumn="0" w:lastRowLastColumn="0"/>
+                    <w:rPr>
+                      <w:rFonts w:asciiTheme="minorHAnsi" w:eastAsia="Times New Roman" w:hAnsiTheme="minorHAnsi" w:cstheme="minorHAnsi"/>
+                      <w:sz w:val="28"/>
+                      <w:szCs w:val="28"/>
+                      <w:lang w:val="en-IN" w:eastAsia="en-IN"/>
+                    </w:rPr>
+                  </w:pPr>
+                  <w:r>
+                    <w:rPr>
+                      <w:rFonts w:asciiTheme="minorHAnsi" w:eastAsia="Times New Roman" w:hAnsiTheme="minorHAnsi" w:cstheme="minorHAnsi"/>
+                      <w:sz w:val="28"/>
+                      <w:szCs w:val="28"/>
+                      <w:lang w:val="en-IN" w:eastAsia="en-IN"/>
+                    </w:rPr>
+                    <w:t>Leads to the formation of homogeneous social groups</w:t>
+                  </w:r>
+                </w:p>
+              </w:tc>
+              <w:tc>
+                <w:tcPr>
+                  <w:tcW w:w="2082" w:type="pct"/>
+                  <w:vAlign w:val="center"/>
+                  <w:hideMark/>
+                </w:tcPr>
+                <w:p>
+                  <w:pPr>
+                    <w:widowControl/>
+                    <w:autoSpaceDE/>
+                    <w:autoSpaceDN/>
+                    <w:spacing w:before="240" w:after="240"/>
+                    <w:jc w:val="center"/>
+                    <w:cnfStyle w:val="000000000000" w:firstRow="0" w:lastRow="0" w:firstColumn="0" w:lastColumn="0" w:oddVBand="0" w:evenVBand="0" w:oddHBand="0" w:evenHBand="0" w:firstRowFirstColumn="0" w:firstRowLastColumn="0" w:lastRowFirstColumn="0" w:lastRowLastColumn="0"/>
+                    <w:rPr>
+                      <w:rFonts w:asciiTheme="minorHAnsi" w:eastAsia="Times New Roman" w:hAnsiTheme="minorHAnsi" w:cstheme="minorHAnsi"/>
+                      <w:sz w:val="28"/>
+                      <w:szCs w:val="28"/>
+                      <w:lang w:val="en-IN" w:eastAsia="en-IN"/>
+                    </w:rPr>
+                  </w:pPr>
+                  <w:r>
+                    <w:rPr>
+                      <w:rFonts w:asciiTheme="minorHAnsi" w:eastAsia="Times New Roman" w:hAnsiTheme="minorHAnsi" w:cstheme="minorHAnsi"/>
+                      <w:sz w:val="28"/>
+                      <w:szCs w:val="28"/>
+                      <w:lang w:val="en-IN" w:eastAsia="en-IN"/>
+                    </w:rPr>
+                    <w:t xml:space="preserve">Leads to the spread of </w:t>
+                  </w:r>
+                  <w:proofErr w:type="spellStart"/>
+                  <w:r>
+                    <w:rPr>
+                      <w:rFonts w:asciiTheme="minorHAnsi" w:eastAsia="Times New Roman" w:hAnsiTheme="minorHAnsi" w:cstheme="minorHAnsi"/>
+                      <w:sz w:val="28"/>
+                      <w:szCs w:val="28"/>
+                      <w:lang w:val="en-IN" w:eastAsia="en-IN"/>
+                    </w:rPr>
+                    <w:t>behaviors</w:t>
+                  </w:r>
+                  <w:proofErr w:type="spellEnd"/>
+                  <w:r>
+                    <w:rPr>
+                      <w:rFonts w:asciiTheme="minorHAnsi" w:eastAsia="Times New Roman" w:hAnsiTheme="minorHAnsi" w:cstheme="minorHAnsi"/>
+                      <w:sz w:val="28"/>
+                      <w:szCs w:val="28"/>
+                      <w:lang w:val="en-IN" w:eastAsia="en-IN"/>
+                    </w:rPr>
+                    <w:t>, ideas, or norms through the network</w:t>
+                  </w:r>
+                </w:p>
+              </w:tc>
+            </w:tr>
+            <w:tr>
+              <w:trPr>
+                <w:cnfStyle w:val="000000100000" w:firstRow="0" w:lastRow="0" w:firstColumn="0" w:lastColumn="0" w:oddVBand="0" w:evenVBand="0" w:oddHBand="1" w:evenHBand="0" w:firstRowFirstColumn="0" w:firstRowLastColumn="0" w:lastRowFirstColumn="0" w:lastRowLastColumn="0"/>
+              </w:trPr>
+              <w:tc>
+                <w:tcPr>
+                  <w:cnfStyle w:val="001000000000" w:firstRow="0" w:lastRow="0" w:firstColumn="1" w:lastColumn="0" w:oddVBand="0" w:evenVBand="0" w:oddHBand="0" w:evenHBand="0" w:firstRowFirstColumn="0" w:firstRowLastColumn="0" w:lastRowFirstColumn="0" w:lastRowLastColumn="0"/>
+                  <w:tcW w:w="986" w:type="pct"/>
+                  <w:tcBorders>
+                    <w:left w:val="none" w:sz="0" w:space="0" w:color="auto"/>
+                  </w:tcBorders>
+                  <w:vAlign w:val="center"/>
+                  <w:hideMark/>
+                </w:tcPr>
+                <w:p>
+                  <w:pPr>
+                    <w:widowControl/>
+                    <w:autoSpaceDE/>
+                    <w:autoSpaceDN/>
+                    <w:spacing w:before="240" w:after="240"/>
+                    <w:jc w:val="center"/>
+                    <w:rPr>
+                      <w:rFonts w:asciiTheme="minorHAnsi" w:eastAsia="Times New Roman" w:hAnsiTheme="minorHAnsi" w:cstheme="minorHAnsi"/>
+                      <w:sz w:val="28"/>
+                      <w:szCs w:val="28"/>
+                      <w:lang w:val="en-IN" w:eastAsia="en-IN"/>
+                    </w:rPr>
+                  </w:pPr>
+                  <w:r>
+                    <w:rPr>
+                      <w:rFonts w:asciiTheme="minorHAnsi" w:eastAsia="Times New Roman" w:hAnsiTheme="minorHAnsi" w:cstheme="minorHAnsi"/>
+                      <w:sz w:val="28"/>
+                      <w:szCs w:val="28"/>
+                      <w:lang w:val="en-IN" w:eastAsia="en-IN"/>
+                    </w:rPr>
+                    <w:t>Causal Direction</w:t>
+                  </w:r>
+                </w:p>
+              </w:tc>
+              <w:tc>
+                <w:tcPr>
+                  <w:tcW w:w="1932" w:type="pct"/>
+                  <w:vAlign w:val="center"/>
+                  <w:hideMark/>
+                </w:tcPr>
+                <w:p>
+                  <w:pPr>
+                    <w:widowControl/>
+                    <w:autoSpaceDE/>
+                    <w:autoSpaceDN/>
+                    <w:spacing w:before="240" w:after="240"/>
+                    <w:jc w:val="center"/>
+                    <w:cnfStyle w:val="000000100000" w:firstRow="0" w:lastRow="0" w:firstColumn="0" w:lastColumn="0" w:oddVBand="0" w:evenVBand="0" w:oddHBand="1" w:evenHBand="0" w:firstRowFirstColumn="0" w:firstRowLastColumn="0" w:lastRowFirstColumn="0" w:lastRowLastColumn="0"/>
+                    <w:rPr>
+                      <w:rFonts w:asciiTheme="minorHAnsi" w:eastAsia="Times New Roman" w:hAnsiTheme="minorHAnsi" w:cstheme="minorHAnsi"/>
+                      <w:sz w:val="28"/>
+                      <w:szCs w:val="28"/>
+                      <w:lang w:val="en-IN" w:eastAsia="en-IN"/>
+                    </w:rPr>
+                  </w:pPr>
+                  <w:r>
+                    <w:rPr>
+                      <w:rFonts w:asciiTheme="minorHAnsi" w:eastAsia="Times New Roman" w:hAnsiTheme="minorHAnsi" w:cstheme="minorHAnsi"/>
+                      <w:sz w:val="28"/>
+                      <w:szCs w:val="28"/>
+                      <w:lang w:val="en-IN" w:eastAsia="en-IN"/>
+                    </w:rPr>
+                    <w:t>Selection is a cause of network structure</w:t>
+                  </w:r>
+                </w:p>
+              </w:tc>
+              <w:tc>
+                <w:tcPr>
+                  <w:tcW w:w="2082" w:type="pct"/>
+                  <w:vAlign w:val="center"/>
+                  <w:hideMark/>
+                </w:tcPr>
+                <w:p>
+                  <w:pPr>
+                    <w:widowControl/>
+                    <w:autoSpaceDE/>
+                    <w:autoSpaceDN/>
+                    <w:spacing w:before="240" w:after="240"/>
+                    <w:jc w:val="center"/>
+                    <w:cnfStyle w:val="000000100000" w:firstRow="0" w:lastRow="0" w:firstColumn="0" w:lastColumn="0" w:oddVBand="0" w:evenVBand="0" w:oddHBand="1" w:evenHBand="0" w:firstRowFirstColumn="0" w:firstRowLastColumn="0" w:lastRowFirstColumn="0" w:lastRowLastColumn="0"/>
+                    <w:rPr>
+                      <w:rFonts w:asciiTheme="minorHAnsi" w:eastAsia="Times New Roman" w:hAnsiTheme="minorHAnsi" w:cstheme="minorHAnsi"/>
+                      <w:sz w:val="28"/>
+                      <w:szCs w:val="28"/>
+                      <w:lang w:val="en-IN" w:eastAsia="en-IN"/>
+                    </w:rPr>
+                  </w:pPr>
+                  <w:r>
+                    <w:rPr>
+                      <w:rFonts w:asciiTheme="minorHAnsi" w:eastAsia="Times New Roman" w:hAnsiTheme="minorHAnsi" w:cstheme="minorHAnsi"/>
+                      <w:sz w:val="28"/>
+                      <w:szCs w:val="28"/>
+                      <w:lang w:val="en-IN" w:eastAsia="en-IN"/>
+                    </w:rPr>
+                    <w:t>Social influence is an effect of network structure</w:t>
+                  </w:r>
+                </w:p>
+              </w:tc>
+            </w:tr>
+            <w:tr>
+              <w:tc>
+                <w:tcPr>
+                  <w:cnfStyle w:val="001000000000" w:firstRow="0" w:lastRow="0" w:firstColumn="1" w:lastColumn="0" w:oddVBand="0" w:evenVBand="0" w:oddHBand="0" w:evenHBand="0" w:firstRowFirstColumn="0" w:firstRowLastColumn="0" w:lastRowFirstColumn="0" w:lastRowLastColumn="0"/>
+                  <w:tcW w:w="986" w:type="pct"/>
+                  <w:tcBorders>
+                    <w:left w:val="none" w:sz="0" w:space="0" w:color="auto"/>
+                  </w:tcBorders>
+                  <w:vAlign w:val="center"/>
+                  <w:hideMark/>
+                </w:tcPr>
+                <w:p>
+                  <w:pPr>
+                    <w:widowControl/>
+                    <w:autoSpaceDE/>
+                    <w:autoSpaceDN/>
+                    <w:spacing w:before="240" w:after="240"/>
+                    <w:jc w:val="center"/>
+                    <w:rPr>
+                      <w:rFonts w:asciiTheme="minorHAnsi" w:eastAsia="Times New Roman" w:hAnsiTheme="minorHAnsi" w:cstheme="minorHAnsi"/>
+                      <w:sz w:val="28"/>
+                      <w:szCs w:val="28"/>
+                      <w:lang w:val="en-IN" w:eastAsia="en-IN"/>
+                    </w:rPr>
+                  </w:pPr>
+                  <w:r>
+                    <w:rPr>
+                      <w:rFonts w:asciiTheme="minorHAnsi" w:eastAsia="Times New Roman" w:hAnsiTheme="minorHAnsi" w:cstheme="minorHAnsi"/>
+                      <w:sz w:val="28"/>
+                      <w:szCs w:val="28"/>
+                      <w:lang w:val="en-IN" w:eastAsia="en-IN"/>
+                    </w:rPr>
+                    <w:t>Mechanism</w:t>
+                  </w:r>
+                </w:p>
+              </w:tc>
+              <w:tc>
+                <w:tcPr>
+                  <w:tcW w:w="1932" w:type="pct"/>
+                  <w:vAlign w:val="center"/>
+                  <w:hideMark/>
+                </w:tcPr>
+                <w:p>
+                  <w:pPr>
+                    <w:widowControl/>
+                    <w:autoSpaceDE/>
+                    <w:autoSpaceDN/>
+                    <w:spacing w:before="240" w:after="240"/>
+                    <w:jc w:val="center"/>
+                    <w:cnfStyle w:val="000000000000" w:firstRow="0" w:lastRow="0" w:firstColumn="0" w:lastColumn="0" w:oddVBand="0" w:evenVBand="0" w:oddHBand="0" w:evenHBand="0" w:firstRowFirstColumn="0" w:firstRowLastColumn="0" w:lastRowFirstColumn="0" w:lastRowLastColumn="0"/>
+                    <w:rPr>
+                      <w:rFonts w:asciiTheme="minorHAnsi" w:eastAsia="Times New Roman" w:hAnsiTheme="minorHAnsi" w:cstheme="minorHAnsi"/>
+                      <w:sz w:val="28"/>
+                      <w:szCs w:val="28"/>
+                      <w:lang w:val="en-IN" w:eastAsia="en-IN"/>
+                    </w:rPr>
+                  </w:pPr>
+                  <w:r>
+                    <w:rPr>
+                      <w:rFonts w:asciiTheme="minorHAnsi" w:eastAsia="Times New Roman" w:hAnsiTheme="minorHAnsi" w:cstheme="minorHAnsi"/>
+                      <w:sz w:val="28"/>
+                      <w:szCs w:val="28"/>
+                      <w:lang w:val="en-IN" w:eastAsia="en-IN"/>
+                    </w:rPr>
+                    <w:t>Individuals choose to form connections with others who are similar to them</w:t>
+                  </w:r>
+                </w:p>
+              </w:tc>
+              <w:tc>
+                <w:tcPr>
+                  <w:tcW w:w="2082" w:type="pct"/>
+                  <w:vAlign w:val="center"/>
+                  <w:hideMark/>
+                </w:tcPr>
+                <w:p>
+                  <w:pPr>
+                    <w:widowControl/>
+                    <w:autoSpaceDE/>
+                    <w:autoSpaceDN/>
+                    <w:spacing w:before="240" w:after="240"/>
+                    <w:jc w:val="center"/>
+                    <w:cnfStyle w:val="000000000000" w:firstRow="0" w:lastRow="0" w:firstColumn="0" w:lastColumn="0" w:oddVBand="0" w:evenVBand="0" w:oddHBand="0" w:evenHBand="0" w:firstRowFirstColumn="0" w:firstRowLastColumn="0" w:lastRowFirstColumn="0" w:lastRowLastColumn="0"/>
+                    <w:rPr>
+                      <w:rFonts w:asciiTheme="minorHAnsi" w:eastAsia="Times New Roman" w:hAnsiTheme="minorHAnsi" w:cstheme="minorHAnsi"/>
+                      <w:sz w:val="28"/>
+                      <w:szCs w:val="28"/>
+                      <w:lang w:val="en-IN" w:eastAsia="en-IN"/>
+                    </w:rPr>
+                  </w:pPr>
+                  <w:r>
+                    <w:rPr>
+                      <w:rFonts w:asciiTheme="minorHAnsi" w:eastAsia="Times New Roman" w:hAnsiTheme="minorHAnsi" w:cstheme="minorHAnsi"/>
+                      <w:sz w:val="28"/>
+                      <w:szCs w:val="28"/>
+                      <w:lang w:val="en-IN" w:eastAsia="en-IN"/>
+                    </w:rPr>
+                    <w:t xml:space="preserve">Individuals adopt </w:t>
+                  </w:r>
+                  <w:proofErr w:type="spellStart"/>
+                  <w:r>
+                    <w:rPr>
+                      <w:rFonts w:asciiTheme="minorHAnsi" w:eastAsia="Times New Roman" w:hAnsiTheme="minorHAnsi" w:cstheme="minorHAnsi"/>
+                      <w:sz w:val="28"/>
+                      <w:szCs w:val="28"/>
+                      <w:lang w:val="en-IN" w:eastAsia="en-IN"/>
+                    </w:rPr>
+                    <w:t>behaviors</w:t>
+                  </w:r>
+                  <w:proofErr w:type="spellEnd"/>
+                  <w:r>
+                    <w:rPr>
+                      <w:rFonts w:asciiTheme="minorHAnsi" w:eastAsia="Times New Roman" w:hAnsiTheme="minorHAnsi" w:cstheme="minorHAnsi"/>
+                      <w:sz w:val="28"/>
+                      <w:szCs w:val="28"/>
+                      <w:lang w:val="en-IN" w:eastAsia="en-IN"/>
+                    </w:rPr>
+                    <w:t>, attitudes, or beliefs of others they are connected to</w:t>
+                  </w:r>
+                </w:p>
+              </w:tc>
+            </w:tr>
+            <w:tr>
+              <w:trPr>
+                <w:cnfStyle w:val="000000100000" w:firstRow="0" w:lastRow="0" w:firstColumn="0" w:lastColumn="0" w:oddVBand="0" w:evenVBand="0" w:oddHBand="1" w:evenHBand="0" w:firstRowFirstColumn="0" w:firstRowLastColumn="0" w:lastRowFirstColumn="0" w:lastRowLastColumn="0"/>
+              </w:trPr>
+              <w:tc>
+                <w:tcPr>
+                  <w:cnfStyle w:val="001000000000" w:firstRow="0" w:lastRow="0" w:firstColumn="1" w:lastColumn="0" w:oddVBand="0" w:evenVBand="0" w:oddHBand="0" w:evenHBand="0" w:firstRowFirstColumn="0" w:firstRowLastColumn="0" w:lastRowFirstColumn="0" w:lastRowLastColumn="0"/>
+                  <w:tcW w:w="986" w:type="pct"/>
+                  <w:tcBorders>
+                    <w:left w:val="none" w:sz="0" w:space="0" w:color="auto"/>
+                    <w:bottom w:val="none" w:sz="0" w:space="0" w:color="auto"/>
+                  </w:tcBorders>
+                  <w:vAlign w:val="center"/>
+                  <w:hideMark/>
+                </w:tcPr>
+                <w:p>
+                  <w:pPr>
+                    <w:widowControl/>
+                    <w:autoSpaceDE/>
+                    <w:autoSpaceDN/>
+                    <w:spacing w:before="240" w:after="240"/>
+                    <w:jc w:val="center"/>
+                    <w:rPr>
+                      <w:rFonts w:asciiTheme="minorHAnsi" w:eastAsia="Times New Roman" w:hAnsiTheme="minorHAnsi" w:cstheme="minorHAnsi"/>
+                      <w:sz w:val="28"/>
+                      <w:szCs w:val="28"/>
+                      <w:lang w:val="en-IN" w:eastAsia="en-IN"/>
+                    </w:rPr>
+                  </w:pPr>
+                  <w:r>
+                    <w:rPr>
+                      <w:rFonts w:asciiTheme="minorHAnsi" w:eastAsia="Times New Roman" w:hAnsiTheme="minorHAnsi" w:cstheme="minorHAnsi"/>
+                      <w:sz w:val="28"/>
+                      <w:szCs w:val="28"/>
+                      <w:lang w:val="en-IN" w:eastAsia="en-IN"/>
+                    </w:rPr>
+                    <w:t>Relationship</w:t>
+                  </w:r>
+                </w:p>
+              </w:tc>
+              <w:tc>
+                <w:tcPr>
+                  <w:tcW w:w="1932" w:type="pct"/>
+                  <w:vAlign w:val="center"/>
+                  <w:hideMark/>
+                </w:tcPr>
+                <w:p>
+                  <w:pPr>
+                    <w:widowControl/>
+                    <w:autoSpaceDE/>
+                    <w:autoSpaceDN/>
+                    <w:spacing w:before="240" w:after="240"/>
+                    <w:jc w:val="center"/>
+                    <w:cnfStyle w:val="000000100000" w:firstRow="0" w:lastRow="0" w:firstColumn="0" w:lastColumn="0" w:oddVBand="0" w:evenVBand="0" w:oddHBand="1" w:evenHBand="0" w:firstRowFirstColumn="0" w:firstRowLastColumn="0" w:lastRowFirstColumn="0" w:lastRowLastColumn="0"/>
+                    <w:rPr>
+                      <w:rFonts w:asciiTheme="minorHAnsi" w:eastAsia="Times New Roman" w:hAnsiTheme="minorHAnsi" w:cstheme="minorHAnsi"/>
+                      <w:sz w:val="28"/>
+                      <w:szCs w:val="28"/>
+                      <w:lang w:val="en-IN" w:eastAsia="en-IN"/>
+                    </w:rPr>
+                  </w:pPr>
+                  <w:r>
+                    <w:rPr>
+                      <w:rFonts w:asciiTheme="minorHAnsi" w:eastAsia="Times New Roman" w:hAnsiTheme="minorHAnsi" w:cstheme="minorHAnsi"/>
+                      <w:sz w:val="28"/>
+                      <w:szCs w:val="28"/>
+                      <w:lang w:val="en-IN" w:eastAsia="en-IN"/>
+                    </w:rPr>
+                    <w:t>Selection and social influence can reinforce each other</w:t>
+                  </w:r>
+                </w:p>
+              </w:tc>
+              <w:tc>
+                <w:tcPr>
+                  <w:tcW w:w="2082" w:type="pct"/>
+                  <w:vAlign w:val="center"/>
+                  <w:hideMark/>
+                </w:tcPr>
+                <w:p>
+                  <w:pPr>
+                    <w:widowControl/>
+                    <w:autoSpaceDE/>
+                    <w:autoSpaceDN/>
+                    <w:spacing w:before="240" w:after="240"/>
+                    <w:jc w:val="center"/>
+                    <w:cnfStyle w:val="000000100000" w:firstRow="0" w:lastRow="0" w:firstColumn="0" w:lastColumn="0" w:oddVBand="0" w:evenVBand="0" w:oddHBand="1" w:evenHBand="0" w:firstRowFirstColumn="0" w:firstRowLastColumn="0" w:lastRowFirstColumn="0" w:lastRowLastColumn="0"/>
+                    <w:rPr>
+                      <w:rFonts w:asciiTheme="minorHAnsi" w:eastAsia="Times New Roman" w:hAnsiTheme="minorHAnsi" w:cstheme="minorHAnsi"/>
+                      <w:sz w:val="28"/>
+                      <w:szCs w:val="28"/>
+                      <w:lang w:val="en-IN" w:eastAsia="en-IN"/>
+                    </w:rPr>
+                  </w:pPr>
+                  <w:r>
+                    <w:rPr>
+                      <w:rFonts w:asciiTheme="minorHAnsi" w:eastAsia="Times New Roman" w:hAnsiTheme="minorHAnsi" w:cstheme="minorHAnsi"/>
+                      <w:sz w:val="28"/>
+                      <w:szCs w:val="28"/>
+                      <w:lang w:val="en-IN" w:eastAsia="en-IN"/>
+                    </w:rPr>
+                    <w:t xml:space="preserve">Selection and social influence can interact and lead to the emergence of distinct social groups and the spread of </w:t>
+                  </w:r>
+                  <w:proofErr w:type="spellStart"/>
+                  <w:r>
+                    <w:rPr>
+                      <w:rFonts w:asciiTheme="minorHAnsi" w:eastAsia="Times New Roman" w:hAnsiTheme="minorHAnsi" w:cstheme="minorHAnsi"/>
+                      <w:sz w:val="28"/>
+                      <w:szCs w:val="28"/>
+                      <w:lang w:val="en-IN" w:eastAsia="en-IN"/>
+                    </w:rPr>
+                    <w:t>behaviors</w:t>
+                  </w:r>
+                  <w:proofErr w:type="spellEnd"/>
+                  <w:r>
+                    <w:rPr>
+                      <w:rFonts w:asciiTheme="minorHAnsi" w:eastAsia="Times New Roman" w:hAnsiTheme="minorHAnsi" w:cstheme="minorHAnsi"/>
+                      <w:sz w:val="28"/>
+                      <w:szCs w:val="28"/>
+                      <w:lang w:val="en-IN" w:eastAsia="en-IN"/>
+                    </w:rPr>
+                    <w:t xml:space="preserve"> within those groups</w:t>
+                  </w:r>
+                </w:p>
+              </w:tc>
+            </w:tr>
+          </w:tbl>
           <w:p>
             <w:pPr>
               <w:pStyle w:val="TableParagraph"/>
@@ -4231,6 +5246,17 @@
                 <w:szCs w:val="28"/>
               </w:rPr>
             </w:pPr>
+          </w:p>
+          <w:p>
+            <w:pPr>
+              <w:pStyle w:val="TableParagraph"/>
+              <w:spacing w:before="69"/>
+              <w:rPr>
+                <w:rFonts w:asciiTheme="minorHAnsi" w:hAnsiTheme="minorHAnsi" w:cstheme="minorHAnsi"/>
+                <w:sz w:val="28"/>
+                <w:szCs w:val="28"/>
+              </w:rPr>
+            </w:pPr>
             <w:r>
               <w:rPr>
                 <w:rFonts w:asciiTheme="minorHAnsi" w:hAnsiTheme="minorHAnsi" w:cstheme="minorHAnsi"/>
@@ -4357,26 +5383,19 @@
                 <w:sz w:val="28"/>
                 <w:szCs w:val="28"/>
               </w:rPr>
-              <w:t xml:space="preserve">Understanding the interplay between selection and social influence is crucial for understanding how social networks shape individual and collective behavior. By analyzing the patterns of connections in a network, researchers can identify the mechanisms of selection and social influence at </w:t>
-            </w:r>
-            <w:proofErr w:type="gramStart"/>
-            <w:r>
-              <w:rPr>
-                <w:rFonts w:asciiTheme="minorHAnsi" w:hAnsiTheme="minorHAnsi" w:cstheme="minorHAnsi"/>
-                <w:sz w:val="28"/>
-                <w:szCs w:val="28"/>
-              </w:rPr>
-              <w:t>play, and</w:t>
-            </w:r>
-            <w:proofErr w:type="gramEnd"/>
-            <w:r>
-              <w:rPr>
-                <w:rFonts w:asciiTheme="minorHAnsi" w:hAnsiTheme="minorHAnsi" w:cstheme="minorHAnsi"/>
-                <w:sz w:val="28"/>
-                <w:szCs w:val="28"/>
-              </w:rPr>
-              <w:t xml:space="preserve"> can use this information to develop strategies for promoting positive behaviors and attitudes, and for mitigating negative ones.</w:t>
-            </w:r>
+              <w:t>Understanding the interplay between selection and social influence is crucial for understanding how social networks shape individual and collective behavior. By analyzing the patterns of connections in a network, researchers can identify the mechanisms of selection and social influence at play, and can use this information to develop strategies for promoting positive behaviors and attitudes, and for mitigating negative ones.</w:t>
+            </w:r>
+          </w:p>
+          <w:p>
+            <w:pPr>
+              <w:pStyle w:val="TableParagraph"/>
+              <w:spacing w:before="69"/>
+              <w:rPr>
+                <w:rFonts w:asciiTheme="minorHAnsi" w:hAnsiTheme="minorHAnsi" w:cstheme="minorHAnsi"/>
+                <w:sz w:val="28"/>
+                <w:szCs w:val="28"/>
+              </w:rPr>
+            </w:pPr>
           </w:p>
           <w:p>
             <w:pPr>
@@ -4413,7 +5432,7 @@
           <w:szCs w:val="28"/>
         </w:rPr>
         <w:sectPr>
-          <w:pgSz w:w="11913" w:h="14175"/>
+          <w:pgSz w:w="11913" w:h="23247"/>
           <w:pgMar w:top="142" w:right="573" w:bottom="278" w:left="697" w:header="720" w:footer="720" w:gutter="0"/>
           <w:cols w:space="720"/>
         </w:sectPr>
@@ -4980,25 +5999,7 @@
                 <w:sz w:val="28"/>
                 <w:szCs w:val="28"/>
               </w:rPr>
-              <w:t xml:space="preserve">The basic idea of the Schelling model is that individuals </w:t>
-            </w:r>
-            <w:proofErr w:type="gramStart"/>
-            <w:r>
-              <w:rPr>
-                <w:rFonts w:asciiTheme="minorHAnsi" w:hAnsiTheme="minorHAnsi" w:cstheme="minorHAnsi"/>
-                <w:sz w:val="28"/>
-                <w:szCs w:val="28"/>
-              </w:rPr>
-              <w:t>have a preference for</w:t>
-            </w:r>
-            <w:proofErr w:type="gramEnd"/>
-            <w:r>
-              <w:rPr>
-                <w:rFonts w:asciiTheme="minorHAnsi" w:hAnsiTheme="minorHAnsi" w:cstheme="minorHAnsi"/>
-                <w:sz w:val="28"/>
-                <w:szCs w:val="28"/>
-              </w:rPr>
-              <w:t xml:space="preserve"> living in a neighborhood where a certain proportion of their neighbors are similar to them. For example, a person might prefer to live in a neighborhood where at least 30% of their neighbors are of the same race or ethnicity. If this preference is not met, the individual may choose to move to a different neighborhood.</w:t>
+              <w:t>The basic idea of the Schelling model is that individuals have a preference for living in a neighborhood where a certain proportion of their neighbors are similar to them. For example, a person might prefer to live in a neighborhood where at least 30% of their neighbors are of the same race or ethnicity. If this preference is not met, the individual may choose to move to a different neighborhood.</w:t>
             </w:r>
           </w:p>
           <w:p>
@@ -6773,7 +7774,6 @@
                     <w:t xml:space="preserve">Flu outbreak in </w:t>
                   </w:r>
                   <w:proofErr w:type="spellStart"/>
-                  <w:proofErr w:type="gramStart"/>
                   <w:r>
                     <w:rPr>
                       <w:rFonts w:asciiTheme="minorHAnsi" w:eastAsia="Times New Roman" w:hAnsiTheme="minorHAnsi" w:cstheme="minorHAnsi"/>
@@ -6784,7 +7784,6 @@
                     <w:t>a</w:t>
                   </w:r>
                   <w:proofErr w:type="spellEnd"/>
-                  <w:proofErr w:type="gramEnd"/>
                   <w:r>
                     <w:rPr>
                       <w:rFonts w:asciiTheme="minorHAnsi" w:eastAsia="Times New Roman" w:hAnsiTheme="minorHAnsi" w:cstheme="minorHAnsi"/>
@@ -10116,6 +11115,109 @@
       </w:tcPr>
     </w:tblStylePr>
   </w:style>
+  <w:style w:type="table" w:styleId="GridTable5Dark-Accent1">
+    <w:name w:val="Grid Table 5 Dark Accent 1"/>
+    <w:basedOn w:val="TableNormal"/>
+    <w:uiPriority w:val="50"/>
+    <w:rsid w:val="00951484"/>
+    <w:tblPr>
+      <w:tblStyleRowBandSize w:val="1"/>
+      <w:tblStyleColBandSize w:val="1"/>
+      <w:tblBorders>
+        <w:top w:val="single" w:sz="4" w:space="0" w:color="FFFFFF" w:themeColor="background1"/>
+        <w:left w:val="single" w:sz="4" w:space="0" w:color="FFFFFF" w:themeColor="background1"/>
+        <w:bottom w:val="single" w:sz="4" w:space="0" w:color="FFFFFF" w:themeColor="background1"/>
+        <w:right w:val="single" w:sz="4" w:space="0" w:color="FFFFFF" w:themeColor="background1"/>
+        <w:insideH w:val="single" w:sz="4" w:space="0" w:color="FFFFFF" w:themeColor="background1"/>
+        <w:insideV w:val="single" w:sz="4" w:space="0" w:color="FFFFFF" w:themeColor="background1"/>
+      </w:tblBorders>
+    </w:tblPr>
+    <w:tcPr>
+      <w:shd w:val="clear" w:color="auto" w:fill="DBE5F1" w:themeFill="accent1" w:themeFillTint="33"/>
+    </w:tcPr>
+    <w:tblStylePr w:type="firstRow">
+      <w:rPr>
+        <w:b/>
+        <w:bCs/>
+        <w:color w:val="FFFFFF" w:themeColor="background1"/>
+      </w:rPr>
+      <w:tblPr/>
+      <w:tcPr>
+        <w:tcBorders>
+          <w:top w:val="single" w:sz="4" w:space="0" w:color="FFFFFF" w:themeColor="background1"/>
+          <w:left w:val="single" w:sz="4" w:space="0" w:color="FFFFFF" w:themeColor="background1"/>
+          <w:right w:val="single" w:sz="4" w:space="0" w:color="FFFFFF" w:themeColor="background1"/>
+          <w:insideH w:val="nil"/>
+          <w:insideV w:val="nil"/>
+        </w:tcBorders>
+        <w:shd w:val="clear" w:color="auto" w:fill="4F81BD" w:themeFill="accent1"/>
+      </w:tcPr>
+    </w:tblStylePr>
+    <w:tblStylePr w:type="lastRow">
+      <w:rPr>
+        <w:b/>
+        <w:bCs/>
+        <w:color w:val="FFFFFF" w:themeColor="background1"/>
+      </w:rPr>
+      <w:tblPr/>
+      <w:tcPr>
+        <w:tcBorders>
+          <w:left w:val="single" w:sz="4" w:space="0" w:color="FFFFFF" w:themeColor="background1"/>
+          <w:bottom w:val="single" w:sz="4" w:space="0" w:color="FFFFFF" w:themeColor="background1"/>
+          <w:right w:val="single" w:sz="4" w:space="0" w:color="FFFFFF" w:themeColor="background1"/>
+          <w:insideH w:val="nil"/>
+          <w:insideV w:val="nil"/>
+        </w:tcBorders>
+        <w:shd w:val="clear" w:color="auto" w:fill="4F81BD" w:themeFill="accent1"/>
+      </w:tcPr>
+    </w:tblStylePr>
+    <w:tblStylePr w:type="firstCol">
+      <w:rPr>
+        <w:b/>
+        <w:bCs/>
+        <w:color w:val="FFFFFF" w:themeColor="background1"/>
+      </w:rPr>
+      <w:tblPr/>
+      <w:tcPr>
+        <w:tcBorders>
+          <w:top w:val="single" w:sz="4" w:space="0" w:color="FFFFFF" w:themeColor="background1"/>
+          <w:left w:val="single" w:sz="4" w:space="0" w:color="FFFFFF" w:themeColor="background1"/>
+          <w:bottom w:val="single" w:sz="4" w:space="0" w:color="FFFFFF" w:themeColor="background1"/>
+          <w:insideV w:val="nil"/>
+        </w:tcBorders>
+        <w:shd w:val="clear" w:color="auto" w:fill="4F81BD" w:themeFill="accent1"/>
+      </w:tcPr>
+    </w:tblStylePr>
+    <w:tblStylePr w:type="lastCol">
+      <w:rPr>
+        <w:b/>
+        <w:bCs/>
+        <w:color w:val="FFFFFF" w:themeColor="background1"/>
+      </w:rPr>
+      <w:tblPr/>
+      <w:tcPr>
+        <w:tcBorders>
+          <w:top w:val="single" w:sz="4" w:space="0" w:color="FFFFFF" w:themeColor="background1"/>
+          <w:bottom w:val="single" w:sz="4" w:space="0" w:color="FFFFFF" w:themeColor="background1"/>
+          <w:right w:val="single" w:sz="4" w:space="0" w:color="FFFFFF" w:themeColor="background1"/>
+          <w:insideV w:val="nil"/>
+        </w:tcBorders>
+        <w:shd w:val="clear" w:color="auto" w:fill="4F81BD" w:themeFill="accent1"/>
+      </w:tcPr>
+    </w:tblStylePr>
+    <w:tblStylePr w:type="band1Vert">
+      <w:tblPr/>
+      <w:tcPr>
+        <w:shd w:val="clear" w:color="auto" w:fill="B8CCE4" w:themeFill="accent1" w:themeFillTint="66"/>
+      </w:tcPr>
+    </w:tblStylePr>
+    <w:tblStylePr w:type="band1Horz">
+      <w:tblPr/>
+      <w:tcPr>
+        <w:shd w:val="clear" w:color="auto" w:fill="B8CCE4" w:themeFill="accent1" w:themeFillTint="66"/>
+      </w:tcPr>
+    </w:tblStylePr>
+  </w:style>
 </w:styles>
 </file>
 

--- a/SN - Social Networks/SN_Missing_Answers.docx
+++ b/SN - Social Networks/SN_Missing_Answers.docx
@@ -163,8 +163,20 @@
                 <w:sz w:val="28"/>
                 <w:szCs w:val="28"/>
               </w:rPr>
-              <w:t>Social Networking and Social Media</w:t>
-            </w:r>
+              <w:t xml:space="preserve">Social Networking and </w:t>
+            </w:r>
+            <w:proofErr w:type="gramStart"/>
+            <w:r>
+              <w:rPr>
+                <w:rFonts w:asciiTheme="minorHAnsi" w:hAnsiTheme="minorHAnsi" w:cstheme="minorHAnsi"/>
+                <w:b/>
+                <w:bCs/>
+                <w:sz w:val="28"/>
+                <w:szCs w:val="28"/>
+              </w:rPr>
+              <w:t>Social Media</w:t>
+            </w:r>
+            <w:proofErr w:type="gramEnd"/>
           </w:p>
         </w:tc>
       </w:tr>
@@ -282,6 +294,7 @@
                       <w:szCs w:val="28"/>
                     </w:rPr>
                   </w:pPr>
+                  <w:proofErr w:type="gramStart"/>
                   <w:r>
                     <w:rPr>
                       <w:rFonts w:asciiTheme="minorHAnsi" w:hAnsiTheme="minorHAnsi" w:cstheme="minorHAnsi"/>
@@ -290,6 +303,7 @@
                     </w:rPr>
                     <w:t>Social Media</w:t>
                   </w:r>
+                  <w:proofErr w:type="gramEnd"/>
                 </w:p>
               </w:tc>
             </w:tr>
@@ -1386,7 +1400,7 @@
                 </mc:Choice>
                 <mc:Fallback>
                   <w:pict>
-                    <v:rect w14:anchorId="6B8BD8BA" id="Rectangle 1" o:spid="_x0000_s1026" style="position:absolute;margin-left:10.2pt;margin-top:3.45pt;width:286.2pt;height:480.6pt;z-index:-251657728;visibility:visible;mso-wrap-style:square;mso-height-percent:0;mso-wrap-distance-left:9pt;mso-wrap-distance-top:0;mso-wrap-distance-right:9pt;mso-wrap-distance-bottom:0;mso-position-horizontal:absolute;mso-position-horizontal-relative:text;mso-position-vertical:absolute;mso-position-vertical-relative:text;mso-height-percent:0;mso-height-relative:margin;v-text-anchor:middle" o:gfxdata="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" fillcolor="black [3200]" strokecolor="black [480]" strokeweight="2pt"/>
+                    <v:rect w14:anchorId="22A90363" id="Rectangle 1" o:spid="_x0000_s1026" style="position:absolute;margin-left:10.2pt;margin-top:3.45pt;width:286.2pt;height:480.6pt;z-index:-251657728;visibility:visible;mso-wrap-style:square;mso-height-percent:0;mso-wrap-distance-left:9pt;mso-wrap-distance-top:0;mso-wrap-distance-right:9pt;mso-wrap-distance-bottom:0;mso-position-horizontal:absolute;mso-position-horizontal-relative:text;mso-position-vertical:absolute;mso-position-vertical-relative:text;mso-height-percent:0;mso-height-relative:margin;v-text-anchor:middle" o:gfxdata="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" fillcolor="black [3200]" strokecolor="black [480]" strokeweight="2pt"/>
                   </w:pict>
                 </mc:Fallback>
               </mc:AlternateContent>
@@ -1471,6 +1485,7 @@
               <w:t xml:space="preserve"> </w:t>
             </w:r>
             <w:proofErr w:type="spellStart"/>
+            <w:proofErr w:type="gramStart"/>
             <w:r>
               <w:rPr>
                 <w:rFonts w:asciiTheme="minorHAnsi" w:hAnsiTheme="minorHAnsi" w:cstheme="minorHAnsi"/>
@@ -1482,6 +1497,7 @@
               <w:t>nx</w:t>
             </w:r>
             <w:proofErr w:type="spellEnd"/>
+            <w:proofErr w:type="gramEnd"/>
           </w:p>
           <w:p>
             <w:pPr>
@@ -2200,6 +2216,7 @@
               <w:t xml:space="preserve"> </w:t>
             </w:r>
             <w:proofErr w:type="spellStart"/>
+            <w:proofErr w:type="gramStart"/>
             <w:r>
               <w:rPr>
                 <w:rFonts w:asciiTheme="minorHAnsi" w:hAnsiTheme="minorHAnsi" w:cstheme="minorHAnsi"/>
@@ -2211,6 +2228,7 @@
               <w:t>plt</w:t>
             </w:r>
             <w:proofErr w:type="spellEnd"/>
+            <w:proofErr w:type="gramEnd"/>
           </w:p>
           <w:p>
             <w:pPr>
@@ -2468,7 +2486,27 @@
                 <w:szCs w:val="28"/>
                 <w:lang w:val="en-IN"/>
               </w:rPr>
-              <w:t xml:space="preserve">In this example, We first import the </w:t>
+              <w:t xml:space="preserve">In this example, </w:t>
+            </w:r>
+            <w:proofErr w:type="gramStart"/>
+            <w:r>
+              <w:rPr>
+                <w:rFonts w:asciiTheme="minorHAnsi" w:hAnsiTheme="minorHAnsi" w:cstheme="minorHAnsi"/>
+                <w:sz w:val="28"/>
+                <w:szCs w:val="28"/>
+                <w:lang w:val="en-IN"/>
+              </w:rPr>
+              <w:t>We</w:t>
+            </w:r>
+            <w:proofErr w:type="gramEnd"/>
+            <w:r>
+              <w:rPr>
+                <w:rFonts w:asciiTheme="minorHAnsi" w:hAnsiTheme="minorHAnsi" w:cstheme="minorHAnsi"/>
+                <w:sz w:val="28"/>
+                <w:szCs w:val="28"/>
+                <w:lang w:val="en-IN"/>
+              </w:rPr>
+              <w:t xml:space="preserve"> first import the </w:t>
             </w:r>
             <w:proofErr w:type="spellStart"/>
             <w:r>
@@ -3463,7 +3501,29 @@
                 <w:sz w:val="28"/>
                 <w:szCs w:val="28"/>
               </w:rPr>
-              <w:t xml:space="preserve">Describe Datasets and its formats.( </w:t>
+              <w:t xml:space="preserve">Describe Datasets and its </w:t>
+            </w:r>
+            <w:proofErr w:type="gramStart"/>
+            <w:r>
+              <w:rPr>
+                <w:rFonts w:asciiTheme="minorHAnsi" w:hAnsiTheme="minorHAnsi" w:cstheme="minorHAnsi"/>
+                <w:b/>
+                <w:bCs/>
+                <w:sz w:val="28"/>
+                <w:szCs w:val="28"/>
+              </w:rPr>
+              <w:t>formats.(</w:t>
+            </w:r>
+            <w:proofErr w:type="gramEnd"/>
+            <w:r>
+              <w:rPr>
+                <w:rFonts w:asciiTheme="minorHAnsi" w:hAnsiTheme="minorHAnsi" w:cstheme="minorHAnsi"/>
+                <w:b/>
+                <w:bCs/>
+                <w:sz w:val="28"/>
+                <w:szCs w:val="28"/>
+              </w:rPr>
+              <w:t xml:space="preserve"> </w:t>
             </w:r>
             <w:proofErr w:type="spellStart"/>
             <w:r>
@@ -4563,8 +4623,6 @@
                     <w:jc w:val="center"/>
                     <w:rPr>
                       <w:rFonts w:asciiTheme="minorHAnsi" w:eastAsia="Times New Roman" w:hAnsiTheme="minorHAnsi" w:cstheme="minorHAnsi"/>
-                      <w:b/>
-                      <w:bCs/>
                       <w:sz w:val="28"/>
                       <w:szCs w:val="28"/>
                       <w:lang w:val="en-IN" w:eastAsia="en-IN"/>
@@ -4573,8 +4631,6 @@
                   <w:r>
                     <w:rPr>
                       <w:rFonts w:asciiTheme="minorHAnsi" w:eastAsia="Times New Roman" w:hAnsiTheme="minorHAnsi" w:cstheme="minorHAnsi"/>
-                      <w:b/>
-                      <w:bCs/>
                       <w:sz w:val="28"/>
                       <w:szCs w:val="28"/>
                       <w:lang w:val="en-IN" w:eastAsia="en-IN"/>
@@ -5053,7 +5109,27 @@
                       <w:szCs w:val="28"/>
                       <w:lang w:val="en-IN" w:eastAsia="en-IN"/>
                     </w:rPr>
-                    <w:t>Individuals choose to form connections with others who are similar to them</w:t>
+                    <w:t xml:space="preserve">Individuals choose to form connections with others who are </w:t>
+                  </w:r>
+                  <w:proofErr w:type="gramStart"/>
+                  <w:r>
+                    <w:rPr>
+                      <w:rFonts w:asciiTheme="minorHAnsi" w:eastAsia="Times New Roman" w:hAnsiTheme="minorHAnsi" w:cstheme="minorHAnsi"/>
+                      <w:sz w:val="28"/>
+                      <w:szCs w:val="28"/>
+                      <w:lang w:val="en-IN" w:eastAsia="en-IN"/>
+                    </w:rPr>
+                    <w:t>similar to</w:t>
+                  </w:r>
+                  <w:proofErr w:type="gramEnd"/>
+                  <w:r>
+                    <w:rPr>
+                      <w:rFonts w:asciiTheme="minorHAnsi" w:eastAsia="Times New Roman" w:hAnsiTheme="minorHAnsi" w:cstheme="minorHAnsi"/>
+                      <w:sz w:val="28"/>
+                      <w:szCs w:val="28"/>
+                      <w:lang w:val="en-IN" w:eastAsia="en-IN"/>
+                    </w:rPr>
+                    <w:t xml:space="preserve"> them</w:t>
                   </w:r>
                 </w:p>
               </w:tc>
@@ -5293,7 +5369,25 @@
                 <w:sz w:val="28"/>
                 <w:szCs w:val="28"/>
               </w:rPr>
-              <w:t>Selection is often driven by homophily, the tendency for individuals to connect with others who are similar to themselves. Homophily can be based on a variety of factors, including demographic characteristics, interests, and attitudes. The selection process can lead to the formation of social clusters or communities, where individuals are more closely connected to others within their community than to those outside of it.</w:t>
+              <w:t xml:space="preserve">Selection is often driven by homophily, the tendency for individuals to connect with others who are </w:t>
+            </w:r>
+            <w:proofErr w:type="gramStart"/>
+            <w:r>
+              <w:rPr>
+                <w:rFonts w:asciiTheme="minorHAnsi" w:hAnsiTheme="minorHAnsi" w:cstheme="minorHAnsi"/>
+                <w:sz w:val="28"/>
+                <w:szCs w:val="28"/>
+              </w:rPr>
+              <w:t>similar to</w:t>
+            </w:r>
+            <w:proofErr w:type="gramEnd"/>
+            <w:r>
+              <w:rPr>
+                <w:rFonts w:asciiTheme="minorHAnsi" w:hAnsiTheme="minorHAnsi" w:cstheme="minorHAnsi"/>
+                <w:sz w:val="28"/>
+                <w:szCs w:val="28"/>
+              </w:rPr>
+              <w:t xml:space="preserve"> themselves. Homophily can be based on a variety of factors, including demographic characteristics, interests, and attitudes. The selection process can lead to the formation of social clusters or communities, where individuals are more closely connected to others within their community than to those outside of it.</w:t>
             </w:r>
           </w:p>
           <w:p>
@@ -5383,7 +5477,25 @@
                 <w:sz w:val="28"/>
                 <w:szCs w:val="28"/>
               </w:rPr>
-              <w:t>Understanding the interplay between selection and social influence is crucial for understanding how social networks shape individual and collective behavior. By analyzing the patterns of connections in a network, researchers can identify the mechanisms of selection and social influence at play, and can use this information to develop strategies for promoting positive behaviors and attitudes, and for mitigating negative ones.</w:t>
+              <w:t xml:space="preserve">Understanding the interplay between selection and social influence is crucial for understanding how social networks shape individual and collective behavior. By analyzing the patterns of connections in a network, researchers can identify the mechanisms of selection and social influence at </w:t>
+            </w:r>
+            <w:proofErr w:type="gramStart"/>
+            <w:r>
+              <w:rPr>
+                <w:rFonts w:asciiTheme="minorHAnsi" w:hAnsiTheme="minorHAnsi" w:cstheme="minorHAnsi"/>
+                <w:sz w:val="28"/>
+                <w:szCs w:val="28"/>
+              </w:rPr>
+              <w:t>play, and</w:t>
+            </w:r>
+            <w:proofErr w:type="gramEnd"/>
+            <w:r>
+              <w:rPr>
+                <w:rFonts w:asciiTheme="minorHAnsi" w:hAnsiTheme="minorHAnsi" w:cstheme="minorHAnsi"/>
+                <w:sz w:val="28"/>
+                <w:szCs w:val="28"/>
+              </w:rPr>
+              <w:t xml:space="preserve"> can use this information to develop strategies for promoting positive behaviors and attitudes, and for mitigating negative ones.</w:t>
             </w:r>
           </w:p>
           <w:p>
@@ -5999,7 +6111,25 @@
                 <w:sz w:val="28"/>
                 <w:szCs w:val="28"/>
               </w:rPr>
-              <w:t>The basic idea of the Schelling model is that individuals have a preference for living in a neighborhood where a certain proportion of their neighbors are similar to them. For example, a person might prefer to live in a neighborhood where at least 30% of their neighbors are of the same race or ethnicity. If this preference is not met, the individual may choose to move to a different neighborhood.</w:t>
+              <w:t xml:space="preserve">The basic idea of the Schelling model is that individuals </w:t>
+            </w:r>
+            <w:proofErr w:type="gramStart"/>
+            <w:r>
+              <w:rPr>
+                <w:rFonts w:asciiTheme="minorHAnsi" w:hAnsiTheme="minorHAnsi" w:cstheme="minorHAnsi"/>
+                <w:sz w:val="28"/>
+                <w:szCs w:val="28"/>
+              </w:rPr>
+              <w:t>have a preference for</w:t>
+            </w:r>
+            <w:proofErr w:type="gramEnd"/>
+            <w:r>
+              <w:rPr>
+                <w:rFonts w:asciiTheme="minorHAnsi" w:hAnsiTheme="minorHAnsi" w:cstheme="minorHAnsi"/>
+                <w:sz w:val="28"/>
+                <w:szCs w:val="28"/>
+              </w:rPr>
+              <w:t xml:space="preserve"> living in a neighborhood where a certain proportion of their neighbors are similar to them. For example, a person might prefer to live in a neighborhood where at least 30% of their neighbors are of the same race or ethnicity. If this preference is not met, the individual may choose to move to a different neighborhood.</w:t>
             </w:r>
           </w:p>
           <w:p>
@@ -6247,7 +6377,29 @@
                 <w:sz w:val="28"/>
                 <w:szCs w:val="28"/>
               </w:rPr>
-              <w:t>Write a note on : Diffusion in Network</w:t>
+              <w:t xml:space="preserve">Write a note </w:t>
+            </w:r>
+            <w:proofErr w:type="gramStart"/>
+            <w:r>
+              <w:rPr>
+                <w:rFonts w:asciiTheme="minorHAnsi" w:hAnsiTheme="minorHAnsi" w:cstheme="minorHAnsi"/>
+                <w:b/>
+                <w:bCs/>
+                <w:sz w:val="28"/>
+                <w:szCs w:val="28"/>
+              </w:rPr>
+              <w:t>on :</w:t>
+            </w:r>
+            <w:proofErr w:type="gramEnd"/>
+            <w:r>
+              <w:rPr>
+                <w:rFonts w:asciiTheme="minorHAnsi" w:hAnsiTheme="minorHAnsi" w:cstheme="minorHAnsi"/>
+                <w:b/>
+                <w:bCs/>
+                <w:sz w:val="28"/>
+                <w:szCs w:val="28"/>
+              </w:rPr>
+              <w:t xml:space="preserve"> Diffusion in Network</w:t>
             </w:r>
           </w:p>
         </w:tc>
@@ -7774,6 +7926,7 @@
                     <w:t xml:space="preserve">Flu outbreak in </w:t>
                   </w:r>
                   <w:proofErr w:type="spellStart"/>
+                  <w:proofErr w:type="gramStart"/>
                   <w:r>
                     <w:rPr>
                       <w:rFonts w:asciiTheme="minorHAnsi" w:eastAsia="Times New Roman" w:hAnsiTheme="minorHAnsi" w:cstheme="minorHAnsi"/>
@@ -7784,6 +7937,7 @@
                     <w:t>a</w:t>
                   </w:r>
                   <w:proofErr w:type="spellEnd"/>
+                  <w:proofErr w:type="gramEnd"/>
                   <w:r>
                     <w:rPr>
                       <w:rFonts w:asciiTheme="minorHAnsi" w:eastAsia="Times New Roman" w:hAnsiTheme="minorHAnsi" w:cstheme="minorHAnsi"/>
@@ -8029,6 +8183,7 @@
                 <w:szCs w:val="28"/>
               </w:rPr>
             </w:pPr>
+            <w:bookmarkStart w:id="0" w:name="_Hlk165235541"/>
             <w:r>
               <w:rPr>
                 <w:rFonts w:asciiTheme="minorHAnsi" w:hAnsiTheme="minorHAnsi" w:cstheme="minorHAnsi"/>
@@ -8652,7 +8807,27 @@
                 <w:szCs w:val="28"/>
                 <w:lang w:val="en-IN"/>
               </w:rPr>
-              <w:t xml:space="preserve"> social networks. GEXF files are composed of various XML tags and are similar to </w:t>
+              <w:t xml:space="preserve"> social networks. GEXF files are composed of various XML tags and are </w:t>
+            </w:r>
+            <w:proofErr w:type="gramStart"/>
+            <w:r>
+              <w:rPr>
+                <w:rFonts w:asciiTheme="minorHAnsi" w:hAnsiTheme="minorHAnsi" w:cstheme="minorHAnsi"/>
+                <w:sz w:val="28"/>
+                <w:szCs w:val="28"/>
+                <w:lang w:val="en-IN"/>
+              </w:rPr>
+              <w:t>similar to</w:t>
+            </w:r>
+            <w:proofErr w:type="gramEnd"/>
+            <w:r>
+              <w:rPr>
+                <w:rFonts w:asciiTheme="minorHAnsi" w:hAnsiTheme="minorHAnsi" w:cstheme="minorHAnsi"/>
+                <w:sz w:val="28"/>
+                <w:szCs w:val="28"/>
+                <w:lang w:val="en-IN"/>
+              </w:rPr>
+              <w:t xml:space="preserve"> </w:t>
             </w:r>
             <w:proofErr w:type="spellStart"/>
             <w:r>
@@ -8704,6 +8879,1289 @@
                 <w:lang w:val="en-IN"/>
               </w:rPr>
               <w:t>These formats are widely used for storing and sharing network data, and each has its strengths and weaknesses. The choice of format depends on the specific needs of the network analysis task at hand.</w:t>
+            </w:r>
+          </w:p>
+        </w:tc>
+      </w:tr>
+      <w:bookmarkEnd w:id="0"/>
+    </w:tbl>
+    <w:p>
+      <w:pPr>
+        <w:pStyle w:val="TableParagraph"/>
+        <w:ind w:left="1"/>
+        <w:jc w:val="center"/>
+        <w:rPr>
+          <w:rFonts w:asciiTheme="minorHAnsi" w:hAnsiTheme="minorHAnsi" w:cstheme="minorHAnsi"/>
+          <w:b/>
+          <w:bCs/>
+          <w:sz w:val="28"/>
+          <w:szCs w:val="28"/>
+        </w:rPr>
+        <w:sectPr>
+          <w:pgSz w:w="11913" w:h="13041"/>
+          <w:pgMar w:top="0" w:right="1480" w:bottom="0" w:left="697" w:header="720" w:footer="720" w:gutter="0"/>
+          <w:cols w:space="720"/>
+        </w:sectPr>
+      </w:pPr>
+    </w:p>
+    <w:tbl>
+      <w:tblPr>
+        <w:tblW w:w="11340" w:type="dxa"/>
+        <w:tblInd w:w="-562" w:type="dxa"/>
+        <w:tblLayout w:type="fixed"/>
+        <w:tblCellMar>
+          <w:left w:w="0" w:type="dxa"/>
+          <w:right w:w="0" w:type="dxa"/>
+        </w:tblCellMar>
+        <w:tblLook w:val="04A0" w:firstRow="1" w:lastRow="0" w:firstColumn="1" w:lastColumn="0" w:noHBand="0" w:noVBand="1"/>
+      </w:tblPr>
+      <w:tblGrid>
+        <w:gridCol w:w="993"/>
+        <w:gridCol w:w="10347"/>
+      </w:tblGrid>
+      <w:tr>
+        <w:trPr>
+          <w:trHeight w:val="20"/>
+        </w:trPr>
+        <w:tc>
+          <w:tcPr>
+            <w:tcW w:w="993" w:type="dxa"/>
+          </w:tcPr>
+          <w:p>
+            <w:pPr>
+              <w:pStyle w:val="TableParagraph"/>
+              <w:ind w:left="1"/>
+              <w:jc w:val="center"/>
+              <w:rPr>
+                <w:rFonts w:asciiTheme="minorHAnsi" w:hAnsiTheme="minorHAnsi" w:cstheme="minorHAnsi"/>
+                <w:b/>
+                <w:bCs/>
+                <w:sz w:val="28"/>
+                <w:szCs w:val="28"/>
+              </w:rPr>
+            </w:pPr>
+            <w:r>
+              <w:rPr>
+                <w:rFonts w:asciiTheme="minorHAnsi" w:hAnsiTheme="minorHAnsi" w:cstheme="minorHAnsi"/>
+                <w:b/>
+                <w:bCs/>
+                <w:sz w:val="28"/>
+                <w:szCs w:val="28"/>
+              </w:rPr>
+              <w:lastRenderedPageBreak/>
+              <w:t>12</w:t>
+            </w:r>
+          </w:p>
+        </w:tc>
+        <w:tc>
+          <w:tcPr>
+            <w:tcW w:w="10347" w:type="dxa"/>
+          </w:tcPr>
+          <w:p>
+            <w:pPr>
+              <w:pStyle w:val="TableParagraph"/>
+              <w:ind w:left="0"/>
+              <w:rPr>
+                <w:rFonts w:asciiTheme="minorHAnsi" w:hAnsiTheme="minorHAnsi" w:cstheme="minorHAnsi"/>
+                <w:b/>
+                <w:bCs/>
+                <w:sz w:val="28"/>
+                <w:szCs w:val="28"/>
+              </w:rPr>
+            </w:pPr>
+            <w:r>
+              <w:rPr>
+                <w:rFonts w:asciiTheme="minorHAnsi" w:hAnsiTheme="minorHAnsi" w:cstheme="minorHAnsi"/>
+                <w:b/>
+                <w:bCs/>
+                <w:sz w:val="28"/>
+                <w:szCs w:val="28"/>
+              </w:rPr>
+              <w:t>Illustrate Milgram’s Experiment in detail.</w:t>
+            </w:r>
+          </w:p>
+        </w:tc>
+      </w:tr>
+      <w:tr>
+        <w:trPr>
+          <w:trHeight w:val="20"/>
+        </w:trPr>
+        <w:tc>
+          <w:tcPr>
+            <w:tcW w:w="993" w:type="dxa"/>
+          </w:tcPr>
+          <w:p>
+            <w:pPr>
+              <w:pStyle w:val="TableParagraph"/>
+              <w:ind w:left="1"/>
+              <w:jc w:val="center"/>
+              <w:rPr>
+                <w:rFonts w:asciiTheme="minorHAnsi" w:hAnsiTheme="minorHAnsi" w:cstheme="minorHAnsi"/>
+                <w:b/>
+                <w:bCs/>
+                <w:sz w:val="28"/>
+                <w:szCs w:val="28"/>
+              </w:rPr>
+            </w:pPr>
+            <w:r>
+              <w:rPr>
+                <w:rFonts w:asciiTheme="minorHAnsi" w:hAnsiTheme="minorHAnsi" w:cstheme="minorHAnsi"/>
+                <w:b/>
+                <w:bCs/>
+                <w:color w:val="FF0000"/>
+                <w:sz w:val="28"/>
+                <w:szCs w:val="28"/>
+              </w:rPr>
+              <w:t>Ans.1</w:t>
+            </w:r>
+            <w:r>
+              <w:rPr>
+                <w:rFonts w:asciiTheme="minorHAnsi" w:hAnsiTheme="minorHAnsi" w:cstheme="minorHAnsi"/>
+                <w:b/>
+                <w:bCs/>
+                <w:color w:val="FF0000"/>
+                <w:sz w:val="28"/>
+                <w:szCs w:val="28"/>
+              </w:rPr>
+              <w:t>2</w:t>
+            </w:r>
+            <w:r>
+              <w:rPr>
+                <w:rFonts w:asciiTheme="minorHAnsi" w:hAnsiTheme="minorHAnsi" w:cstheme="minorHAnsi"/>
+                <w:b/>
+                <w:bCs/>
+                <w:color w:val="FF0000"/>
+                <w:sz w:val="28"/>
+                <w:szCs w:val="28"/>
+              </w:rPr>
+              <w:t>)</w:t>
+            </w:r>
+          </w:p>
+        </w:tc>
+        <w:tc>
+          <w:tcPr>
+            <w:tcW w:w="10347" w:type="dxa"/>
+          </w:tcPr>
+          <w:p>
+            <w:pPr>
+              <w:widowControl/>
+              <w:autoSpaceDE/>
+              <w:autoSpaceDN/>
+              <w:ind w:left="274"/>
+              <w:rPr>
+                <w:rFonts w:asciiTheme="minorHAnsi" w:eastAsia="Times New Roman" w:hAnsiTheme="minorHAnsi" w:cstheme="minorHAnsi"/>
+                <w:sz w:val="28"/>
+                <w:szCs w:val="28"/>
+                <w:lang w:val="en-IN" w:eastAsia="en-IN"/>
+              </w:rPr>
+            </w:pPr>
+            <w:r>
+              <w:rPr>
+                <w:rFonts w:asciiTheme="minorHAnsi" w:eastAsia="Times New Roman" w:hAnsiTheme="minorHAnsi" w:cstheme="minorHAnsi"/>
+                <w:sz w:val="28"/>
+                <w:szCs w:val="28"/>
+                <w:lang w:val="en-IN" w:eastAsia="en-IN"/>
+              </w:rPr>
+              <w:t>Milgram's experiment, also known as the "small-world experiment," was a series of social psychology experiments conducted by Stanley Milgram in the 1960s. The experiment aimed to study the concept of "six degrees of separation," which suggests that any two people in the world can be connected through a chain of acquaintances with no more than six intermediaries.</w:t>
+            </w:r>
+          </w:p>
+          <w:p>
+            <w:pPr>
+              <w:widowControl/>
+              <w:autoSpaceDE/>
+              <w:autoSpaceDN/>
+              <w:ind w:left="274"/>
+              <w:rPr>
+                <w:rFonts w:asciiTheme="minorHAnsi" w:eastAsia="Times New Roman" w:hAnsiTheme="minorHAnsi" w:cstheme="minorHAnsi"/>
+                <w:sz w:val="28"/>
+                <w:szCs w:val="28"/>
+                <w:lang w:val="en-IN" w:eastAsia="en-IN"/>
+              </w:rPr>
+            </w:pPr>
+          </w:p>
+          <w:p>
+            <w:pPr>
+              <w:widowControl/>
+              <w:autoSpaceDE/>
+              <w:autoSpaceDN/>
+              <w:ind w:left="274"/>
+              <w:rPr>
+                <w:rFonts w:asciiTheme="minorHAnsi" w:eastAsia="Times New Roman" w:hAnsiTheme="minorHAnsi" w:cstheme="minorHAnsi"/>
+                <w:sz w:val="28"/>
+                <w:szCs w:val="28"/>
+                <w:lang w:val="en-IN" w:eastAsia="en-IN"/>
+              </w:rPr>
+            </w:pPr>
+            <w:r>
+              <w:rPr>
+                <w:rFonts w:asciiTheme="minorHAnsi" w:eastAsia="Times New Roman" w:hAnsiTheme="minorHAnsi" w:cstheme="minorHAnsi"/>
+                <w:sz w:val="28"/>
+                <w:szCs w:val="28"/>
+                <w:lang w:val="en-IN" w:eastAsia="en-IN"/>
+              </w:rPr>
+              <w:t>Here's a detailed illustration of Milgram's experiment:</w:t>
+            </w:r>
+          </w:p>
+          <w:p>
+            <w:pPr>
+              <w:widowControl/>
+              <w:numPr>
+                <w:ilvl w:val="0"/>
+                <w:numId w:val="13"/>
+              </w:numPr>
+              <w:autoSpaceDE/>
+              <w:autoSpaceDN/>
+              <w:rPr>
+                <w:rFonts w:asciiTheme="minorHAnsi" w:eastAsia="Times New Roman" w:hAnsiTheme="minorHAnsi" w:cstheme="minorHAnsi"/>
+                <w:b/>
+                <w:bCs/>
+                <w:sz w:val="28"/>
+                <w:szCs w:val="28"/>
+                <w:lang w:val="en-IN" w:eastAsia="en-IN"/>
+              </w:rPr>
+            </w:pPr>
+            <w:r>
+              <w:rPr>
+                <w:rFonts w:asciiTheme="minorHAnsi" w:eastAsia="Times New Roman" w:hAnsiTheme="minorHAnsi" w:cstheme="minorHAnsi"/>
+                <w:b/>
+                <w:bCs/>
+                <w:sz w:val="28"/>
+                <w:szCs w:val="28"/>
+                <w:lang w:val="en-IN" w:eastAsia="en-IN"/>
+              </w:rPr>
+              <w:t>Participant Selection:</w:t>
+            </w:r>
+          </w:p>
+          <w:p>
+            <w:pPr>
+              <w:widowControl/>
+              <w:numPr>
+                <w:ilvl w:val="1"/>
+                <w:numId w:val="13"/>
+              </w:numPr>
+              <w:autoSpaceDE/>
+              <w:autoSpaceDN/>
+              <w:rPr>
+                <w:rFonts w:asciiTheme="minorHAnsi" w:eastAsia="Times New Roman" w:hAnsiTheme="minorHAnsi" w:cstheme="minorHAnsi"/>
+                <w:sz w:val="28"/>
+                <w:szCs w:val="28"/>
+                <w:lang w:val="en-IN" w:eastAsia="en-IN"/>
+              </w:rPr>
+            </w:pPr>
+            <w:r>
+              <w:rPr>
+                <w:rFonts w:asciiTheme="minorHAnsi" w:eastAsia="Times New Roman" w:hAnsiTheme="minorHAnsi" w:cstheme="minorHAnsi"/>
+                <w:sz w:val="28"/>
+                <w:szCs w:val="28"/>
+                <w:lang w:val="en-IN" w:eastAsia="en-IN"/>
+              </w:rPr>
+              <w:t>Milgram selected a group of people living in Omaha, Nebraska, and Wichita, Kansas, as the starting participants.</w:t>
+            </w:r>
+          </w:p>
+          <w:p>
+            <w:pPr>
+              <w:widowControl/>
+              <w:numPr>
+                <w:ilvl w:val="1"/>
+                <w:numId w:val="13"/>
+              </w:numPr>
+              <w:autoSpaceDE/>
+              <w:autoSpaceDN/>
+              <w:rPr>
+                <w:rFonts w:asciiTheme="minorHAnsi" w:eastAsia="Times New Roman" w:hAnsiTheme="minorHAnsi" w:cstheme="minorHAnsi"/>
+                <w:sz w:val="28"/>
+                <w:szCs w:val="28"/>
+                <w:lang w:val="en-IN" w:eastAsia="en-IN"/>
+              </w:rPr>
+            </w:pPr>
+            <w:r>
+              <w:rPr>
+                <w:rFonts w:asciiTheme="minorHAnsi" w:eastAsia="Times New Roman" w:hAnsiTheme="minorHAnsi" w:cstheme="minorHAnsi"/>
+                <w:sz w:val="28"/>
+                <w:szCs w:val="28"/>
+                <w:lang w:val="en-IN" w:eastAsia="en-IN"/>
+              </w:rPr>
+              <w:t>These participants were asked to try to reach a specific target person, a stockbroker living in Boston, Massachusetts.</w:t>
+            </w:r>
+          </w:p>
+          <w:p>
+            <w:pPr>
+              <w:widowControl/>
+              <w:autoSpaceDE/>
+              <w:autoSpaceDN/>
+              <w:ind w:left="1440"/>
+              <w:rPr>
+                <w:rFonts w:asciiTheme="minorHAnsi" w:eastAsia="Times New Roman" w:hAnsiTheme="minorHAnsi" w:cstheme="minorHAnsi"/>
+                <w:sz w:val="28"/>
+                <w:szCs w:val="28"/>
+                <w:lang w:val="en-IN" w:eastAsia="en-IN"/>
+              </w:rPr>
+            </w:pPr>
+          </w:p>
+          <w:p>
+            <w:pPr>
+              <w:widowControl/>
+              <w:numPr>
+                <w:ilvl w:val="0"/>
+                <w:numId w:val="13"/>
+              </w:numPr>
+              <w:autoSpaceDE/>
+              <w:autoSpaceDN/>
+              <w:rPr>
+                <w:rFonts w:asciiTheme="minorHAnsi" w:eastAsia="Times New Roman" w:hAnsiTheme="minorHAnsi" w:cstheme="minorHAnsi"/>
+                <w:b/>
+                <w:bCs/>
+                <w:sz w:val="28"/>
+                <w:szCs w:val="28"/>
+                <w:lang w:val="en-IN" w:eastAsia="en-IN"/>
+              </w:rPr>
+            </w:pPr>
+            <w:r>
+              <w:rPr>
+                <w:rFonts w:asciiTheme="minorHAnsi" w:eastAsia="Times New Roman" w:hAnsiTheme="minorHAnsi" w:cstheme="minorHAnsi"/>
+                <w:b/>
+                <w:bCs/>
+                <w:sz w:val="28"/>
+                <w:szCs w:val="28"/>
+                <w:lang w:val="en-IN" w:eastAsia="en-IN"/>
+              </w:rPr>
+              <w:t>Experimental Procedure:</w:t>
+            </w:r>
+          </w:p>
+          <w:p>
+            <w:pPr>
+              <w:widowControl/>
+              <w:numPr>
+                <w:ilvl w:val="1"/>
+                <w:numId w:val="13"/>
+              </w:numPr>
+              <w:autoSpaceDE/>
+              <w:autoSpaceDN/>
+              <w:rPr>
+                <w:rFonts w:asciiTheme="minorHAnsi" w:eastAsia="Times New Roman" w:hAnsiTheme="minorHAnsi" w:cstheme="minorHAnsi"/>
+                <w:sz w:val="28"/>
+                <w:szCs w:val="28"/>
+                <w:lang w:val="en-IN" w:eastAsia="en-IN"/>
+              </w:rPr>
+            </w:pPr>
+            <w:r>
+              <w:rPr>
+                <w:rFonts w:asciiTheme="minorHAnsi" w:eastAsia="Times New Roman" w:hAnsiTheme="minorHAnsi" w:cstheme="minorHAnsi"/>
+                <w:sz w:val="28"/>
+                <w:szCs w:val="28"/>
+                <w:lang w:val="en-IN" w:eastAsia="en-IN"/>
+              </w:rPr>
+              <w:t>Each participant was given the name and address of the target person and was instructed to send a package to that person.</w:t>
+            </w:r>
+          </w:p>
+          <w:p>
+            <w:pPr>
+              <w:widowControl/>
+              <w:numPr>
+                <w:ilvl w:val="1"/>
+                <w:numId w:val="13"/>
+              </w:numPr>
+              <w:autoSpaceDE/>
+              <w:autoSpaceDN/>
+              <w:rPr>
+                <w:rFonts w:asciiTheme="minorHAnsi" w:eastAsia="Times New Roman" w:hAnsiTheme="minorHAnsi" w:cstheme="minorHAnsi"/>
+                <w:sz w:val="28"/>
+                <w:szCs w:val="28"/>
+                <w:lang w:val="en-IN" w:eastAsia="en-IN"/>
+              </w:rPr>
+            </w:pPr>
+            <w:r>
+              <w:rPr>
+                <w:rFonts w:asciiTheme="minorHAnsi" w:eastAsia="Times New Roman" w:hAnsiTheme="minorHAnsi" w:cstheme="minorHAnsi"/>
+                <w:sz w:val="28"/>
+                <w:szCs w:val="28"/>
+                <w:lang w:val="en-IN" w:eastAsia="en-IN"/>
+              </w:rPr>
+              <w:t>However, the participants were not allowed to send the package directly to the target person. Instead, they had to send it to someone they knew on a first-name basis, who they thought might be able to reach the target person more easily.</w:t>
+            </w:r>
+          </w:p>
+          <w:p>
+            <w:pPr>
+              <w:widowControl/>
+              <w:numPr>
+                <w:ilvl w:val="1"/>
+                <w:numId w:val="13"/>
+              </w:numPr>
+              <w:autoSpaceDE/>
+              <w:autoSpaceDN/>
+              <w:rPr>
+                <w:rFonts w:asciiTheme="minorHAnsi" w:eastAsia="Times New Roman" w:hAnsiTheme="minorHAnsi" w:cstheme="minorHAnsi"/>
+                <w:sz w:val="28"/>
+                <w:szCs w:val="28"/>
+                <w:lang w:val="en-IN" w:eastAsia="en-IN"/>
+              </w:rPr>
+            </w:pPr>
+            <w:r>
+              <w:rPr>
+                <w:rFonts w:asciiTheme="minorHAnsi" w:eastAsia="Times New Roman" w:hAnsiTheme="minorHAnsi" w:cstheme="minorHAnsi"/>
+                <w:sz w:val="28"/>
+                <w:szCs w:val="28"/>
+                <w:lang w:val="en-IN" w:eastAsia="en-IN"/>
+              </w:rPr>
+              <w:t>The participants were asked to keep track of the chain of people through whom the package was passed.</w:t>
+            </w:r>
+          </w:p>
+          <w:p>
+            <w:pPr>
+              <w:widowControl/>
+              <w:autoSpaceDE/>
+              <w:autoSpaceDN/>
+              <w:ind w:left="1440"/>
+              <w:rPr>
+                <w:rFonts w:asciiTheme="minorHAnsi" w:eastAsia="Times New Roman" w:hAnsiTheme="minorHAnsi" w:cstheme="minorHAnsi"/>
+                <w:sz w:val="28"/>
+                <w:szCs w:val="28"/>
+                <w:lang w:val="en-IN" w:eastAsia="en-IN"/>
+              </w:rPr>
+            </w:pPr>
+          </w:p>
+          <w:p>
+            <w:pPr>
+              <w:widowControl/>
+              <w:numPr>
+                <w:ilvl w:val="0"/>
+                <w:numId w:val="13"/>
+              </w:numPr>
+              <w:autoSpaceDE/>
+              <w:autoSpaceDN/>
+              <w:rPr>
+                <w:rFonts w:asciiTheme="minorHAnsi" w:eastAsia="Times New Roman" w:hAnsiTheme="minorHAnsi" w:cstheme="minorHAnsi"/>
+                <w:b/>
+                <w:bCs/>
+                <w:sz w:val="28"/>
+                <w:szCs w:val="28"/>
+                <w:lang w:val="en-IN" w:eastAsia="en-IN"/>
+              </w:rPr>
+            </w:pPr>
+            <w:r>
+              <w:rPr>
+                <w:rFonts w:asciiTheme="minorHAnsi" w:eastAsia="Times New Roman" w:hAnsiTheme="minorHAnsi" w:cstheme="minorHAnsi"/>
+                <w:b/>
+                <w:bCs/>
+                <w:sz w:val="28"/>
+                <w:szCs w:val="28"/>
+                <w:lang w:val="en-IN" w:eastAsia="en-IN"/>
+              </w:rPr>
+              <w:t>Chain of Acquaintances:</w:t>
+            </w:r>
+          </w:p>
+          <w:p>
+            <w:pPr>
+              <w:widowControl/>
+              <w:numPr>
+                <w:ilvl w:val="1"/>
+                <w:numId w:val="13"/>
+              </w:numPr>
+              <w:autoSpaceDE/>
+              <w:autoSpaceDN/>
+              <w:rPr>
+                <w:rFonts w:asciiTheme="minorHAnsi" w:eastAsia="Times New Roman" w:hAnsiTheme="minorHAnsi" w:cstheme="minorHAnsi"/>
+                <w:sz w:val="28"/>
+                <w:szCs w:val="28"/>
+                <w:lang w:val="en-IN" w:eastAsia="en-IN"/>
+              </w:rPr>
+            </w:pPr>
+            <w:r>
+              <w:rPr>
+                <w:rFonts w:asciiTheme="minorHAnsi" w:eastAsia="Times New Roman" w:hAnsiTheme="minorHAnsi" w:cstheme="minorHAnsi"/>
+                <w:sz w:val="28"/>
+                <w:szCs w:val="28"/>
+                <w:lang w:val="en-IN" w:eastAsia="en-IN"/>
+              </w:rPr>
+              <w:t>When the participant received the package, they would write down their name and the name of the person they were sending it to, and then forward the package to that person.</w:t>
+            </w:r>
+          </w:p>
+          <w:p>
+            <w:pPr>
+              <w:widowControl/>
+              <w:numPr>
+                <w:ilvl w:val="1"/>
+                <w:numId w:val="13"/>
+              </w:numPr>
+              <w:autoSpaceDE/>
+              <w:autoSpaceDN/>
+              <w:rPr>
+                <w:rFonts w:asciiTheme="minorHAnsi" w:eastAsia="Times New Roman" w:hAnsiTheme="minorHAnsi" w:cstheme="minorHAnsi"/>
+                <w:sz w:val="28"/>
+                <w:szCs w:val="28"/>
+                <w:lang w:val="en-IN" w:eastAsia="en-IN"/>
+              </w:rPr>
+            </w:pPr>
+            <w:r>
+              <w:rPr>
+                <w:rFonts w:asciiTheme="minorHAnsi" w:eastAsia="Times New Roman" w:hAnsiTheme="minorHAnsi" w:cstheme="minorHAnsi"/>
+                <w:sz w:val="28"/>
+                <w:szCs w:val="28"/>
+                <w:lang w:val="en-IN" w:eastAsia="en-IN"/>
+              </w:rPr>
+              <w:t>The person receiving the package would repeat the process, continuing the chain of acquaintances until the package reached the target person.</w:t>
+            </w:r>
+          </w:p>
+          <w:p>
+            <w:pPr>
+              <w:widowControl/>
+              <w:autoSpaceDE/>
+              <w:autoSpaceDN/>
+              <w:ind w:left="1440"/>
+              <w:rPr>
+                <w:rFonts w:asciiTheme="minorHAnsi" w:eastAsia="Times New Roman" w:hAnsiTheme="minorHAnsi" w:cstheme="minorHAnsi"/>
+                <w:sz w:val="28"/>
+                <w:szCs w:val="28"/>
+                <w:lang w:val="en-IN" w:eastAsia="en-IN"/>
+              </w:rPr>
+            </w:pPr>
+          </w:p>
+          <w:p>
+            <w:pPr>
+              <w:widowControl/>
+              <w:numPr>
+                <w:ilvl w:val="0"/>
+                <w:numId w:val="13"/>
+              </w:numPr>
+              <w:autoSpaceDE/>
+              <w:autoSpaceDN/>
+              <w:rPr>
+                <w:rFonts w:asciiTheme="minorHAnsi" w:eastAsia="Times New Roman" w:hAnsiTheme="minorHAnsi" w:cstheme="minorHAnsi"/>
+                <w:b/>
+                <w:bCs/>
+                <w:sz w:val="28"/>
+                <w:szCs w:val="28"/>
+                <w:lang w:val="en-IN" w:eastAsia="en-IN"/>
+              </w:rPr>
+            </w:pPr>
+            <w:r>
+              <w:rPr>
+                <w:rFonts w:asciiTheme="minorHAnsi" w:eastAsia="Times New Roman" w:hAnsiTheme="minorHAnsi" w:cstheme="minorHAnsi"/>
+                <w:b/>
+                <w:bCs/>
+                <w:sz w:val="28"/>
+                <w:szCs w:val="28"/>
+                <w:lang w:val="en-IN" w:eastAsia="en-IN"/>
+              </w:rPr>
+              <w:t>Measuring the Chain Length:</w:t>
+            </w:r>
+          </w:p>
+          <w:p>
+            <w:pPr>
+              <w:widowControl/>
+              <w:numPr>
+                <w:ilvl w:val="1"/>
+                <w:numId w:val="13"/>
+              </w:numPr>
+              <w:autoSpaceDE/>
+              <w:autoSpaceDN/>
+              <w:rPr>
+                <w:rFonts w:asciiTheme="minorHAnsi" w:eastAsia="Times New Roman" w:hAnsiTheme="minorHAnsi" w:cstheme="minorHAnsi"/>
+                <w:sz w:val="28"/>
+                <w:szCs w:val="28"/>
+                <w:lang w:val="en-IN" w:eastAsia="en-IN"/>
+              </w:rPr>
+            </w:pPr>
+            <w:r>
+              <w:rPr>
+                <w:rFonts w:asciiTheme="minorHAnsi" w:eastAsia="Times New Roman" w:hAnsiTheme="minorHAnsi" w:cstheme="minorHAnsi"/>
+                <w:sz w:val="28"/>
+                <w:szCs w:val="28"/>
+                <w:lang w:val="en-IN" w:eastAsia="en-IN"/>
+              </w:rPr>
+              <w:t xml:space="preserve">Milgram </w:t>
+            </w:r>
+            <w:proofErr w:type="spellStart"/>
+            <w:r>
+              <w:rPr>
+                <w:rFonts w:asciiTheme="minorHAnsi" w:eastAsia="Times New Roman" w:hAnsiTheme="minorHAnsi" w:cstheme="minorHAnsi"/>
+                <w:sz w:val="28"/>
+                <w:szCs w:val="28"/>
+                <w:lang w:val="en-IN" w:eastAsia="en-IN"/>
+              </w:rPr>
+              <w:t>analyzed</w:t>
+            </w:r>
+            <w:proofErr w:type="spellEnd"/>
+            <w:r>
+              <w:rPr>
+                <w:rFonts w:asciiTheme="minorHAnsi" w:eastAsia="Times New Roman" w:hAnsiTheme="minorHAnsi" w:cstheme="minorHAnsi"/>
+                <w:sz w:val="28"/>
+                <w:szCs w:val="28"/>
+                <w:lang w:val="en-IN" w:eastAsia="en-IN"/>
+              </w:rPr>
+              <w:t xml:space="preserve"> the chains of acquaintances that were formed to reach the target person.</w:t>
+            </w:r>
+          </w:p>
+          <w:p>
+            <w:pPr>
+              <w:widowControl/>
+              <w:numPr>
+                <w:ilvl w:val="1"/>
+                <w:numId w:val="13"/>
+              </w:numPr>
+              <w:autoSpaceDE/>
+              <w:autoSpaceDN/>
+              <w:rPr>
+                <w:rFonts w:asciiTheme="minorHAnsi" w:eastAsia="Times New Roman" w:hAnsiTheme="minorHAnsi" w:cstheme="minorHAnsi"/>
+                <w:sz w:val="28"/>
+                <w:szCs w:val="28"/>
+                <w:lang w:val="en-IN" w:eastAsia="en-IN"/>
+              </w:rPr>
+            </w:pPr>
+            <w:r>
+              <w:rPr>
+                <w:rFonts w:asciiTheme="minorHAnsi" w:eastAsia="Times New Roman" w:hAnsiTheme="minorHAnsi" w:cstheme="minorHAnsi"/>
+                <w:sz w:val="28"/>
+                <w:szCs w:val="28"/>
+                <w:lang w:val="en-IN" w:eastAsia="en-IN"/>
+              </w:rPr>
+              <w:t>He found that the average length of the chains was around six intermediaries, which led to the concept of "six degrees of separation."</w:t>
+            </w:r>
+          </w:p>
+          <w:p>
+            <w:pPr>
+              <w:widowControl/>
+              <w:autoSpaceDE/>
+              <w:autoSpaceDN/>
+              <w:ind w:left="1440"/>
+              <w:rPr>
+                <w:rFonts w:asciiTheme="minorHAnsi" w:eastAsia="Times New Roman" w:hAnsiTheme="minorHAnsi" w:cstheme="minorHAnsi"/>
+                <w:sz w:val="28"/>
+                <w:szCs w:val="28"/>
+                <w:lang w:val="en-IN" w:eastAsia="en-IN"/>
+              </w:rPr>
+            </w:pPr>
+          </w:p>
+          <w:p>
+            <w:pPr>
+              <w:widowControl/>
+              <w:numPr>
+                <w:ilvl w:val="0"/>
+                <w:numId w:val="13"/>
+              </w:numPr>
+              <w:autoSpaceDE/>
+              <w:autoSpaceDN/>
+              <w:rPr>
+                <w:rFonts w:asciiTheme="minorHAnsi" w:eastAsia="Times New Roman" w:hAnsiTheme="minorHAnsi" w:cstheme="minorHAnsi"/>
+                <w:b/>
+                <w:bCs/>
+                <w:sz w:val="28"/>
+                <w:szCs w:val="28"/>
+                <w:lang w:val="en-IN" w:eastAsia="en-IN"/>
+              </w:rPr>
+            </w:pPr>
+            <w:r>
+              <w:rPr>
+                <w:rFonts w:asciiTheme="minorHAnsi" w:eastAsia="Times New Roman" w:hAnsiTheme="minorHAnsi" w:cstheme="minorHAnsi"/>
+                <w:b/>
+                <w:bCs/>
+                <w:sz w:val="28"/>
+                <w:szCs w:val="28"/>
+                <w:lang w:val="en-IN" w:eastAsia="en-IN"/>
+              </w:rPr>
+              <w:t>Implications:</w:t>
+            </w:r>
+          </w:p>
+          <w:p>
+            <w:pPr>
+              <w:widowControl/>
+              <w:numPr>
+                <w:ilvl w:val="1"/>
+                <w:numId w:val="13"/>
+              </w:numPr>
+              <w:autoSpaceDE/>
+              <w:autoSpaceDN/>
+              <w:rPr>
+                <w:rFonts w:asciiTheme="minorHAnsi" w:eastAsia="Times New Roman" w:hAnsiTheme="minorHAnsi" w:cstheme="minorHAnsi"/>
+                <w:sz w:val="28"/>
+                <w:szCs w:val="28"/>
+                <w:lang w:val="en-IN" w:eastAsia="en-IN"/>
+              </w:rPr>
+            </w:pPr>
+            <w:r>
+              <w:rPr>
+                <w:rFonts w:asciiTheme="minorHAnsi" w:eastAsia="Times New Roman" w:hAnsiTheme="minorHAnsi" w:cstheme="minorHAnsi"/>
+                <w:sz w:val="28"/>
+                <w:szCs w:val="28"/>
+                <w:lang w:val="en-IN" w:eastAsia="en-IN"/>
+              </w:rPr>
+              <w:t>Milgram's experiment demonstrated the surprising interconnectedness of people in social networks, even across large geographical distances.</w:t>
+            </w:r>
+          </w:p>
+          <w:p>
+            <w:pPr>
+              <w:widowControl/>
+              <w:numPr>
+                <w:ilvl w:val="1"/>
+                <w:numId w:val="13"/>
+              </w:numPr>
+              <w:autoSpaceDE/>
+              <w:autoSpaceDN/>
+              <w:rPr>
+                <w:rFonts w:asciiTheme="minorHAnsi" w:eastAsia="Times New Roman" w:hAnsiTheme="minorHAnsi" w:cstheme="minorHAnsi"/>
+                <w:sz w:val="28"/>
+                <w:szCs w:val="28"/>
+                <w:lang w:val="en-IN" w:eastAsia="en-IN"/>
+              </w:rPr>
+            </w:pPr>
+            <w:r>
+              <w:rPr>
+                <w:rFonts w:asciiTheme="minorHAnsi" w:eastAsia="Times New Roman" w:hAnsiTheme="minorHAnsi" w:cstheme="minorHAnsi"/>
+                <w:sz w:val="28"/>
+                <w:szCs w:val="28"/>
+                <w:lang w:val="en-IN" w:eastAsia="en-IN"/>
+              </w:rPr>
+              <w:t>It highlighted the power of weak ties, where individuals can reach distant targets through a chain of acquaintances, rather than relying solely on strong personal relationships.</w:t>
+            </w:r>
+          </w:p>
+          <w:p>
+            <w:pPr>
+              <w:widowControl/>
+              <w:numPr>
+                <w:ilvl w:val="1"/>
+                <w:numId w:val="13"/>
+              </w:numPr>
+              <w:autoSpaceDE/>
+              <w:autoSpaceDN/>
+              <w:rPr>
+                <w:rFonts w:asciiTheme="minorHAnsi" w:eastAsia="Times New Roman" w:hAnsiTheme="minorHAnsi" w:cstheme="minorHAnsi"/>
+                <w:sz w:val="28"/>
+                <w:szCs w:val="28"/>
+                <w:lang w:val="en-IN" w:eastAsia="en-IN"/>
+              </w:rPr>
+            </w:pPr>
+            <w:r>
+              <w:rPr>
+                <w:rFonts w:asciiTheme="minorHAnsi" w:eastAsia="Times New Roman" w:hAnsiTheme="minorHAnsi" w:cstheme="minorHAnsi"/>
+                <w:sz w:val="28"/>
+                <w:szCs w:val="28"/>
+                <w:lang w:val="en-IN" w:eastAsia="en-IN"/>
+              </w:rPr>
+              <w:t>The experiment has had a significant impact on the understanding of social networks and the dynamics of information and influence propagation within them.</w:t>
+            </w:r>
+          </w:p>
+          <w:p>
+            <w:pPr>
+              <w:widowControl/>
+              <w:autoSpaceDE/>
+              <w:autoSpaceDN/>
+              <w:ind w:left="1440"/>
+              <w:rPr>
+                <w:rFonts w:asciiTheme="minorHAnsi" w:eastAsia="Times New Roman" w:hAnsiTheme="minorHAnsi" w:cstheme="minorHAnsi"/>
+                <w:sz w:val="28"/>
+                <w:szCs w:val="28"/>
+                <w:lang w:val="en-IN" w:eastAsia="en-IN"/>
+              </w:rPr>
+            </w:pPr>
+          </w:p>
+          <w:p>
+            <w:pPr>
+              <w:widowControl/>
+              <w:autoSpaceDE/>
+              <w:autoSpaceDN/>
+              <w:ind w:left="274"/>
+              <w:rPr>
+                <w:rFonts w:asciiTheme="minorHAnsi" w:eastAsia="Times New Roman" w:hAnsiTheme="minorHAnsi" w:cstheme="minorHAnsi"/>
+                <w:sz w:val="28"/>
+                <w:szCs w:val="28"/>
+                <w:lang w:val="en-IN" w:eastAsia="en-IN"/>
+              </w:rPr>
+            </w:pPr>
+            <w:r>
+              <w:rPr>
+                <w:rFonts w:asciiTheme="minorHAnsi" w:eastAsia="Times New Roman" w:hAnsiTheme="minorHAnsi" w:cstheme="minorHAnsi"/>
+                <w:sz w:val="28"/>
+                <w:szCs w:val="28"/>
+                <w:lang w:val="en-IN" w:eastAsia="en-IN"/>
+              </w:rPr>
+              <w:t>Milgram's experiment has been replicated and expanded upon in various forms, including online social networks, and has continued to provide insights into the structure and dynamics of social connections.</w:t>
+            </w:r>
+          </w:p>
+        </w:tc>
+      </w:tr>
+    </w:tbl>
+    <w:p>
+      <w:pPr>
+        <w:pStyle w:val="TableParagraph"/>
+        <w:ind w:left="1"/>
+        <w:jc w:val="center"/>
+        <w:rPr>
+          <w:rFonts w:asciiTheme="minorHAnsi" w:hAnsiTheme="minorHAnsi" w:cstheme="minorHAnsi"/>
+          <w:b/>
+          <w:bCs/>
+          <w:sz w:val="28"/>
+          <w:szCs w:val="28"/>
+        </w:rPr>
+        <w:sectPr>
+          <w:pgSz w:w="11913" w:h="17577"/>
+          <w:pgMar w:top="0" w:right="1480" w:bottom="0" w:left="697" w:header="720" w:footer="720" w:gutter="0"/>
+          <w:cols w:space="720"/>
+        </w:sectPr>
+      </w:pPr>
+    </w:p>
+    <w:tbl>
+      <w:tblPr>
+        <w:tblW w:w="11340" w:type="dxa"/>
+        <w:tblInd w:w="-562" w:type="dxa"/>
+        <w:tblLayout w:type="fixed"/>
+        <w:tblCellMar>
+          <w:left w:w="0" w:type="dxa"/>
+          <w:right w:w="0" w:type="dxa"/>
+        </w:tblCellMar>
+        <w:tblLook w:val="04A0" w:firstRow="1" w:lastRow="0" w:firstColumn="1" w:lastColumn="0" w:noHBand="0" w:noVBand="1"/>
+      </w:tblPr>
+      <w:tblGrid>
+        <w:gridCol w:w="993"/>
+        <w:gridCol w:w="10347"/>
+      </w:tblGrid>
+      <w:tr>
+        <w:trPr>
+          <w:trHeight w:val="20"/>
+        </w:trPr>
+        <w:tc>
+          <w:tcPr>
+            <w:tcW w:w="993" w:type="dxa"/>
+          </w:tcPr>
+          <w:p>
+            <w:pPr>
+              <w:pStyle w:val="TableParagraph"/>
+              <w:ind w:left="1"/>
+              <w:jc w:val="center"/>
+              <w:rPr>
+                <w:rFonts w:asciiTheme="minorHAnsi" w:hAnsiTheme="minorHAnsi" w:cstheme="minorHAnsi"/>
+                <w:b/>
+                <w:bCs/>
+                <w:sz w:val="28"/>
+                <w:szCs w:val="28"/>
+              </w:rPr>
+            </w:pPr>
+            <w:r>
+              <w:rPr>
+                <w:rFonts w:asciiTheme="minorHAnsi" w:hAnsiTheme="minorHAnsi" w:cstheme="minorHAnsi"/>
+                <w:b/>
+                <w:bCs/>
+                <w:sz w:val="28"/>
+                <w:szCs w:val="28"/>
+              </w:rPr>
+              <w:lastRenderedPageBreak/>
+              <w:t>13</w:t>
+            </w:r>
+          </w:p>
+        </w:tc>
+        <w:tc>
+          <w:tcPr>
+            <w:tcW w:w="10347" w:type="dxa"/>
+          </w:tcPr>
+          <w:p>
+            <w:pPr>
+              <w:pStyle w:val="TableParagraph"/>
+              <w:ind w:left="0"/>
+              <w:rPr>
+                <w:rFonts w:asciiTheme="minorHAnsi" w:hAnsiTheme="minorHAnsi" w:cstheme="minorHAnsi"/>
+                <w:b/>
+                <w:bCs/>
+                <w:sz w:val="28"/>
+                <w:szCs w:val="28"/>
+              </w:rPr>
+            </w:pPr>
+            <w:r>
+              <w:rPr>
+                <w:rFonts w:asciiTheme="minorHAnsi" w:hAnsiTheme="minorHAnsi" w:cstheme="minorHAnsi"/>
+                <w:b/>
+                <w:bCs/>
+                <w:sz w:val="28"/>
+                <w:szCs w:val="28"/>
+              </w:rPr>
+              <w:t>Describe Decentralized search in Small World Effect.</w:t>
+            </w:r>
+          </w:p>
+        </w:tc>
+      </w:tr>
+      <w:tr>
+        <w:trPr>
+          <w:trHeight w:val="20"/>
+        </w:trPr>
+        <w:tc>
+          <w:tcPr>
+            <w:tcW w:w="993" w:type="dxa"/>
+          </w:tcPr>
+          <w:p>
+            <w:pPr>
+              <w:pStyle w:val="TableParagraph"/>
+              <w:ind w:left="1"/>
+              <w:jc w:val="center"/>
+              <w:rPr>
+                <w:rFonts w:asciiTheme="minorHAnsi" w:hAnsiTheme="minorHAnsi" w:cstheme="minorHAnsi"/>
+                <w:b/>
+                <w:bCs/>
+                <w:sz w:val="28"/>
+                <w:szCs w:val="28"/>
+              </w:rPr>
+            </w:pPr>
+            <w:r>
+              <w:rPr>
+                <w:rFonts w:asciiTheme="minorHAnsi" w:hAnsiTheme="minorHAnsi" w:cstheme="minorHAnsi"/>
+                <w:b/>
+                <w:bCs/>
+                <w:color w:val="FF0000"/>
+                <w:sz w:val="28"/>
+                <w:szCs w:val="28"/>
+              </w:rPr>
+              <w:t>Ans.1</w:t>
+            </w:r>
+            <w:r>
+              <w:rPr>
+                <w:rFonts w:asciiTheme="minorHAnsi" w:hAnsiTheme="minorHAnsi" w:cstheme="minorHAnsi"/>
+                <w:b/>
+                <w:bCs/>
+                <w:color w:val="FF0000"/>
+                <w:sz w:val="28"/>
+                <w:szCs w:val="28"/>
+              </w:rPr>
+              <w:t>3</w:t>
+            </w:r>
+            <w:r>
+              <w:rPr>
+                <w:rFonts w:asciiTheme="minorHAnsi" w:hAnsiTheme="minorHAnsi" w:cstheme="minorHAnsi"/>
+                <w:b/>
+                <w:bCs/>
+                <w:color w:val="FF0000"/>
+                <w:sz w:val="28"/>
+                <w:szCs w:val="28"/>
+              </w:rPr>
+              <w:t>)</w:t>
+            </w:r>
+          </w:p>
+        </w:tc>
+        <w:tc>
+          <w:tcPr>
+            <w:tcW w:w="10347" w:type="dxa"/>
+          </w:tcPr>
+          <w:p>
+            <w:pPr>
+              <w:pStyle w:val="TableParagraph"/>
+              <w:rPr>
+                <w:rFonts w:asciiTheme="minorHAnsi" w:hAnsiTheme="minorHAnsi" w:cstheme="minorHAnsi"/>
+                <w:sz w:val="28"/>
+                <w:szCs w:val="28"/>
+              </w:rPr>
+            </w:pPr>
+            <w:r>
+              <w:rPr>
+                <w:rFonts w:asciiTheme="minorHAnsi" w:hAnsiTheme="minorHAnsi" w:cstheme="minorHAnsi"/>
+                <w:sz w:val="28"/>
+                <w:szCs w:val="28"/>
+              </w:rPr>
+              <w:t>Decentralized search in the context of the Small World Effect refers to the process of finding a target node in a network without relying on a centralized search mechanism. In a decentralized search, each node in the network acts autonomously to locate the target node by leveraging local information and interactions with neighboring nodes.</w:t>
+            </w:r>
+          </w:p>
+          <w:p>
+            <w:pPr>
+              <w:pStyle w:val="TableParagraph"/>
+              <w:rPr>
+                <w:rFonts w:asciiTheme="minorHAnsi" w:hAnsiTheme="minorHAnsi" w:cstheme="minorHAnsi"/>
+                <w:sz w:val="28"/>
+                <w:szCs w:val="28"/>
+              </w:rPr>
+            </w:pPr>
+          </w:p>
+          <w:p>
+            <w:pPr>
+              <w:pStyle w:val="TableParagraph"/>
+              <w:rPr>
+                <w:rFonts w:asciiTheme="minorHAnsi" w:hAnsiTheme="minorHAnsi" w:cstheme="minorHAnsi"/>
+                <w:sz w:val="28"/>
+                <w:szCs w:val="28"/>
+              </w:rPr>
+            </w:pPr>
+            <w:r>
+              <w:rPr>
+                <w:rFonts w:asciiTheme="minorHAnsi" w:hAnsiTheme="minorHAnsi" w:cstheme="minorHAnsi"/>
+                <w:sz w:val="28"/>
+                <w:szCs w:val="28"/>
+              </w:rPr>
+              <w:t>Here is a detailed description of decentralized search in the Small World Effect:</w:t>
+            </w:r>
+          </w:p>
+          <w:p>
+            <w:pPr>
+              <w:pStyle w:val="TableParagraph"/>
+              <w:numPr>
+                <w:ilvl w:val="0"/>
+                <w:numId w:val="12"/>
+              </w:numPr>
+              <w:ind w:left="561"/>
+              <w:rPr>
+                <w:rFonts w:asciiTheme="minorHAnsi" w:hAnsiTheme="minorHAnsi" w:cstheme="minorHAnsi"/>
+                <w:sz w:val="28"/>
+                <w:szCs w:val="28"/>
+              </w:rPr>
+            </w:pPr>
+            <w:r>
+              <w:rPr>
+                <w:rFonts w:asciiTheme="minorHAnsi" w:hAnsiTheme="minorHAnsi" w:cstheme="minorHAnsi"/>
+                <w:b/>
+                <w:bCs/>
+                <w:sz w:val="28"/>
+                <w:szCs w:val="28"/>
+              </w:rPr>
+              <w:t>Autonomous Search:</w:t>
+            </w:r>
+            <w:r>
+              <w:rPr>
+                <w:rFonts w:asciiTheme="minorHAnsi" w:hAnsiTheme="minorHAnsi" w:cstheme="minorHAnsi"/>
+                <w:sz w:val="28"/>
+                <w:szCs w:val="28"/>
+              </w:rPr>
+              <w:t xml:space="preserve"> In a decentralized search, each node in the network operates independently and makes decisions based on its local knowledge. Nodes do not have access to global information about the network structure but rely on local interactions to navigate towards the target node.</w:t>
+            </w:r>
+          </w:p>
+          <w:p>
+            <w:pPr>
+              <w:pStyle w:val="TableParagraph"/>
+              <w:ind w:left="-159"/>
+              <w:rPr>
+                <w:rFonts w:asciiTheme="minorHAnsi" w:hAnsiTheme="minorHAnsi" w:cstheme="minorHAnsi"/>
+                <w:sz w:val="28"/>
+                <w:szCs w:val="28"/>
+              </w:rPr>
+            </w:pPr>
+          </w:p>
+          <w:p>
+            <w:pPr>
+              <w:pStyle w:val="TableParagraph"/>
+              <w:numPr>
+                <w:ilvl w:val="0"/>
+                <w:numId w:val="12"/>
+              </w:numPr>
+              <w:ind w:left="561"/>
+              <w:rPr>
+                <w:rFonts w:asciiTheme="minorHAnsi" w:hAnsiTheme="minorHAnsi" w:cstheme="minorHAnsi"/>
+                <w:sz w:val="28"/>
+                <w:szCs w:val="28"/>
+              </w:rPr>
+            </w:pPr>
+            <w:r>
+              <w:rPr>
+                <w:rFonts w:asciiTheme="minorHAnsi" w:hAnsiTheme="minorHAnsi" w:cstheme="minorHAnsi"/>
+                <w:b/>
+                <w:bCs/>
+                <w:sz w:val="28"/>
+                <w:szCs w:val="28"/>
+              </w:rPr>
+              <w:t>Local Information:</w:t>
+            </w:r>
+            <w:r>
+              <w:rPr>
+                <w:rFonts w:asciiTheme="minorHAnsi" w:hAnsiTheme="minorHAnsi" w:cstheme="minorHAnsi"/>
+                <w:sz w:val="28"/>
+                <w:szCs w:val="28"/>
+              </w:rPr>
+              <w:t xml:space="preserve"> Nodes communicate with their immediate neighbors to exchange information about the network topology and the location of the target node. This local information sharing allows nodes to make informed decisions about the direction to move in the network.</w:t>
+            </w:r>
+          </w:p>
+          <w:p>
+            <w:pPr>
+              <w:pStyle w:val="TableParagraph"/>
+              <w:ind w:left="-159"/>
+              <w:rPr>
+                <w:rFonts w:asciiTheme="minorHAnsi" w:hAnsiTheme="minorHAnsi" w:cstheme="minorHAnsi"/>
+                <w:sz w:val="28"/>
+                <w:szCs w:val="28"/>
+              </w:rPr>
+            </w:pPr>
+          </w:p>
+          <w:p>
+            <w:pPr>
+              <w:pStyle w:val="TableParagraph"/>
+              <w:numPr>
+                <w:ilvl w:val="0"/>
+                <w:numId w:val="12"/>
+              </w:numPr>
+              <w:ind w:left="561"/>
+              <w:rPr>
+                <w:rFonts w:asciiTheme="minorHAnsi" w:hAnsiTheme="minorHAnsi" w:cstheme="minorHAnsi"/>
+                <w:sz w:val="28"/>
+                <w:szCs w:val="28"/>
+              </w:rPr>
+            </w:pPr>
+            <w:r>
+              <w:rPr>
+                <w:rFonts w:asciiTheme="minorHAnsi" w:hAnsiTheme="minorHAnsi" w:cstheme="minorHAnsi"/>
+                <w:b/>
+                <w:bCs/>
+                <w:sz w:val="28"/>
+                <w:szCs w:val="28"/>
+              </w:rPr>
+              <w:t>Navigation Strategies:</w:t>
+            </w:r>
+            <w:r>
+              <w:rPr>
+                <w:rFonts w:asciiTheme="minorHAnsi" w:hAnsiTheme="minorHAnsi" w:cstheme="minorHAnsi"/>
+                <w:sz w:val="28"/>
+                <w:szCs w:val="28"/>
+              </w:rPr>
+              <w:t xml:space="preserve"> Nodes use various navigation strategies to search for the target node, such as random walks, greedy routing, or following paths with high connectivity. These strategies help nodes efficiently explore the network and locate the target node.</w:t>
+            </w:r>
+          </w:p>
+          <w:p>
+            <w:pPr>
+              <w:pStyle w:val="TableParagraph"/>
+              <w:ind w:left="-159"/>
+              <w:rPr>
+                <w:rFonts w:asciiTheme="minorHAnsi" w:hAnsiTheme="minorHAnsi" w:cstheme="minorHAnsi"/>
+                <w:sz w:val="28"/>
+                <w:szCs w:val="28"/>
+              </w:rPr>
+            </w:pPr>
+          </w:p>
+          <w:p>
+            <w:pPr>
+              <w:pStyle w:val="TableParagraph"/>
+              <w:numPr>
+                <w:ilvl w:val="0"/>
+                <w:numId w:val="12"/>
+              </w:numPr>
+              <w:ind w:left="561"/>
+              <w:rPr>
+                <w:rFonts w:asciiTheme="minorHAnsi" w:hAnsiTheme="minorHAnsi" w:cstheme="minorHAnsi"/>
+                <w:sz w:val="28"/>
+                <w:szCs w:val="28"/>
+              </w:rPr>
+            </w:pPr>
+            <w:r>
+              <w:rPr>
+                <w:rFonts w:asciiTheme="minorHAnsi" w:hAnsiTheme="minorHAnsi" w:cstheme="minorHAnsi"/>
+                <w:b/>
+                <w:bCs/>
+                <w:sz w:val="28"/>
+                <w:szCs w:val="28"/>
+              </w:rPr>
+              <w:t>Small World Phenomenon:</w:t>
+            </w:r>
+            <w:r>
+              <w:rPr>
+                <w:rFonts w:asciiTheme="minorHAnsi" w:hAnsiTheme="minorHAnsi" w:cstheme="minorHAnsi"/>
+                <w:sz w:val="28"/>
+                <w:szCs w:val="28"/>
+              </w:rPr>
+              <w:t xml:space="preserve"> The Small World Effect, characterized by the short average path length between nodes in a network, plays a crucial role in decentralized search. The presence of short paths enables nodes to reach distant targets through a small number of intermediate steps.</w:t>
+            </w:r>
+          </w:p>
+          <w:p>
+            <w:pPr>
+              <w:pStyle w:val="TableParagraph"/>
+              <w:ind w:left="-159"/>
+              <w:rPr>
+                <w:rFonts w:asciiTheme="minorHAnsi" w:hAnsiTheme="minorHAnsi" w:cstheme="minorHAnsi"/>
+                <w:sz w:val="28"/>
+                <w:szCs w:val="28"/>
+              </w:rPr>
+            </w:pPr>
+          </w:p>
+          <w:p>
+            <w:pPr>
+              <w:pStyle w:val="TableParagraph"/>
+              <w:numPr>
+                <w:ilvl w:val="0"/>
+                <w:numId w:val="12"/>
+              </w:numPr>
+              <w:ind w:left="561"/>
+              <w:rPr>
+                <w:rFonts w:asciiTheme="minorHAnsi" w:hAnsiTheme="minorHAnsi" w:cstheme="minorHAnsi"/>
+                <w:sz w:val="28"/>
+                <w:szCs w:val="28"/>
+              </w:rPr>
+            </w:pPr>
+            <w:r>
+              <w:rPr>
+                <w:rFonts w:asciiTheme="minorHAnsi" w:hAnsiTheme="minorHAnsi" w:cstheme="minorHAnsi"/>
+                <w:b/>
+                <w:bCs/>
+                <w:sz w:val="28"/>
+                <w:szCs w:val="28"/>
+              </w:rPr>
+              <w:t>Efficiency and Robustness:</w:t>
+            </w:r>
+            <w:r>
+              <w:rPr>
+                <w:rFonts w:asciiTheme="minorHAnsi" w:hAnsiTheme="minorHAnsi" w:cstheme="minorHAnsi"/>
+                <w:sz w:val="28"/>
+                <w:szCs w:val="28"/>
+              </w:rPr>
+              <w:t xml:space="preserve"> Decentralized search in networks with the Small World Effect is efficient and robust. Even without global knowledge of the network, nodes can navigate towards the target node quickly due to the interconnected nature of the network.</w:t>
+            </w:r>
+          </w:p>
+          <w:p>
+            <w:pPr>
+              <w:pStyle w:val="TableParagraph"/>
+              <w:ind w:left="-159"/>
+              <w:rPr>
+                <w:rFonts w:asciiTheme="minorHAnsi" w:hAnsiTheme="minorHAnsi" w:cstheme="minorHAnsi"/>
+                <w:sz w:val="28"/>
+                <w:szCs w:val="28"/>
+              </w:rPr>
+            </w:pPr>
+          </w:p>
+          <w:p>
+            <w:pPr>
+              <w:pStyle w:val="TableParagraph"/>
+              <w:numPr>
+                <w:ilvl w:val="0"/>
+                <w:numId w:val="12"/>
+              </w:numPr>
+              <w:ind w:left="561"/>
+              <w:rPr>
+                <w:rFonts w:asciiTheme="minorHAnsi" w:hAnsiTheme="minorHAnsi" w:cstheme="minorHAnsi"/>
+                <w:sz w:val="28"/>
+                <w:szCs w:val="28"/>
+              </w:rPr>
+            </w:pPr>
+            <w:r>
+              <w:rPr>
+                <w:rFonts w:asciiTheme="minorHAnsi" w:hAnsiTheme="minorHAnsi" w:cstheme="minorHAnsi"/>
+                <w:b/>
+                <w:bCs/>
+                <w:sz w:val="28"/>
+                <w:szCs w:val="28"/>
+              </w:rPr>
+              <w:t>Applications:</w:t>
+            </w:r>
+            <w:r>
+              <w:rPr>
+                <w:rFonts w:asciiTheme="minorHAnsi" w:hAnsiTheme="minorHAnsi" w:cstheme="minorHAnsi"/>
+                <w:sz w:val="28"/>
+                <w:szCs w:val="28"/>
+              </w:rPr>
+              <w:t xml:space="preserve"> Decentralized search in the Small World Effect has applications in various fields, such as information retrieval in social networks, routing in communication networks, and navigation in complex systems. Understanding decentralized search mechanisms can help optimize search algorithms and improve efficiency in networked systems.</w:t>
+            </w:r>
+          </w:p>
+          <w:p>
+            <w:pPr>
+              <w:pStyle w:val="TableParagraph"/>
+              <w:rPr>
+                <w:rFonts w:asciiTheme="minorHAnsi" w:hAnsiTheme="minorHAnsi" w:cstheme="minorHAnsi"/>
+                <w:sz w:val="28"/>
+                <w:szCs w:val="28"/>
+              </w:rPr>
+            </w:pPr>
+          </w:p>
+          <w:p>
+            <w:pPr>
+              <w:pStyle w:val="TableParagraph"/>
+              <w:rPr>
+                <w:rFonts w:asciiTheme="minorHAnsi" w:hAnsiTheme="minorHAnsi" w:cstheme="minorHAnsi"/>
+                <w:sz w:val="28"/>
+                <w:szCs w:val="28"/>
+              </w:rPr>
+            </w:pPr>
+            <w:r>
+              <w:rPr>
+                <w:rFonts w:asciiTheme="minorHAnsi" w:hAnsiTheme="minorHAnsi" w:cstheme="minorHAnsi"/>
+                <w:sz w:val="28"/>
+                <w:szCs w:val="28"/>
+              </w:rPr>
+              <w:t>In summary, decentralized search in the Small World Effect involves autonomous navigation of nodes in a network to locate a target node using local information and interactions. This approach leverages the interconnected nature of networks to efficiently search for targets without centralized control.</w:t>
             </w:r>
           </w:p>
         </w:tc>
@@ -8718,17 +10176,8 @@
         </w:rPr>
       </w:pPr>
     </w:p>
-    <w:p>
-      <w:pPr>
-        <w:rPr>
-          <w:rFonts w:asciiTheme="minorHAnsi" w:hAnsiTheme="minorHAnsi" w:cstheme="minorHAnsi"/>
-          <w:sz w:val="28"/>
-          <w:szCs w:val="28"/>
-        </w:rPr>
-      </w:pPr>
-    </w:p>
     <w:sectPr>
-      <w:pgSz w:w="11913" w:h="13608"/>
+      <w:pgSz w:w="11913" w:h="16443"/>
       <w:pgMar w:top="0" w:right="1480" w:bottom="0" w:left="697" w:header="720" w:footer="720" w:gutter="0"/>
       <w:cols w:space="720"/>
     </w:sectPr>
@@ -9288,6 +10737,96 @@
     </w:lvl>
   </w:abstractNum>
   <w:abstractNum w:abstractNumId="5" w15:restartNumberingAfterBreak="0">
+    <w:nsid w:val="27855FEE"/>
+    <w:multiLevelType w:val="hybridMultilevel"/>
+    <w:tmpl w:val="D21CF5C6"/>
+    <w:lvl w:ilvl="0" w:tplc="31088362">
+      <w:start w:val="1"/>
+      <w:numFmt w:val="decimal"/>
+      <w:lvlText w:val="%1."/>
+      <w:lvlJc w:val="left"/>
+      <w:pPr>
+        <w:ind w:left="921" w:hanging="360"/>
+      </w:pPr>
+      <w:rPr>
+        <w:b/>
+        <w:bCs/>
+      </w:rPr>
+    </w:lvl>
+    <w:lvl w:ilvl="1" w:tplc="40090019" w:tentative="1">
+      <w:start w:val="1"/>
+      <w:numFmt w:val="lowerLetter"/>
+      <w:lvlText w:val="%2."/>
+      <w:lvlJc w:val="left"/>
+      <w:pPr>
+        <w:ind w:left="1641" w:hanging="360"/>
+      </w:pPr>
+    </w:lvl>
+    <w:lvl w:ilvl="2" w:tplc="4009001B" w:tentative="1">
+      <w:start w:val="1"/>
+      <w:numFmt w:val="lowerRoman"/>
+      <w:lvlText w:val="%3."/>
+      <w:lvlJc w:val="right"/>
+      <w:pPr>
+        <w:ind w:left="2361" w:hanging="180"/>
+      </w:pPr>
+    </w:lvl>
+    <w:lvl w:ilvl="3" w:tplc="4009000F" w:tentative="1">
+      <w:start w:val="1"/>
+      <w:numFmt w:val="decimal"/>
+      <w:lvlText w:val="%4."/>
+      <w:lvlJc w:val="left"/>
+      <w:pPr>
+        <w:ind w:left="3081" w:hanging="360"/>
+      </w:pPr>
+    </w:lvl>
+    <w:lvl w:ilvl="4" w:tplc="40090019" w:tentative="1">
+      <w:start w:val="1"/>
+      <w:numFmt w:val="lowerLetter"/>
+      <w:lvlText w:val="%5."/>
+      <w:lvlJc w:val="left"/>
+      <w:pPr>
+        <w:ind w:left="3801" w:hanging="360"/>
+      </w:pPr>
+    </w:lvl>
+    <w:lvl w:ilvl="5" w:tplc="4009001B" w:tentative="1">
+      <w:start w:val="1"/>
+      <w:numFmt w:val="lowerRoman"/>
+      <w:lvlText w:val="%6."/>
+      <w:lvlJc w:val="right"/>
+      <w:pPr>
+        <w:ind w:left="4521" w:hanging="180"/>
+      </w:pPr>
+    </w:lvl>
+    <w:lvl w:ilvl="6" w:tplc="4009000F" w:tentative="1">
+      <w:start w:val="1"/>
+      <w:numFmt w:val="decimal"/>
+      <w:lvlText w:val="%7."/>
+      <w:lvlJc w:val="left"/>
+      <w:pPr>
+        <w:ind w:left="5241" w:hanging="360"/>
+      </w:pPr>
+    </w:lvl>
+    <w:lvl w:ilvl="7" w:tplc="40090019" w:tentative="1">
+      <w:start w:val="1"/>
+      <w:numFmt w:val="lowerLetter"/>
+      <w:lvlText w:val="%8."/>
+      <w:lvlJc w:val="left"/>
+      <w:pPr>
+        <w:ind w:left="5961" w:hanging="360"/>
+      </w:pPr>
+    </w:lvl>
+    <w:lvl w:ilvl="8" w:tplc="4009001B" w:tentative="1">
+      <w:start w:val="1"/>
+      <w:numFmt w:val="lowerRoman"/>
+      <w:lvlText w:val="%9."/>
+      <w:lvlJc w:val="right"/>
+      <w:pPr>
+        <w:ind w:left="6681" w:hanging="180"/>
+      </w:pPr>
+    </w:lvl>
+  </w:abstractNum>
+  <w:abstractNum w:abstractNumId="6" w15:restartNumberingAfterBreak="0">
     <w:nsid w:val="2BF17CD9"/>
     <w:multiLevelType w:val="multilevel"/>
     <w:tmpl w:val="DAAA4F66"/>
@@ -9436,7 +10975,7 @@
       </w:rPr>
     </w:lvl>
   </w:abstractNum>
-  <w:abstractNum w:abstractNumId="6" w15:restartNumberingAfterBreak="0">
+  <w:abstractNum w:abstractNumId="7" w15:restartNumberingAfterBreak="0">
     <w:nsid w:val="3CBA6353"/>
     <w:multiLevelType w:val="multilevel"/>
     <w:tmpl w:val="81E0D864"/>
@@ -9585,7 +11124,7 @@
       </w:rPr>
     </w:lvl>
   </w:abstractNum>
-  <w:abstractNum w:abstractNumId="7" w15:restartNumberingAfterBreak="0">
+  <w:abstractNum w:abstractNumId="8" w15:restartNumberingAfterBreak="0">
     <w:nsid w:val="4C080273"/>
     <w:multiLevelType w:val="multilevel"/>
     <w:tmpl w:val="64B84C04"/>
@@ -9698,7 +11237,350 @@
       </w:pPr>
     </w:lvl>
   </w:abstractNum>
-  <w:abstractNum w:abstractNumId="8" w15:restartNumberingAfterBreak="0">
+  <w:abstractNum w:abstractNumId="9" w15:restartNumberingAfterBreak="0">
+    <w:nsid w:val="4CEF31E0"/>
+    <w:multiLevelType w:val="multilevel"/>
+    <w:tmpl w:val="A6DE0444"/>
+    <w:lvl w:ilvl="0">
+      <w:start w:val="1"/>
+      <w:numFmt w:val="decimal"/>
+      <w:lvlText w:val="%1."/>
+      <w:lvlJc w:val="left"/>
+      <w:pPr>
+        <w:tabs>
+          <w:tab w:val="num" w:pos="720"/>
+        </w:tabs>
+        <w:ind w:left="720" w:hanging="360"/>
+      </w:pPr>
+    </w:lvl>
+    <w:lvl w:ilvl="1">
+      <w:start w:val="1"/>
+      <w:numFmt w:val="bullet"/>
+      <w:lvlText w:val=""/>
+      <w:lvlJc w:val="left"/>
+      <w:pPr>
+        <w:tabs>
+          <w:tab w:val="num" w:pos="1440"/>
+        </w:tabs>
+        <w:ind w:left="1440" w:hanging="360"/>
+      </w:pPr>
+      <w:rPr>
+        <w:rFonts w:ascii="Symbol" w:hAnsi="Symbol" w:hint="default"/>
+        <w:sz w:val="20"/>
+      </w:rPr>
+    </w:lvl>
+    <w:lvl w:ilvl="2" w:tentative="1">
+      <w:start w:val="1"/>
+      <w:numFmt w:val="decimal"/>
+      <w:lvlText w:val="%3."/>
+      <w:lvlJc w:val="left"/>
+      <w:pPr>
+        <w:tabs>
+          <w:tab w:val="num" w:pos="2160"/>
+        </w:tabs>
+        <w:ind w:left="2160" w:hanging="360"/>
+      </w:pPr>
+    </w:lvl>
+    <w:lvl w:ilvl="3" w:tentative="1">
+      <w:start w:val="1"/>
+      <w:numFmt w:val="decimal"/>
+      <w:lvlText w:val="%4."/>
+      <w:lvlJc w:val="left"/>
+      <w:pPr>
+        <w:tabs>
+          <w:tab w:val="num" w:pos="2880"/>
+        </w:tabs>
+        <w:ind w:left="2880" w:hanging="360"/>
+      </w:pPr>
+    </w:lvl>
+    <w:lvl w:ilvl="4" w:tentative="1">
+      <w:start w:val="1"/>
+      <w:numFmt w:val="decimal"/>
+      <w:lvlText w:val="%5."/>
+      <w:lvlJc w:val="left"/>
+      <w:pPr>
+        <w:tabs>
+          <w:tab w:val="num" w:pos="3600"/>
+        </w:tabs>
+        <w:ind w:left="3600" w:hanging="360"/>
+      </w:pPr>
+    </w:lvl>
+    <w:lvl w:ilvl="5" w:tentative="1">
+      <w:start w:val="1"/>
+      <w:numFmt w:val="decimal"/>
+      <w:lvlText w:val="%6."/>
+      <w:lvlJc w:val="left"/>
+      <w:pPr>
+        <w:tabs>
+          <w:tab w:val="num" w:pos="4320"/>
+        </w:tabs>
+        <w:ind w:left="4320" w:hanging="360"/>
+      </w:pPr>
+    </w:lvl>
+    <w:lvl w:ilvl="6" w:tentative="1">
+      <w:start w:val="1"/>
+      <w:numFmt w:val="decimal"/>
+      <w:lvlText w:val="%7."/>
+      <w:lvlJc w:val="left"/>
+      <w:pPr>
+        <w:tabs>
+          <w:tab w:val="num" w:pos="5040"/>
+        </w:tabs>
+        <w:ind w:left="5040" w:hanging="360"/>
+      </w:pPr>
+    </w:lvl>
+    <w:lvl w:ilvl="7" w:tentative="1">
+      <w:start w:val="1"/>
+      <w:numFmt w:val="decimal"/>
+      <w:lvlText w:val="%8."/>
+      <w:lvlJc w:val="left"/>
+      <w:pPr>
+        <w:tabs>
+          <w:tab w:val="num" w:pos="5760"/>
+        </w:tabs>
+        <w:ind w:left="5760" w:hanging="360"/>
+      </w:pPr>
+    </w:lvl>
+    <w:lvl w:ilvl="8" w:tentative="1">
+      <w:start w:val="1"/>
+      <w:numFmt w:val="decimal"/>
+      <w:lvlText w:val="%9."/>
+      <w:lvlJc w:val="left"/>
+      <w:pPr>
+        <w:tabs>
+          <w:tab w:val="num" w:pos="6480"/>
+        </w:tabs>
+        <w:ind w:left="6480" w:hanging="360"/>
+      </w:pPr>
+    </w:lvl>
+  </w:abstractNum>
+  <w:abstractNum w:abstractNumId="10" w15:restartNumberingAfterBreak="0">
+    <w:nsid w:val="61C164AF"/>
+    <w:multiLevelType w:val="multilevel"/>
+    <w:tmpl w:val="A6DE0444"/>
+    <w:lvl w:ilvl="0">
+      <w:start w:val="1"/>
+      <w:numFmt w:val="decimal"/>
+      <w:lvlText w:val="%1."/>
+      <w:lvlJc w:val="left"/>
+      <w:pPr>
+        <w:tabs>
+          <w:tab w:val="num" w:pos="720"/>
+        </w:tabs>
+        <w:ind w:left="720" w:hanging="360"/>
+      </w:pPr>
+    </w:lvl>
+    <w:lvl w:ilvl="1" w:tentative="1">
+      <w:start w:val="1"/>
+      <w:numFmt w:val="decimal"/>
+      <w:lvlText w:val="%2."/>
+      <w:lvlJc w:val="left"/>
+      <w:pPr>
+        <w:tabs>
+          <w:tab w:val="num" w:pos="1440"/>
+        </w:tabs>
+        <w:ind w:left="1440" w:hanging="360"/>
+      </w:pPr>
+    </w:lvl>
+    <w:lvl w:ilvl="2" w:tentative="1">
+      <w:start w:val="1"/>
+      <w:numFmt w:val="decimal"/>
+      <w:lvlText w:val="%3."/>
+      <w:lvlJc w:val="left"/>
+      <w:pPr>
+        <w:tabs>
+          <w:tab w:val="num" w:pos="2160"/>
+        </w:tabs>
+        <w:ind w:left="2160" w:hanging="360"/>
+      </w:pPr>
+    </w:lvl>
+    <w:lvl w:ilvl="3" w:tentative="1">
+      <w:start w:val="1"/>
+      <w:numFmt w:val="decimal"/>
+      <w:lvlText w:val="%4."/>
+      <w:lvlJc w:val="left"/>
+      <w:pPr>
+        <w:tabs>
+          <w:tab w:val="num" w:pos="2880"/>
+        </w:tabs>
+        <w:ind w:left="2880" w:hanging="360"/>
+      </w:pPr>
+    </w:lvl>
+    <w:lvl w:ilvl="4" w:tentative="1">
+      <w:start w:val="1"/>
+      <w:numFmt w:val="decimal"/>
+      <w:lvlText w:val="%5."/>
+      <w:lvlJc w:val="left"/>
+      <w:pPr>
+        <w:tabs>
+          <w:tab w:val="num" w:pos="3600"/>
+        </w:tabs>
+        <w:ind w:left="3600" w:hanging="360"/>
+      </w:pPr>
+    </w:lvl>
+    <w:lvl w:ilvl="5" w:tentative="1">
+      <w:start w:val="1"/>
+      <w:numFmt w:val="decimal"/>
+      <w:lvlText w:val="%6."/>
+      <w:lvlJc w:val="left"/>
+      <w:pPr>
+        <w:tabs>
+          <w:tab w:val="num" w:pos="4320"/>
+        </w:tabs>
+        <w:ind w:left="4320" w:hanging="360"/>
+      </w:pPr>
+    </w:lvl>
+    <w:lvl w:ilvl="6" w:tentative="1">
+      <w:start w:val="1"/>
+      <w:numFmt w:val="decimal"/>
+      <w:lvlText w:val="%7."/>
+      <w:lvlJc w:val="left"/>
+      <w:pPr>
+        <w:tabs>
+          <w:tab w:val="num" w:pos="5040"/>
+        </w:tabs>
+        <w:ind w:left="5040" w:hanging="360"/>
+      </w:pPr>
+    </w:lvl>
+    <w:lvl w:ilvl="7" w:tentative="1">
+      <w:start w:val="1"/>
+      <w:numFmt w:val="decimal"/>
+      <w:lvlText w:val="%8."/>
+      <w:lvlJc w:val="left"/>
+      <w:pPr>
+        <w:tabs>
+          <w:tab w:val="num" w:pos="5760"/>
+        </w:tabs>
+        <w:ind w:left="5760" w:hanging="360"/>
+      </w:pPr>
+    </w:lvl>
+    <w:lvl w:ilvl="8" w:tentative="1">
+      <w:start w:val="1"/>
+      <w:numFmt w:val="decimal"/>
+      <w:lvlText w:val="%9."/>
+      <w:lvlJc w:val="left"/>
+      <w:pPr>
+        <w:tabs>
+          <w:tab w:val="num" w:pos="6480"/>
+        </w:tabs>
+        <w:ind w:left="6480" w:hanging="360"/>
+      </w:pPr>
+    </w:lvl>
+  </w:abstractNum>
+  <w:abstractNum w:abstractNumId="11" w15:restartNumberingAfterBreak="0">
+    <w:nsid w:val="62DA1315"/>
+    <w:multiLevelType w:val="multilevel"/>
+    <w:tmpl w:val="91A615BA"/>
+    <w:lvl w:ilvl="0">
+      <w:start w:val="1"/>
+      <w:numFmt w:val="decimal"/>
+      <w:lvlText w:val="%1."/>
+      <w:lvlJc w:val="left"/>
+      <w:pPr>
+        <w:tabs>
+          <w:tab w:val="num" w:pos="720"/>
+        </w:tabs>
+        <w:ind w:left="720" w:hanging="360"/>
+      </w:pPr>
+    </w:lvl>
+    <w:lvl w:ilvl="1" w:tentative="1">
+      <w:start w:val="1"/>
+      <w:numFmt w:val="decimal"/>
+      <w:lvlText w:val="%2."/>
+      <w:lvlJc w:val="left"/>
+      <w:pPr>
+        <w:tabs>
+          <w:tab w:val="num" w:pos="1440"/>
+        </w:tabs>
+        <w:ind w:left="1440" w:hanging="360"/>
+      </w:pPr>
+    </w:lvl>
+    <w:lvl w:ilvl="2" w:tentative="1">
+      <w:start w:val="1"/>
+      <w:numFmt w:val="decimal"/>
+      <w:lvlText w:val="%3."/>
+      <w:lvlJc w:val="left"/>
+      <w:pPr>
+        <w:tabs>
+          <w:tab w:val="num" w:pos="2160"/>
+        </w:tabs>
+        <w:ind w:left="2160" w:hanging="360"/>
+      </w:pPr>
+    </w:lvl>
+    <w:lvl w:ilvl="3" w:tentative="1">
+      <w:start w:val="1"/>
+      <w:numFmt w:val="decimal"/>
+      <w:lvlText w:val="%4."/>
+      <w:lvlJc w:val="left"/>
+      <w:pPr>
+        <w:tabs>
+          <w:tab w:val="num" w:pos="2880"/>
+        </w:tabs>
+        <w:ind w:left="2880" w:hanging="360"/>
+      </w:pPr>
+    </w:lvl>
+    <w:lvl w:ilvl="4" w:tentative="1">
+      <w:start w:val="1"/>
+      <w:numFmt w:val="decimal"/>
+      <w:lvlText w:val="%5."/>
+      <w:lvlJc w:val="left"/>
+      <w:pPr>
+        <w:tabs>
+          <w:tab w:val="num" w:pos="3600"/>
+        </w:tabs>
+        <w:ind w:left="3600" w:hanging="360"/>
+      </w:pPr>
+    </w:lvl>
+    <w:lvl w:ilvl="5" w:tentative="1">
+      <w:start w:val="1"/>
+      <w:numFmt w:val="decimal"/>
+      <w:lvlText w:val="%6."/>
+      <w:lvlJc w:val="left"/>
+      <w:pPr>
+        <w:tabs>
+          <w:tab w:val="num" w:pos="4320"/>
+        </w:tabs>
+        <w:ind w:left="4320" w:hanging="360"/>
+      </w:pPr>
+    </w:lvl>
+    <w:lvl w:ilvl="6" w:tentative="1">
+      <w:start w:val="1"/>
+      <w:numFmt w:val="decimal"/>
+      <w:lvlText w:val="%7."/>
+      <w:lvlJc w:val="left"/>
+      <w:pPr>
+        <w:tabs>
+          <w:tab w:val="num" w:pos="5040"/>
+        </w:tabs>
+        <w:ind w:left="5040" w:hanging="360"/>
+      </w:pPr>
+    </w:lvl>
+    <w:lvl w:ilvl="7" w:tentative="1">
+      <w:start w:val="1"/>
+      <w:numFmt w:val="decimal"/>
+      <w:lvlText w:val="%8."/>
+      <w:lvlJc w:val="left"/>
+      <w:pPr>
+        <w:tabs>
+          <w:tab w:val="num" w:pos="5760"/>
+        </w:tabs>
+        <w:ind w:left="5760" w:hanging="360"/>
+      </w:pPr>
+    </w:lvl>
+    <w:lvl w:ilvl="8" w:tentative="1">
+      <w:start w:val="1"/>
+      <w:numFmt w:val="decimal"/>
+      <w:lvlText w:val="%9."/>
+      <w:lvlJc w:val="left"/>
+      <w:pPr>
+        <w:tabs>
+          <w:tab w:val="num" w:pos="6480"/>
+        </w:tabs>
+        <w:ind w:left="6480" w:hanging="360"/>
+      </w:pPr>
+    </w:lvl>
+  </w:abstractNum>
+  <w:abstractNum w:abstractNumId="12" w15:restartNumberingAfterBreak="0">
     <w:nsid w:val="6B1E1D7C"/>
     <w:multiLevelType w:val="hybridMultilevel"/>
     <w:tmpl w:val="8DAA4998"/>
@@ -9785,22 +11667,22 @@
     </w:lvl>
   </w:abstractNum>
   <w:num w:numId="1" w16cid:durableId="1594511070">
-    <w:abstractNumId w:val="8"/>
+    <w:abstractNumId w:val="12"/>
   </w:num>
   <w:num w:numId="2" w16cid:durableId="115488651">
     <w:abstractNumId w:val="1"/>
   </w:num>
   <w:num w:numId="3" w16cid:durableId="2127967736">
-    <w:abstractNumId w:val="6"/>
+    <w:abstractNumId w:val="7"/>
   </w:num>
   <w:num w:numId="4" w16cid:durableId="644355379">
-    <w:abstractNumId w:val="5"/>
+    <w:abstractNumId w:val="6"/>
   </w:num>
   <w:num w:numId="5" w16cid:durableId="1101294776">
     <w:abstractNumId w:val="2"/>
   </w:num>
   <w:num w:numId="6" w16cid:durableId="1375278192">
-    <w:abstractNumId w:val="7"/>
+    <w:abstractNumId w:val="8"/>
   </w:num>
   <w:num w:numId="7" w16cid:durableId="2122609038">
     <w:abstractNumId w:val="0"/>
@@ -9810,6 +11692,18 @@
   </w:num>
   <w:num w:numId="9" w16cid:durableId="1976057526">
     <w:abstractNumId w:val="4"/>
+  </w:num>
+  <w:num w:numId="10" w16cid:durableId="148983231">
+    <w:abstractNumId w:val="10"/>
+  </w:num>
+  <w:num w:numId="11" w16cid:durableId="1199506527">
+    <w:abstractNumId w:val="11"/>
+  </w:num>
+  <w:num w:numId="12" w16cid:durableId="2119062177">
+    <w:abstractNumId w:val="5"/>
+  </w:num>
+  <w:num w:numId="13" w16cid:durableId="155808266">
+    <w:abstractNumId w:val="9"/>
   </w:num>
 </w:numbering>
 </file>
@@ -10206,7 +12100,7 @@
   <w:style w:type="paragraph" w:default="1" w:styleId="Normal">
     <w:name w:val="Normal"/>
     <w:qFormat/>
-    <w:rsid w:val="00685E30"/>
+    <w:rsid w:val="00557900"/>
     <w:pPr>
       <w:widowControl w:val="0"/>
       <w:autoSpaceDE w:val="0"/>

--- a/SN - Social Networks/SN_Missing_Answers.docx
+++ b/SN - Social Networks/SN_Missing_Answers.docx
@@ -1341,7 +1341,7 @@
               <mc:AlternateContent>
                 <mc:Choice Requires="wps">
                   <w:drawing>
-                    <wp:anchor distT="0" distB="0" distL="114300" distR="114300" simplePos="0" relativeHeight="251658752" behindDoc="1" locked="0" layoutInCell="1" allowOverlap="1" wp14:anchorId="10E3BC94" wp14:editId="35A79406">
+                    <wp:anchor distT="0" distB="0" distL="114300" distR="114300" simplePos="0" relativeHeight="251638272" behindDoc="1" locked="0" layoutInCell="1" allowOverlap="1" wp14:anchorId="10E3BC94" wp14:editId="27AD13D3">
                       <wp:simplePos x="0" y="0"/>
                       <wp:positionH relativeFrom="column">
                         <wp:posOffset>129449</wp:posOffset>
@@ -1400,7 +1400,7 @@
                 </mc:Choice>
                 <mc:Fallback>
                   <w:pict>
-                    <v:rect w14:anchorId="22A90363" id="Rectangle 1" o:spid="_x0000_s1026" style="position:absolute;margin-left:10.2pt;margin-top:3.45pt;width:286.2pt;height:480.6pt;z-index:-251657728;visibility:visible;mso-wrap-style:square;mso-height-percent:0;mso-wrap-distance-left:9pt;mso-wrap-distance-top:0;mso-wrap-distance-right:9pt;mso-wrap-distance-bottom:0;mso-position-horizontal:absolute;mso-position-horizontal-relative:text;mso-position-vertical:absolute;mso-position-vertical-relative:text;mso-height-percent:0;mso-height-relative:margin;v-text-anchor:middle" o:gfxdata="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" fillcolor="black [3200]" strokecolor="black [480]" strokeweight="2pt"/>
+                    <v:rect w14:anchorId="1AF2167D" id="Rectangle 1" o:spid="_x0000_s1026" style="position:absolute;margin-left:10.2pt;margin-top:3.45pt;width:286.2pt;height:480.6pt;z-index:-251678208;visibility:visible;mso-wrap-style:square;mso-height-percent:0;mso-wrap-distance-left:9pt;mso-wrap-distance-top:0;mso-wrap-distance-right:9pt;mso-wrap-distance-bottom:0;mso-position-horizontal:absolute;mso-position-horizontal-relative:text;mso-position-vertical:absolute;mso-position-vertical-relative:text;mso-height-percent:0;mso-height-relative:margin;v-text-anchor:middle" o:gfxdata="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" fillcolor="black [3200]" strokecolor="black [480]" strokeweight="2pt"/>
                   </w:pict>
                 </mc:Fallback>
               </mc:AlternateContent>
@@ -1421,118 +1421,24 @@
             <w:r>
               <w:rPr>
                 <w:rFonts w:asciiTheme="minorHAnsi" w:hAnsiTheme="minorHAnsi" w:cstheme="minorHAnsi"/>
-                <w:b/>
-                <w:bCs/>
-                <w:color w:val="00B050"/>
-                <w:sz w:val="28"/>
-                <w:szCs w:val="28"/>
-                <w:lang w:val="en-IN"/>
-              </w:rPr>
-              <w:t>import</w:t>
-            </w:r>
-            <w:r>
-              <w:rPr>
-                <w:rFonts w:asciiTheme="minorHAnsi" w:hAnsiTheme="minorHAnsi" w:cstheme="minorHAnsi"/>
-                <w:color w:val="00B050"/>
-                <w:sz w:val="28"/>
-                <w:szCs w:val="28"/>
-                <w:lang w:val="en-IN"/>
-              </w:rPr>
-              <w:t xml:space="preserve"> </w:t>
-            </w:r>
-            <w:proofErr w:type="spellStart"/>
-            <w:r>
-              <w:rPr>
-                <w:rFonts w:asciiTheme="minorHAnsi" w:hAnsiTheme="minorHAnsi" w:cstheme="minorHAnsi"/>
-                <w:color w:val="00B050"/>
-                <w:sz w:val="28"/>
-                <w:szCs w:val="28"/>
-                <w:lang w:val="en-IN"/>
-              </w:rPr>
-              <w:t>networkx</w:t>
-            </w:r>
-            <w:proofErr w:type="spellEnd"/>
-            <w:r>
-              <w:rPr>
-                <w:rFonts w:asciiTheme="minorHAnsi" w:hAnsiTheme="minorHAnsi" w:cstheme="minorHAnsi"/>
-                <w:color w:val="00B050"/>
-                <w:sz w:val="28"/>
-                <w:szCs w:val="28"/>
-                <w:lang w:val="en-IN"/>
-              </w:rPr>
-              <w:t xml:space="preserve"> </w:t>
-            </w:r>
-            <w:r>
-              <w:rPr>
-                <w:rFonts w:asciiTheme="minorHAnsi" w:hAnsiTheme="minorHAnsi" w:cstheme="minorHAnsi"/>
-                <w:b/>
-                <w:bCs/>
-                <w:color w:val="00B050"/>
-                <w:sz w:val="28"/>
-                <w:szCs w:val="28"/>
-                <w:lang w:val="en-IN"/>
-              </w:rPr>
-              <w:t>as</w:t>
-            </w:r>
-            <w:r>
-              <w:rPr>
-                <w:rFonts w:asciiTheme="minorHAnsi" w:hAnsiTheme="minorHAnsi" w:cstheme="minorHAnsi"/>
-                <w:color w:val="00B050"/>
-                <w:sz w:val="28"/>
-                <w:szCs w:val="28"/>
-                <w:lang w:val="en-IN"/>
-              </w:rPr>
-              <w:t xml:space="preserve"> </w:t>
-            </w:r>
-            <w:proofErr w:type="spellStart"/>
-            <w:proofErr w:type="gramStart"/>
-            <w:r>
-              <w:rPr>
-                <w:rFonts w:asciiTheme="minorHAnsi" w:hAnsiTheme="minorHAnsi" w:cstheme="minorHAnsi"/>
-                <w:color w:val="00B050"/>
-                <w:sz w:val="28"/>
-                <w:szCs w:val="28"/>
-                <w:lang w:val="en-IN"/>
-              </w:rPr>
-              <w:t>nx</w:t>
-            </w:r>
-            <w:proofErr w:type="spellEnd"/>
-            <w:proofErr w:type="gramEnd"/>
-          </w:p>
-          <w:p>
-            <w:pPr>
-              <w:pStyle w:val="TableParagraph"/>
-              <w:ind w:left="720"/>
-              <w:rPr>
-                <w:rFonts w:asciiTheme="minorHAnsi" w:hAnsiTheme="minorHAnsi" w:cstheme="minorHAnsi"/>
-                <w:color w:val="00B050"/>
-                <w:sz w:val="28"/>
-                <w:szCs w:val="28"/>
-                <w:lang w:val="en-IN"/>
-              </w:rPr>
-            </w:pPr>
-            <w:r>
-              <w:rPr>
-                <w:rFonts w:asciiTheme="minorHAnsi" w:hAnsiTheme="minorHAnsi" w:cstheme="minorHAnsi"/>
                 <w:noProof/>
-                <w:color w:val="00B050"/>
                 <w:sz w:val="28"/>
                 <w:szCs w:val="28"/>
                 <w:lang w:val="en-IN"/>
               </w:rPr>
               <w:drawing>
-                <wp:anchor distT="0" distB="0" distL="114300" distR="114300" simplePos="0" relativeHeight="251659264" behindDoc="1" locked="0" layoutInCell="1" allowOverlap="1" wp14:anchorId="3ED87C17" wp14:editId="44708AA7">
+                <wp:anchor distT="0" distB="0" distL="114300" distR="114300" simplePos="0" relativeHeight="251650560" behindDoc="1" locked="0" layoutInCell="1" allowOverlap="1" wp14:anchorId="3A058B4E" wp14:editId="27DCB4AB">
                   <wp:simplePos x="0" y="0"/>
                   <wp:positionH relativeFrom="column">
-                    <wp:posOffset>4174346</wp:posOffset>
+                    <wp:posOffset>3284855</wp:posOffset>
                   </wp:positionH>
                   <wp:positionV relativeFrom="paragraph">
-                    <wp:posOffset>104775</wp:posOffset>
+                    <wp:posOffset>254000</wp:posOffset>
                   </wp:positionV>
-                  <wp:extent cx="2101215" cy="1423358"/>
-                  <wp:effectExtent l="0" t="0" r="0" b="5715"/>
+                  <wp:extent cx="3201035" cy="2038985"/>
+                  <wp:effectExtent l="0" t="0" r="0" b="0"/>
                   <wp:wrapNone/>
-                  <wp:docPr id="1130223194" name="Picture 3"/>
+                  <wp:docPr id="1430528078" name="Picture 3" descr="A red lines with blue circles and a white background&#10;&#10;Description automatically generated"/>
                   <wp:cNvGraphicFramePr>
                     <a:graphicFrameLocks xmlns:a="http://schemas.openxmlformats.org/drawingml/2006/main" noChangeAspect="1"/>
                   </wp:cNvGraphicFramePr>
@@ -1540,7 +1446,7 @@
                     <a:graphicData uri="http://schemas.openxmlformats.org/drawingml/2006/picture">
                       <pic:pic xmlns:pic="http://schemas.openxmlformats.org/drawingml/2006/picture">
                         <pic:nvPicPr>
-                          <pic:cNvPr id="1130223194" name="Picture 3"/>
+                          <pic:cNvPr id="1430528078" name="Picture 3" descr="A red lines with blue circles and a white background&#10;&#10;Description automatically generated"/>
                           <pic:cNvPicPr/>
                         </pic:nvPicPr>
                         <pic:blipFill>
@@ -1558,7 +1464,7 @@
                         <pic:spPr>
                           <a:xfrm>
                             <a:off x="0" y="0"/>
-                            <a:ext cx="2101215" cy="1423358"/>
+                            <a:ext cx="3201035" cy="2038985"/>
                           </a:xfrm>
                           <a:prstGeom prst="rect">
                             <a:avLst/>
@@ -1576,6 +1482,99 @@
                 </wp:anchor>
               </w:drawing>
             </w:r>
+            <w:r>
+              <w:rPr>
+                <w:rFonts w:asciiTheme="minorHAnsi" w:hAnsiTheme="minorHAnsi" w:cstheme="minorHAnsi"/>
+                <w:b/>
+                <w:bCs/>
+                <w:color w:val="00B050"/>
+                <w:sz w:val="28"/>
+                <w:szCs w:val="28"/>
+                <w:lang w:val="en-IN"/>
+              </w:rPr>
+              <w:t>import</w:t>
+            </w:r>
+            <w:r>
+              <w:rPr>
+                <w:rFonts w:asciiTheme="minorHAnsi" w:hAnsiTheme="minorHAnsi" w:cstheme="minorHAnsi"/>
+                <w:color w:val="00B050"/>
+                <w:sz w:val="28"/>
+                <w:szCs w:val="28"/>
+                <w:lang w:val="en-IN"/>
+              </w:rPr>
+              <w:t xml:space="preserve"> </w:t>
+            </w:r>
+            <w:proofErr w:type="spellStart"/>
+            <w:r>
+              <w:rPr>
+                <w:rFonts w:asciiTheme="minorHAnsi" w:hAnsiTheme="minorHAnsi" w:cstheme="minorHAnsi"/>
+                <w:color w:val="00B050"/>
+                <w:sz w:val="28"/>
+                <w:szCs w:val="28"/>
+                <w:lang w:val="en-IN"/>
+              </w:rPr>
+              <w:t>networkx</w:t>
+            </w:r>
+            <w:proofErr w:type="spellEnd"/>
+            <w:r>
+              <w:rPr>
+                <w:rFonts w:asciiTheme="minorHAnsi" w:hAnsiTheme="minorHAnsi" w:cstheme="minorHAnsi"/>
+                <w:color w:val="00B050"/>
+                <w:sz w:val="28"/>
+                <w:szCs w:val="28"/>
+                <w:lang w:val="en-IN"/>
+              </w:rPr>
+              <w:t xml:space="preserve"> </w:t>
+            </w:r>
+            <w:r>
+              <w:rPr>
+                <w:rFonts w:asciiTheme="minorHAnsi" w:hAnsiTheme="minorHAnsi" w:cstheme="minorHAnsi"/>
+                <w:b/>
+                <w:bCs/>
+                <w:color w:val="00B050"/>
+                <w:sz w:val="28"/>
+                <w:szCs w:val="28"/>
+                <w:lang w:val="en-IN"/>
+              </w:rPr>
+              <w:t>as</w:t>
+            </w:r>
+            <w:r>
+              <w:rPr>
+                <w:rFonts w:asciiTheme="minorHAnsi" w:hAnsiTheme="minorHAnsi" w:cstheme="minorHAnsi"/>
+                <w:color w:val="00B050"/>
+                <w:sz w:val="28"/>
+                <w:szCs w:val="28"/>
+                <w:lang w:val="en-IN"/>
+              </w:rPr>
+              <w:t xml:space="preserve"> </w:t>
+            </w:r>
+            <w:proofErr w:type="spellStart"/>
+            <w:proofErr w:type="gramStart"/>
+            <w:r>
+              <w:rPr>
+                <w:rFonts w:asciiTheme="minorHAnsi" w:hAnsiTheme="minorHAnsi" w:cstheme="minorHAnsi"/>
+                <w:color w:val="00B050"/>
+                <w:sz w:val="28"/>
+                <w:szCs w:val="28"/>
+                <w:lang w:val="en-IN"/>
+              </w:rPr>
+              <w:t>nx</w:t>
+            </w:r>
+            <w:proofErr w:type="spellEnd"/>
+            <w:proofErr w:type="gramEnd"/>
+          </w:p>
+          <w:p>
+            <w:pPr>
+              <w:pStyle w:val="TableParagraph"/>
+              <w:ind w:left="720"/>
+              <w:rPr>
+                <w:rFonts w:asciiTheme="minorHAnsi" w:hAnsiTheme="minorHAnsi" w:cstheme="minorHAnsi"/>
+                <w:color w:val="00B050"/>
+                <w:sz w:val="28"/>
+                <w:szCs w:val="28"/>
+                <w:lang w:val="en-IN"/>
+              </w:rPr>
+            </w:pPr>
           </w:p>
           <w:p>
             <w:pPr>
@@ -1671,206 +1670,308 @@
                 <w:lang w:val="en-IN"/>
               </w:rPr>
             </w:pPr>
-            <w:proofErr w:type="spellStart"/>
-            <w:r>
-              <w:rPr>
-                <w:rFonts w:asciiTheme="minorHAnsi" w:hAnsiTheme="minorHAnsi" w:cstheme="minorHAnsi"/>
-                <w:color w:val="00B050"/>
-                <w:sz w:val="28"/>
-                <w:szCs w:val="28"/>
-                <w:lang w:val="en-IN"/>
-              </w:rPr>
-              <w:t>G_directed.add_edge</w:t>
-            </w:r>
-            <w:proofErr w:type="spellEnd"/>
-            <w:r>
-              <w:rPr>
-                <w:rFonts w:asciiTheme="minorHAnsi" w:hAnsiTheme="minorHAnsi" w:cstheme="minorHAnsi"/>
-                <w:color w:val="00B050"/>
-                <w:sz w:val="28"/>
-                <w:szCs w:val="28"/>
-                <w:lang w:val="en-IN"/>
-              </w:rPr>
-              <w:t>('A', 'B')</w:t>
-            </w:r>
-          </w:p>
-          <w:p>
-            <w:pPr>
-              <w:pStyle w:val="TableParagraph"/>
-              <w:ind w:left="720"/>
-              <w:rPr>
-                <w:rFonts w:asciiTheme="minorHAnsi" w:hAnsiTheme="minorHAnsi" w:cstheme="minorHAnsi"/>
-                <w:color w:val="00B050"/>
-                <w:sz w:val="28"/>
-                <w:szCs w:val="28"/>
-                <w:lang w:val="en-IN"/>
-              </w:rPr>
-            </w:pPr>
-            <w:proofErr w:type="spellStart"/>
-            <w:r>
-              <w:rPr>
-                <w:rFonts w:asciiTheme="minorHAnsi" w:hAnsiTheme="minorHAnsi" w:cstheme="minorHAnsi"/>
-                <w:color w:val="00B050"/>
-                <w:sz w:val="28"/>
-                <w:szCs w:val="28"/>
-                <w:lang w:val="en-IN"/>
-              </w:rPr>
-              <w:t>G_directed.add_edge</w:t>
-            </w:r>
-            <w:proofErr w:type="spellEnd"/>
-            <w:r>
-              <w:rPr>
-                <w:rFonts w:asciiTheme="minorHAnsi" w:hAnsiTheme="minorHAnsi" w:cstheme="minorHAnsi"/>
-                <w:color w:val="00B050"/>
-                <w:sz w:val="28"/>
-                <w:szCs w:val="28"/>
-                <w:lang w:val="en-IN"/>
-              </w:rPr>
-              <w:t>('B', 'C')</w:t>
-            </w:r>
-          </w:p>
-          <w:p>
-            <w:pPr>
-              <w:pStyle w:val="TableParagraph"/>
-              <w:ind w:left="720"/>
-              <w:rPr>
-                <w:rFonts w:asciiTheme="minorHAnsi" w:hAnsiTheme="minorHAnsi" w:cstheme="minorHAnsi"/>
-                <w:color w:val="00B050"/>
-                <w:sz w:val="28"/>
-                <w:szCs w:val="28"/>
-                <w:lang w:val="en-IN"/>
-              </w:rPr>
-            </w:pPr>
-            <w:proofErr w:type="spellStart"/>
-            <w:r>
-              <w:rPr>
-                <w:rFonts w:asciiTheme="minorHAnsi" w:hAnsiTheme="minorHAnsi" w:cstheme="minorHAnsi"/>
-                <w:color w:val="00B050"/>
-                <w:sz w:val="28"/>
-                <w:szCs w:val="28"/>
-                <w:lang w:val="en-IN"/>
-              </w:rPr>
-              <w:t>G_directed.add_edge</w:t>
-            </w:r>
-            <w:proofErr w:type="spellEnd"/>
-            <w:r>
-              <w:rPr>
-                <w:rFonts w:asciiTheme="minorHAnsi" w:hAnsiTheme="minorHAnsi" w:cstheme="minorHAnsi"/>
-                <w:color w:val="00B050"/>
-                <w:sz w:val="28"/>
-                <w:szCs w:val="28"/>
-                <w:lang w:val="en-IN"/>
-              </w:rPr>
-              <w:t>('C', 'D')</w:t>
-            </w:r>
-          </w:p>
-          <w:p>
-            <w:pPr>
-              <w:pStyle w:val="TableParagraph"/>
-              <w:ind w:left="720"/>
-              <w:rPr>
-                <w:rFonts w:asciiTheme="minorHAnsi" w:hAnsiTheme="minorHAnsi" w:cstheme="minorHAnsi"/>
-                <w:color w:val="00B050"/>
-                <w:sz w:val="28"/>
-                <w:szCs w:val="28"/>
-                <w:lang w:val="en-IN"/>
-              </w:rPr>
-            </w:pPr>
-            <w:proofErr w:type="spellStart"/>
-            <w:r>
-              <w:rPr>
-                <w:rFonts w:asciiTheme="minorHAnsi" w:hAnsiTheme="minorHAnsi" w:cstheme="minorHAnsi"/>
-                <w:color w:val="00B050"/>
-                <w:sz w:val="28"/>
-                <w:szCs w:val="28"/>
-                <w:lang w:val="en-IN"/>
-              </w:rPr>
-              <w:t>G_directed.add_edge</w:t>
-            </w:r>
-            <w:proofErr w:type="spellEnd"/>
-            <w:r>
-              <w:rPr>
-                <w:rFonts w:asciiTheme="minorHAnsi" w:hAnsiTheme="minorHAnsi" w:cstheme="minorHAnsi"/>
-                <w:color w:val="00B050"/>
-                <w:sz w:val="28"/>
-                <w:szCs w:val="28"/>
-                <w:lang w:val="en-IN"/>
-              </w:rPr>
-              <w:t>('D', 'A')</w:t>
-            </w:r>
-          </w:p>
-          <w:p>
-            <w:pPr>
-              <w:pStyle w:val="TableParagraph"/>
-              <w:ind w:left="720"/>
-              <w:rPr>
-                <w:rFonts w:asciiTheme="minorHAnsi" w:hAnsiTheme="minorHAnsi" w:cstheme="minorHAnsi"/>
-                <w:color w:val="00B050"/>
-                <w:sz w:val="28"/>
-                <w:szCs w:val="28"/>
-                <w:lang w:val="en-IN"/>
-              </w:rPr>
-            </w:pPr>
-          </w:p>
-          <w:p>
-            <w:pPr>
-              <w:pStyle w:val="TableParagraph"/>
-              <w:ind w:left="720"/>
-              <w:rPr>
-                <w:rFonts w:asciiTheme="minorHAnsi" w:hAnsiTheme="minorHAnsi" w:cstheme="minorHAnsi"/>
-                <w:color w:val="00B050"/>
-                <w:sz w:val="28"/>
-                <w:szCs w:val="28"/>
-                <w:lang w:val="en-IN"/>
-              </w:rPr>
-            </w:pPr>
             <w:r>
               <w:rPr>
                 <w:rFonts w:asciiTheme="minorHAnsi" w:hAnsiTheme="minorHAnsi" w:cstheme="minorHAnsi"/>
                 <w:i/>
                 <w:iCs/>
-                <w:color w:val="00B050"/>
-                <w:sz w:val="28"/>
-                <w:szCs w:val="28"/>
-                <w:lang w:val="en-IN"/>
-              </w:rPr>
-              <w:t># Create an undirected graph</w:t>
-            </w:r>
-          </w:p>
-          <w:p>
-            <w:pPr>
-              <w:pStyle w:val="TableParagraph"/>
-              <w:ind w:left="720"/>
-              <w:rPr>
-                <w:rFonts w:asciiTheme="minorHAnsi" w:hAnsiTheme="minorHAnsi" w:cstheme="minorHAnsi"/>
-                <w:color w:val="00B050"/>
-                <w:sz w:val="28"/>
-                <w:szCs w:val="28"/>
-                <w:lang w:val="en-IN"/>
-              </w:rPr>
-            </w:pPr>
-            <w:r>
-              <w:rPr>
-                <w:rFonts w:asciiTheme="minorHAnsi" w:hAnsiTheme="minorHAnsi" w:cstheme="minorHAnsi"/>
                 <w:noProof/>
                 <w:color w:val="00B050"/>
                 <w:sz w:val="28"/>
                 <w:szCs w:val="28"/>
                 <w:lang w:val="en-IN"/>
               </w:rPr>
+              <mc:AlternateContent>
+                <mc:Choice Requires="wps">
+                  <w:drawing>
+                    <wp:anchor distT="45720" distB="45720" distL="114300" distR="114300" simplePos="0" relativeHeight="251678208" behindDoc="1" locked="0" layoutInCell="1" allowOverlap="1" wp14:anchorId="1A0BC930" wp14:editId="51C0414C">
+                      <wp:simplePos x="0" y="0"/>
+                      <wp:positionH relativeFrom="column">
+                        <wp:posOffset>4109085</wp:posOffset>
+                      </wp:positionH>
+                      <wp:positionV relativeFrom="paragraph">
+                        <wp:posOffset>21590</wp:posOffset>
+                      </wp:positionV>
+                      <wp:extent cx="1561381" cy="436581"/>
+                      <wp:effectExtent l="0" t="0" r="0" b="1905"/>
+                      <wp:wrapNone/>
+                      <wp:docPr id="217" name="Text Box 2"/>
+                      <wp:cNvGraphicFramePr>
+                        <a:graphicFrameLocks xmlns:a="http://schemas.openxmlformats.org/drawingml/2006/main"/>
+                      </wp:cNvGraphicFramePr>
+                      <a:graphic xmlns:a="http://schemas.openxmlformats.org/drawingml/2006/main">
+                        <a:graphicData uri="http://schemas.microsoft.com/office/word/2010/wordprocessingShape">
+                          <wps:wsp>
+                            <wps:cNvSpPr txBox="1">
+                              <a:spLocks noChangeArrowheads="1"/>
+                            </wps:cNvSpPr>
+                            <wps:spPr bwMode="auto">
+                              <a:xfrm>
+                                <a:off x="0" y="0"/>
+                                <a:ext cx="1561381" cy="436581"/>
+                              </a:xfrm>
+                              <a:prstGeom prst="rect">
+                                <a:avLst/>
+                              </a:prstGeom>
+                              <a:noFill/>
+                              <a:ln w="9525">
+                                <a:noFill/>
+                                <a:miter lim="800000"/>
+                                <a:headEnd/>
+                                <a:tailEnd/>
+                              </a:ln>
+                            </wps:spPr>
+                            <wps:txbx>
+                              <w:txbxContent>
+                                <w:p>
+                                  <w:pPr>
+                                    <w:rPr>
+                                      <w:b/>
+                                      <w:bCs/>
+                                      <w:color w:val="FF0000"/>
+                                      <w:sz w:val="28"/>
+                                      <w:szCs w:val="28"/>
+                                    </w:rPr>
+                                  </w:pPr>
+                                  <w:r>
+                                    <w:rPr>
+                                      <w:b/>
+                                      <w:bCs/>
+                                      <w:color w:val="FF0000"/>
+                                      <w:sz w:val="28"/>
+                                      <w:szCs w:val="28"/>
+                                    </w:rPr>
+                                    <w:t>Directed Graph</w:t>
+                                  </w:r>
+                                </w:p>
+                              </w:txbxContent>
+                            </wps:txbx>
+                            <wps:bodyPr rot="0" vert="horz" wrap="square" lIns="91440" tIns="45720" rIns="91440" bIns="45720" anchor="t" anchorCtr="0">
+                              <a:noAutofit/>
+                            </wps:bodyPr>
+                          </wps:wsp>
+                        </a:graphicData>
+                      </a:graphic>
+                      <wp14:sizeRelH relativeFrom="margin">
+                        <wp14:pctWidth>0</wp14:pctWidth>
+                      </wp14:sizeRelH>
+                      <wp14:sizeRelV relativeFrom="margin">
+                        <wp14:pctHeight>0</wp14:pctHeight>
+                      </wp14:sizeRelV>
+                    </wp:anchor>
+                  </w:drawing>
+                </mc:Choice>
+                <mc:Fallback>
+                  <w:pict>
+                    <v:shapetype w14:anchorId="1A0BC930" id="_x0000_t202" coordsize="21600,21600" o:spt="202" path="m,l,21600r21600,l21600,xe">
+                      <v:stroke joinstyle="miter"/>
+                      <v:path gradientshapeok="t" o:connecttype="rect"/>
+                    </v:shapetype>
+                    <v:shape id="Text Box 2" o:spid="_x0000_s1026" type="#_x0000_t202" style="position:absolute;left:0;text-align:left;margin-left:323.55pt;margin-top:1.7pt;width:122.95pt;height:34.4pt;z-index:-251638272;visibility:visible;mso-wrap-style:square;mso-width-percent:0;mso-height-percent:0;mso-wrap-distance-left:9pt;mso-wrap-distance-top:3.6pt;mso-wrap-distance-right:9pt;mso-wrap-distance-bottom:3.6pt;mso-position-horizontal:absolute;mso-position-horizontal-relative:text;mso-position-vertical:absolute;mso-position-vertical-relative:text;mso-width-percent:0;mso-height-percent:0;mso-width-relative:margin;mso-height-relative:margin;v-text-anchor:top" o:gfxdata="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" filled="f" stroked="f">
+                      <v:textbox>
+                        <w:txbxContent>
+                          <w:p>
+                            <w:pPr>
+                              <w:rPr>
+                                <w:b/>
+                                <w:bCs/>
+                                <w:color w:val="FF0000"/>
+                                <w:sz w:val="28"/>
+                                <w:szCs w:val="28"/>
+                              </w:rPr>
+                            </w:pPr>
+                            <w:r>
+                              <w:rPr>
+                                <w:b/>
+                                <w:bCs/>
+                                <w:color w:val="FF0000"/>
+                                <w:sz w:val="28"/>
+                                <w:szCs w:val="28"/>
+                              </w:rPr>
+                              <w:t>Directed Graph</w:t>
+                            </w:r>
+                          </w:p>
+                        </w:txbxContent>
+                      </v:textbox>
+                    </v:shape>
+                  </w:pict>
+                </mc:Fallback>
+              </mc:AlternateContent>
+            </w:r>
+            <w:proofErr w:type="spellStart"/>
+            <w:r>
+              <w:rPr>
+                <w:rFonts w:asciiTheme="minorHAnsi" w:hAnsiTheme="minorHAnsi" w:cstheme="minorHAnsi"/>
+                <w:color w:val="00B050"/>
+                <w:sz w:val="28"/>
+                <w:szCs w:val="28"/>
+                <w:lang w:val="en-IN"/>
+              </w:rPr>
+              <w:t>G_directed.add_edge</w:t>
+            </w:r>
+            <w:proofErr w:type="spellEnd"/>
+            <w:r>
+              <w:rPr>
+                <w:rFonts w:asciiTheme="minorHAnsi" w:hAnsiTheme="minorHAnsi" w:cstheme="minorHAnsi"/>
+                <w:color w:val="00B050"/>
+                <w:sz w:val="28"/>
+                <w:szCs w:val="28"/>
+                <w:lang w:val="en-IN"/>
+              </w:rPr>
+              <w:t>('A', 'B')</w:t>
+            </w:r>
+          </w:p>
+          <w:p>
+            <w:pPr>
+              <w:pStyle w:val="TableParagraph"/>
+              <w:ind w:left="720"/>
+              <w:rPr>
+                <w:rFonts w:asciiTheme="minorHAnsi" w:hAnsiTheme="minorHAnsi" w:cstheme="minorHAnsi"/>
+                <w:color w:val="00B050"/>
+                <w:sz w:val="28"/>
+                <w:szCs w:val="28"/>
+                <w:lang w:val="en-IN"/>
+              </w:rPr>
+            </w:pPr>
+            <w:proofErr w:type="spellStart"/>
+            <w:r>
+              <w:rPr>
+                <w:rFonts w:asciiTheme="minorHAnsi" w:hAnsiTheme="minorHAnsi" w:cstheme="minorHAnsi"/>
+                <w:color w:val="00B050"/>
+                <w:sz w:val="28"/>
+                <w:szCs w:val="28"/>
+                <w:lang w:val="en-IN"/>
+              </w:rPr>
+              <w:t>G_directed.add_edge</w:t>
+            </w:r>
+            <w:proofErr w:type="spellEnd"/>
+            <w:r>
+              <w:rPr>
+                <w:rFonts w:asciiTheme="minorHAnsi" w:hAnsiTheme="minorHAnsi" w:cstheme="minorHAnsi"/>
+                <w:color w:val="00B050"/>
+                <w:sz w:val="28"/>
+                <w:szCs w:val="28"/>
+                <w:lang w:val="en-IN"/>
+              </w:rPr>
+              <w:t>('B', 'C')</w:t>
+            </w:r>
+          </w:p>
+          <w:p>
+            <w:pPr>
+              <w:pStyle w:val="TableParagraph"/>
+              <w:ind w:left="720"/>
+              <w:rPr>
+                <w:rFonts w:asciiTheme="minorHAnsi" w:hAnsiTheme="minorHAnsi" w:cstheme="minorHAnsi"/>
+                <w:color w:val="00B050"/>
+                <w:sz w:val="28"/>
+                <w:szCs w:val="28"/>
+                <w:lang w:val="en-IN"/>
+              </w:rPr>
+            </w:pPr>
+            <w:proofErr w:type="spellStart"/>
+            <w:r>
+              <w:rPr>
+                <w:rFonts w:asciiTheme="minorHAnsi" w:hAnsiTheme="minorHAnsi" w:cstheme="minorHAnsi"/>
+                <w:color w:val="00B050"/>
+                <w:sz w:val="28"/>
+                <w:szCs w:val="28"/>
+                <w:lang w:val="en-IN"/>
+              </w:rPr>
+              <w:t>G_directed.add_edge</w:t>
+            </w:r>
+            <w:proofErr w:type="spellEnd"/>
+            <w:r>
+              <w:rPr>
+                <w:rFonts w:asciiTheme="minorHAnsi" w:hAnsiTheme="minorHAnsi" w:cstheme="minorHAnsi"/>
+                <w:color w:val="00B050"/>
+                <w:sz w:val="28"/>
+                <w:szCs w:val="28"/>
+                <w:lang w:val="en-IN"/>
+              </w:rPr>
+              <w:t>('C', 'D')</w:t>
+            </w:r>
+          </w:p>
+          <w:p>
+            <w:pPr>
+              <w:pStyle w:val="TableParagraph"/>
+              <w:ind w:left="720"/>
+              <w:rPr>
+                <w:rFonts w:asciiTheme="minorHAnsi" w:hAnsiTheme="minorHAnsi" w:cstheme="minorHAnsi"/>
+                <w:color w:val="00B050"/>
+                <w:sz w:val="28"/>
+                <w:szCs w:val="28"/>
+                <w:lang w:val="en-IN"/>
+              </w:rPr>
+            </w:pPr>
+            <w:proofErr w:type="spellStart"/>
+            <w:r>
+              <w:rPr>
+                <w:rFonts w:asciiTheme="minorHAnsi" w:hAnsiTheme="minorHAnsi" w:cstheme="minorHAnsi"/>
+                <w:color w:val="00B050"/>
+                <w:sz w:val="28"/>
+                <w:szCs w:val="28"/>
+                <w:lang w:val="en-IN"/>
+              </w:rPr>
+              <w:t>G_directed.add_edge</w:t>
+            </w:r>
+            <w:proofErr w:type="spellEnd"/>
+            <w:r>
+              <w:rPr>
+                <w:rFonts w:asciiTheme="minorHAnsi" w:hAnsiTheme="minorHAnsi" w:cstheme="minorHAnsi"/>
+                <w:color w:val="00B050"/>
+                <w:sz w:val="28"/>
+                <w:szCs w:val="28"/>
+                <w:lang w:val="en-IN"/>
+              </w:rPr>
+              <w:t>('D', 'A')</w:t>
+            </w:r>
+          </w:p>
+          <w:p>
+            <w:pPr>
+              <w:pStyle w:val="TableParagraph"/>
+              <w:ind w:left="720"/>
+              <w:rPr>
+                <w:rFonts w:asciiTheme="minorHAnsi" w:hAnsiTheme="minorHAnsi" w:cstheme="minorHAnsi"/>
+                <w:color w:val="00B050"/>
+                <w:sz w:val="28"/>
+                <w:szCs w:val="28"/>
+                <w:lang w:val="en-IN"/>
+              </w:rPr>
+            </w:pPr>
+          </w:p>
+          <w:p>
+            <w:pPr>
+              <w:pStyle w:val="TableParagraph"/>
+              <w:ind w:left="720"/>
+              <w:rPr>
+                <w:rFonts w:asciiTheme="minorHAnsi" w:hAnsiTheme="minorHAnsi" w:cstheme="minorHAnsi"/>
+                <w:color w:val="00B050"/>
+                <w:sz w:val="28"/>
+                <w:szCs w:val="28"/>
+                <w:lang w:val="en-IN"/>
+              </w:rPr>
+            </w:pPr>
+            <w:r>
+              <w:rPr>
+                <w:rFonts w:asciiTheme="minorHAnsi" w:hAnsiTheme="minorHAnsi" w:cstheme="minorHAnsi"/>
+                <w:noProof/>
+                <w:sz w:val="28"/>
+                <w:szCs w:val="28"/>
+                <w:lang w:val="en-IN"/>
+              </w:rPr>
               <w:drawing>
-                <wp:anchor distT="0" distB="0" distL="114300" distR="114300" simplePos="0" relativeHeight="251662336" behindDoc="1" locked="0" layoutInCell="1" allowOverlap="1" wp14:anchorId="79B101CB" wp14:editId="63F18B0E">
+                <wp:anchor distT="0" distB="0" distL="114300" distR="114300" simplePos="0" relativeHeight="251659776" behindDoc="1" locked="0" layoutInCell="1" allowOverlap="1" wp14:anchorId="02B6A727" wp14:editId="653E735D">
                   <wp:simplePos x="0" y="0"/>
                   <wp:positionH relativeFrom="column">
-                    <wp:posOffset>4209403</wp:posOffset>
+                    <wp:posOffset>3303378</wp:posOffset>
                   </wp:positionH>
                   <wp:positionV relativeFrom="paragraph">
-                    <wp:posOffset>201535</wp:posOffset>
+                    <wp:posOffset>83545</wp:posOffset>
                   </wp:positionV>
-                  <wp:extent cx="2129051" cy="1596788"/>
-                  <wp:effectExtent l="0" t="0" r="5080" b="3810"/>
+                  <wp:extent cx="3201035" cy="2047611"/>
+                  <wp:effectExtent l="0" t="0" r="0" b="0"/>
                   <wp:wrapNone/>
-                  <wp:docPr id="697184463" name="Picture 4"/>
+                  <wp:docPr id="323271732" name="Picture 3"/>
                   <wp:cNvGraphicFramePr>
                     <a:graphicFrameLocks xmlns:a="http://schemas.openxmlformats.org/drawingml/2006/main" noChangeAspect="1"/>
                   </wp:cNvGraphicFramePr>
@@ -1878,7 +1979,7 @@
                     <a:graphicData uri="http://schemas.openxmlformats.org/drawingml/2006/picture">
                       <pic:pic xmlns:pic="http://schemas.openxmlformats.org/drawingml/2006/picture">
                         <pic:nvPicPr>
-                          <pic:cNvPr id="697184463" name="Picture 4"/>
+                          <pic:cNvPr id="323271732" name="Picture 3"/>
                           <pic:cNvPicPr/>
                         </pic:nvPicPr>
                         <pic:blipFill>
@@ -1896,7 +1997,7 @@
                         <pic:spPr>
                           <a:xfrm>
                             <a:off x="0" y="0"/>
-                            <a:ext cx="2129051" cy="1596788"/>
+                            <a:ext cx="3201035" cy="2047611"/>
                           </a:xfrm>
                           <a:prstGeom prst="rect">
                             <a:avLst/>
@@ -1914,6 +2015,31 @@
                 </wp:anchor>
               </w:drawing>
             </w:r>
+            <w:r>
+              <w:rPr>
+                <w:rFonts w:asciiTheme="minorHAnsi" w:hAnsiTheme="minorHAnsi" w:cstheme="minorHAnsi"/>
+                <w:i/>
+                <w:iCs/>
+                <w:color w:val="00B050"/>
+                <w:sz w:val="28"/>
+                <w:szCs w:val="28"/>
+                <w:lang w:val="en-IN"/>
+              </w:rPr>
+              <w:t># Create an undirected graph</w:t>
+            </w:r>
+          </w:p>
+          <w:p>
+            <w:pPr>
+              <w:pStyle w:val="TableParagraph"/>
+              <w:ind w:left="720"/>
+              <w:rPr>
+                <w:rFonts w:asciiTheme="minorHAnsi" w:hAnsiTheme="minorHAnsi" w:cstheme="minorHAnsi"/>
+                <w:color w:val="00B050"/>
+                <w:sz w:val="28"/>
+                <w:szCs w:val="28"/>
+                <w:lang w:val="en-IN"/>
+              </w:rPr>
+            </w:pPr>
             <w:proofErr w:type="spellStart"/>
             <w:r>
               <w:rPr>
@@ -2006,6 +2132,161 @@
                 <w:lang w:val="en-IN"/>
               </w:rPr>
             </w:pPr>
+            <w:r>
+              <w:rPr>
+                <w:rFonts w:asciiTheme="minorHAnsi" w:hAnsiTheme="minorHAnsi" w:cstheme="minorHAnsi"/>
+                <w:i/>
+                <w:iCs/>
+                <w:noProof/>
+                <w:color w:val="00B050"/>
+                <w:sz w:val="28"/>
+                <w:szCs w:val="28"/>
+                <w:lang w:val="en-IN"/>
+              </w:rPr>
+              <mc:AlternateContent>
+                <mc:Choice Requires="wps">
+                  <w:drawing>
+                    <wp:anchor distT="45720" distB="45720" distL="114300" distR="114300" simplePos="0" relativeHeight="251681280" behindDoc="1" locked="0" layoutInCell="1" allowOverlap="1" wp14:anchorId="37159E7A" wp14:editId="7FE6CA50">
+                      <wp:simplePos x="0" y="0"/>
+                      <wp:positionH relativeFrom="column">
+                        <wp:posOffset>3954780</wp:posOffset>
+                      </wp:positionH>
+                      <wp:positionV relativeFrom="paragraph">
+                        <wp:posOffset>122555</wp:posOffset>
+                      </wp:positionV>
+                      <wp:extent cx="1828800" cy="579120"/>
+                      <wp:effectExtent l="0" t="0" r="0" b="0"/>
+                      <wp:wrapTight wrapText="bothSides">
+                        <wp:wrapPolygon edited="0">
+                          <wp:start x="675" y="0"/>
+                          <wp:lineTo x="675" y="20605"/>
+                          <wp:lineTo x="20700" y="20605"/>
+                          <wp:lineTo x="20700" y="0"/>
+                          <wp:lineTo x="675" y="0"/>
+                        </wp:wrapPolygon>
+                      </wp:wrapTight>
+                      <wp:docPr id="520493564" name="Text Box 2"/>
+                      <wp:cNvGraphicFramePr>
+                        <a:graphicFrameLocks xmlns:a="http://schemas.openxmlformats.org/drawingml/2006/main"/>
+                      </wp:cNvGraphicFramePr>
+                      <a:graphic xmlns:a="http://schemas.openxmlformats.org/drawingml/2006/main">
+                        <a:graphicData uri="http://schemas.microsoft.com/office/word/2010/wordprocessingShape">
+                          <wps:wsp>
+                            <wps:cNvSpPr txBox="1">
+                              <a:spLocks noChangeArrowheads="1"/>
+                            </wps:cNvSpPr>
+                            <wps:spPr bwMode="auto">
+                              <a:xfrm>
+                                <a:off x="0" y="0"/>
+                                <a:ext cx="1828800" cy="579120"/>
+                              </a:xfrm>
+                              <a:prstGeom prst="rect">
+                                <a:avLst/>
+                              </a:prstGeom>
+                              <a:noFill/>
+                              <a:ln w="9525">
+                                <a:noFill/>
+                                <a:miter lim="800000"/>
+                                <a:headEnd/>
+                                <a:tailEnd/>
+                              </a:ln>
+                            </wps:spPr>
+                            <wps:txbx>
+                              <w:txbxContent>
+                                <w:p>
+                                  <w:pPr>
+                                    <w:jc w:val="center"/>
+                                    <w:rPr>
+                                      <w:b/>
+                                      <w:bCs/>
+                                      <w:color w:val="00B0F0"/>
+                                      <w:sz w:val="28"/>
+                                      <w:szCs w:val="28"/>
+                                    </w:rPr>
+                                  </w:pPr>
+                                  <w:r>
+                                    <w:rPr>
+                                      <w:b/>
+                                      <w:bCs/>
+                                      <w:color w:val="00B0F0"/>
+                                      <w:sz w:val="28"/>
+                                      <w:szCs w:val="28"/>
+                                    </w:rPr>
+                                    <w:t>Und</w:t>
+                                  </w:r>
+                                  <w:r>
+                                    <w:rPr>
+                                      <w:b/>
+                                      <w:bCs/>
+                                      <w:color w:val="00B0F0"/>
+                                      <w:sz w:val="28"/>
+                                      <w:szCs w:val="28"/>
+                                    </w:rPr>
+                                    <w:t>irected Graph</w:t>
+                                  </w:r>
+                                </w:p>
+                              </w:txbxContent>
+                            </wps:txbx>
+                            <wps:bodyPr rot="0" vert="horz" wrap="square" lIns="91440" tIns="45720" rIns="91440" bIns="45720" anchor="t" anchorCtr="0">
+                              <a:noAutofit/>
+                            </wps:bodyPr>
+                          </wps:wsp>
+                        </a:graphicData>
+                      </a:graphic>
+                      <wp14:sizeRelH relativeFrom="margin">
+                        <wp14:pctWidth>0</wp14:pctWidth>
+                      </wp14:sizeRelH>
+                      <wp14:sizeRelV relativeFrom="margin">
+                        <wp14:pctHeight>0</wp14:pctHeight>
+                      </wp14:sizeRelV>
+                    </wp:anchor>
+                  </w:drawing>
+                </mc:Choice>
+                <mc:Fallback>
+                  <w:pict>
+                    <v:shape w14:anchorId="37159E7A" id="_x0000_s1027" type="#_x0000_t202" style="position:absolute;left:0;text-align:left;margin-left:311.4pt;margin-top:9.65pt;width:2in;height:45.6pt;z-index:-251635200;visibility:visible;mso-wrap-style:square;mso-width-percent:0;mso-height-percent:0;mso-wrap-distance-left:9pt;mso-wrap-distance-top:3.6pt;mso-wrap-distance-right:9pt;mso-wrap-distance-bottom:3.6pt;mso-position-horizontal:absolute;mso-position-horizontal-relative:text;mso-position-vertical:absolute;mso-position-vertical-relative:text;mso-width-percent:0;mso-height-percent:0;mso-width-relative:margin;mso-height-relative:margin;v-text-anchor:top" o:gfxdata="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" filled="f" stroked="f">
+                      <v:textbox>
+                        <w:txbxContent>
+                          <w:p>
+                            <w:pPr>
+                              <w:jc w:val="center"/>
+                              <w:rPr>
+                                <w:b/>
+                                <w:bCs/>
+                                <w:color w:val="00B0F0"/>
+                                <w:sz w:val="28"/>
+                                <w:szCs w:val="28"/>
+                              </w:rPr>
+                            </w:pPr>
+                            <w:r>
+                              <w:rPr>
+                                <w:b/>
+                                <w:bCs/>
+                                <w:color w:val="00B0F0"/>
+                                <w:sz w:val="28"/>
+                                <w:szCs w:val="28"/>
+                              </w:rPr>
+                              <w:t>Und</w:t>
+                            </w:r>
+                            <w:r>
+                              <w:rPr>
+                                <w:b/>
+                                <w:bCs/>
+                                <w:color w:val="00B0F0"/>
+                                <w:sz w:val="28"/>
+                                <w:szCs w:val="28"/>
+                              </w:rPr>
+                              <w:t>irected Graph</w:t>
+                            </w:r>
+                          </w:p>
+                        </w:txbxContent>
+                      </v:textbox>
+                      <w10:wrap type="tight"/>
+                    </v:shape>
+                  </w:pict>
+                </mc:Fallback>
+              </mc:AlternateContent>
+            </w:r>
             <w:proofErr w:type="spellStart"/>
             <w:r>
               <w:rPr>
@@ -2027,6 +2308,19 @@
                 <w:lang w:val="en-IN"/>
               </w:rPr>
               <w:t>(2, 3)</w:t>
+            </w:r>
+            <w:r>
+              <w:rPr>
+                <w:rFonts w:asciiTheme="minorHAnsi" w:hAnsiTheme="minorHAnsi" w:cstheme="minorHAnsi"/>
+                <w:i/>
+                <w:iCs/>
+                <w:noProof/>
+                <w:color w:val="00B050"/>
+                <w:sz w:val="28"/>
+                <w:szCs w:val="28"/>
+                <w:lang w:val="en-IN"/>
+              </w:rPr>
+              <w:t xml:space="preserve"> </w:t>
             </w:r>
           </w:p>
           <w:p>
@@ -12116,6 +12410,7 @@
   <w:style w:type="character" w:default="1" w:styleId="DefaultParagraphFont">
     <w:name w:val="Default Paragraph Font"/>
     <w:uiPriority w:val="1"/>
+    <w:semiHidden/>
     <w:unhideWhenUsed/>
   </w:style>
   <w:style w:type="table" w:default="1" w:styleId="TableNormal">
